--- a/Doc/NHẬN XÉT BÁO CÁO CẬP NHẬT TIẾN ĐỘ_1.docx
+++ b/Doc/NHẬN XÉT BÁO CÁO CẬP NHẬT TIẾN ĐỘ_1.docx
@@ -247,7 +247,25 @@
           <w:sz w:val="26"/>
           <w:szCs w:val="26"/>
         </w:rPr>
-        <w:t xml:space="preserve"> Việc quantize mô hình sang .tflite cho thấy nhóm có tầm nhìn về deployment trên thiết bị thực tế (</w:t>
+        <w:t xml:space="preserve"> Việc quantize mô hình </w:t>
+      </w:r>
+      <w:proofErr w:type="gramStart"/>
+      <w:r>
+        <w:rPr>
+          <w:rFonts w:ascii="Times New Roman" w:hAnsi="Times New Roman" w:cs="Times New Roman"/>
+          <w:sz w:val="26"/>
+          <w:szCs w:val="26"/>
+        </w:rPr>
+        <w:t>sang .tflite</w:t>
+      </w:r>
+      <w:proofErr w:type="gramEnd"/>
+      <w:r>
+        <w:rPr>
+          <w:rFonts w:ascii="Times New Roman" w:hAnsi="Times New Roman" w:cs="Times New Roman"/>
+          <w:sz w:val="26"/>
+          <w:szCs w:val="26"/>
+        </w:rPr>
+        <w:t xml:space="preserve"> cho thấy nhóm có tầm nhìn về deployment trên thiết bị thực tế (</w:t>
       </w:r>
       <w:r>
         <w:rPr>
@@ -685,7 +703,31 @@
           <w:sz w:val="26"/>
           <w:szCs w:val="26"/>
         </w:rPr>
-        <w:t>gia đình người cao tuổi? bệnh viện? camera an ninh?</w:t>
+        <w:t xml:space="preserve">gia đình người cao tuổi? bệnh viện? camera </w:t>
+      </w:r>
+      <w:proofErr w:type="gramStart"/>
+      <w:r>
+        <w:rPr>
+          <w:rFonts w:ascii="Times New Roman" w:hAnsi="Times New Roman" w:cs="Times New Roman"/>
+          <w:i/>
+          <w:iCs/>
+          <w:color w:val="FF0000"/>
+          <w:sz w:val="26"/>
+          <w:szCs w:val="26"/>
+        </w:rPr>
+        <w:t>an</w:t>
+      </w:r>
+      <w:proofErr w:type="gramEnd"/>
+      <w:r>
+        <w:rPr>
+          <w:rFonts w:ascii="Times New Roman" w:hAnsi="Times New Roman" w:cs="Times New Roman"/>
+          <w:i/>
+          <w:iCs/>
+          <w:color w:val="FF0000"/>
+          <w:sz w:val="26"/>
+          <w:szCs w:val="26"/>
+        </w:rPr>
+        <w:t xml:space="preserve"> ninh?</w:t>
       </w:r>
       <w:r>
         <w:rPr>
@@ -2259,6 +2301,6847 @@
         <w:t>)</w:t>
       </w:r>
     </w:p>
+    <w:p>
+      <w:pPr>
+        <w:jc w:val="both"/>
+        <w:rPr>
+          <w:rFonts w:ascii="Times New Roman" w:hAnsi="Times New Roman" w:cs="Times New Roman"/>
+          <w:b/>
+          <w:bCs/>
+          <w:sz w:val="26"/>
+          <w:szCs w:val="26"/>
+          <w:lang w:val="vi-VN"/>
+        </w:rPr>
+      </w:pPr>
+    </w:p>
+    <w:p>
+      <w:pPr>
+        <w:rPr>
+          <w:rFonts w:ascii="Times New Roman" w:hAnsi="Times New Roman" w:cs="Times New Roman"/>
+          <w:b/>
+          <w:bCs/>
+          <w:sz w:val="26"/>
+          <w:szCs w:val="26"/>
+          <w:lang w:val="vi-VN"/>
+        </w:rPr>
+      </w:pPr>
+      <w:r>
+        <w:rPr>
+          <w:rFonts w:ascii="Times New Roman" w:hAnsi="Times New Roman" w:cs="Times New Roman"/>
+          <w:b/>
+          <w:bCs/>
+          <w:sz w:val="26"/>
+          <w:szCs w:val="26"/>
+          <w:lang w:val="vi-VN"/>
+        </w:rPr>
+        <w:br w:type="page"/>
+      </w:r>
+    </w:p>
+    <w:p>
+      <w:pPr>
+        <w:jc w:val="both"/>
+        <w:rPr>
+          <w:rFonts w:ascii="Times New Roman" w:hAnsi="Times New Roman" w:cs="Times New Roman"/>
+          <w:b/>
+          <w:bCs/>
+          <w:sz w:val="26"/>
+          <w:szCs w:val="26"/>
+          <w:lang w:val="vi-VN"/>
+        </w:rPr>
+      </w:pPr>
+    </w:p>
+    <w:p>
+      <w:pPr>
+        <w:jc w:val="both"/>
+        <w:rPr>
+          <w:rFonts w:ascii="Times New Roman" w:hAnsi="Times New Roman" w:cs="Times New Roman"/>
+          <w:b/>
+          <w:bCs/>
+          <w:sz w:val="26"/>
+          <w:szCs w:val="26"/>
+        </w:rPr>
+      </w:pPr>
+      <w:r>
+        <w:rPr>
+          <w:rFonts w:ascii="Times New Roman" w:hAnsi="Times New Roman" w:cs="Times New Roman"/>
+          <w:b/>
+          <w:bCs/>
+          <w:sz w:val="26"/>
+          <w:szCs w:val="26"/>
+        </w:rPr>
+        <w:t>Bạn cần làm gì — lộ trình train lại TFLite (theo hướng GV)</w:t>
+      </w:r>
+    </w:p>
+    <w:p>
+      <w:pPr>
+        <w:jc w:val="both"/>
+        <w:rPr>
+          <w:rFonts w:ascii="Times New Roman" w:hAnsi="Times New Roman" w:cs="Times New Roman"/>
+          <w:sz w:val="26"/>
+          <w:szCs w:val="26"/>
+        </w:rPr>
+      </w:pPr>
+      <w:r>
+        <w:rPr>
+          <w:rFonts w:ascii="Times New Roman" w:hAnsi="Times New Roman" w:cs="Times New Roman"/>
+          <w:sz w:val="26"/>
+          <w:szCs w:val="26"/>
+        </w:rPr>
+        <w:t>Thứ tự </w:t>
+      </w:r>
+      <w:r>
+        <w:rPr>
+          <w:rFonts w:ascii="Times New Roman" w:hAnsi="Times New Roman" w:cs="Times New Roman"/>
+          <w:b/>
+          <w:bCs/>
+          <w:sz w:val="26"/>
+          <w:szCs w:val="26"/>
+        </w:rPr>
+        <w:t>bắt buộc</w:t>
+      </w:r>
+      <w:r>
+        <w:rPr>
+          <w:rFonts w:ascii="Times New Roman" w:hAnsi="Times New Roman" w:cs="Times New Roman"/>
+          <w:sz w:val="26"/>
+          <w:szCs w:val="26"/>
+        </w:rPr>
+        <w:t>: sửa chia dữ liệu → train + đánh giá chuẩn → export TFLite → gắn vào app.py. </w:t>
+      </w:r>
+      <w:r>
+        <w:rPr>
+          <w:rFonts w:ascii="Times New Roman" w:hAnsi="Times New Roman" w:cs="Times New Roman"/>
+          <w:b/>
+          <w:bCs/>
+          <w:sz w:val="26"/>
+          <w:szCs w:val="26"/>
+        </w:rPr>
+        <w:t>Không</w:t>
+      </w:r>
+      <w:r>
+        <w:rPr>
+          <w:rFonts w:ascii="Times New Roman" w:hAnsi="Times New Roman" w:cs="Times New Roman"/>
+          <w:sz w:val="26"/>
+          <w:szCs w:val="26"/>
+        </w:rPr>
+        <w:t> train lại trên split cũ rồi export — metric sẽ không được GV chấp nhận.</w:t>
+      </w:r>
+    </w:p>
+    <w:p>
+      <w:pPr>
+        <w:jc w:val="both"/>
+        <w:rPr>
+          <w:rFonts w:ascii="Times New Roman" w:hAnsi="Times New Roman" w:cs="Times New Roman"/>
+          <w:sz w:val="26"/>
+          <w:szCs w:val="26"/>
+        </w:rPr>
+      </w:pPr>
+      <w:r>
+        <w:rPr>
+          <w:rFonts w:ascii="Times New Roman" w:hAnsi="Times New Roman" w:cs="Times New Roman"/>
+          <w:sz w:val="26"/>
+          <w:szCs w:val="26"/>
+        </w:rPr>
+        <w:pict w14:anchorId="67EB44F5">
+          <v:rect id="_x0000_i1085" style="width:0;height:1.5pt" o:hralign="center" o:hrstd="t" o:hr="t" fillcolor="#a0a0a0" stroked="f"/>
+        </w:pict>
+      </w:r>
+    </w:p>
+    <w:p>
+      <w:pPr>
+        <w:jc w:val="both"/>
+        <w:rPr>
+          <w:rFonts w:ascii="Times New Roman" w:hAnsi="Times New Roman" w:cs="Times New Roman"/>
+          <w:b/>
+          <w:bCs/>
+          <w:sz w:val="26"/>
+          <w:szCs w:val="26"/>
+        </w:rPr>
+      </w:pPr>
+      <w:r>
+        <w:rPr>
+          <w:rFonts w:ascii="Times New Roman" w:hAnsi="Times New Roman" w:cs="Times New Roman"/>
+          <w:b/>
+          <w:bCs/>
+          <w:sz w:val="26"/>
+          <w:szCs w:val="26"/>
+        </w:rPr>
+        <w:t>Tổng quan 6 bước</w:t>
+      </w:r>
+    </w:p>
+    <w:p>
+      <w:pPr>
+        <w:jc w:val="both"/>
+        <w:rPr>
+          <w:rFonts w:ascii="Times New Roman" w:hAnsi="Times New Roman" w:cs="Times New Roman"/>
+          <w:sz w:val="26"/>
+          <w:szCs w:val="26"/>
+        </w:rPr>
+      </w:pPr>
+      <w:r>
+        <w:rPr>
+          <w:rFonts w:ascii="Times New Roman" w:hAnsi="Times New Roman" w:cs="Times New Roman"/>
+          <w:sz w:val="26"/>
+          <w:szCs w:val="26"/>
+        </w:rPr>
+        <w:t>[1] Chuẩn bị dữ liệu + split video-level</w:t>
+      </w:r>
+    </w:p>
+    <w:p>
+      <w:pPr>
+        <w:jc w:val="both"/>
+        <w:rPr>
+          <w:rFonts w:ascii="Times New Roman" w:hAnsi="Times New Roman" w:cs="Times New Roman"/>
+          <w:sz w:val="26"/>
+          <w:szCs w:val="26"/>
+        </w:rPr>
+      </w:pPr>
+      <w:r>
+        <w:rPr>
+          <w:rFonts w:ascii="Times New Roman" w:hAnsi="Times New Roman" w:cs="Times New Roman"/>
+          <w:sz w:val="26"/>
+          <w:szCs w:val="26"/>
+        </w:rPr>
+        <w:t xml:space="preserve">        ↓</w:t>
+      </w:r>
+    </w:p>
+    <w:p>
+      <w:pPr>
+        <w:jc w:val="both"/>
+        <w:rPr>
+          <w:rFonts w:ascii="Times New Roman" w:hAnsi="Times New Roman" w:cs="Times New Roman"/>
+          <w:sz w:val="26"/>
+          <w:szCs w:val="26"/>
+        </w:rPr>
+      </w:pPr>
+      <w:r>
+        <w:rPr>
+          <w:rFonts w:ascii="Times New Roman" w:hAnsi="Times New Roman" w:cs="Times New Roman"/>
+          <w:sz w:val="26"/>
+          <w:szCs w:val="26"/>
+        </w:rPr>
+        <w:t>[2] Train baseline (LSTM/BiLSTM) — cùng split</w:t>
+      </w:r>
+    </w:p>
+    <w:p>
+      <w:pPr>
+        <w:jc w:val="both"/>
+        <w:rPr>
+          <w:rFonts w:ascii="Times New Roman" w:hAnsi="Times New Roman" w:cs="Times New Roman"/>
+          <w:sz w:val="26"/>
+          <w:szCs w:val="26"/>
+        </w:rPr>
+      </w:pPr>
+      <w:r>
+        <w:rPr>
+          <w:rFonts w:ascii="Times New Roman" w:hAnsi="Times New Roman" w:cs="Times New Roman"/>
+          <w:sz w:val="26"/>
+          <w:szCs w:val="26"/>
+        </w:rPr>
+        <w:t xml:space="preserve">        ↓</w:t>
+      </w:r>
+    </w:p>
+    <w:p>
+      <w:pPr>
+        <w:jc w:val="both"/>
+        <w:rPr>
+          <w:rFonts w:ascii="Times New Roman" w:hAnsi="Times New Roman" w:cs="Times New Roman"/>
+          <w:sz w:val="26"/>
+          <w:szCs w:val="26"/>
+        </w:rPr>
+      </w:pPr>
+      <w:r>
+        <w:rPr>
+          <w:rFonts w:ascii="Times New Roman" w:hAnsi="Times New Roman" w:cs="Times New Roman"/>
+          <w:sz w:val="26"/>
+          <w:szCs w:val="26"/>
+        </w:rPr>
+        <w:t>[3] Train Transformer — cùng split</w:t>
+      </w:r>
+    </w:p>
+    <w:p>
+      <w:pPr>
+        <w:jc w:val="both"/>
+        <w:rPr>
+          <w:rFonts w:ascii="Times New Roman" w:hAnsi="Times New Roman" w:cs="Times New Roman"/>
+          <w:sz w:val="26"/>
+          <w:szCs w:val="26"/>
+        </w:rPr>
+      </w:pPr>
+      <w:r>
+        <w:rPr>
+          <w:rFonts w:ascii="Times New Roman" w:hAnsi="Times New Roman" w:cs="Times New Roman"/>
+          <w:sz w:val="26"/>
+          <w:szCs w:val="26"/>
+        </w:rPr>
+        <w:t xml:space="preserve">        ↓</w:t>
+      </w:r>
+    </w:p>
+    <w:p>
+      <w:pPr>
+        <w:jc w:val="both"/>
+        <w:rPr>
+          <w:rFonts w:ascii="Times New Roman" w:hAnsi="Times New Roman" w:cs="Times New Roman"/>
+          <w:sz w:val="26"/>
+          <w:szCs w:val="26"/>
+        </w:rPr>
+      </w:pPr>
+      <w:r>
+        <w:rPr>
+          <w:rFonts w:ascii="Times New Roman" w:hAnsi="Times New Roman" w:cs="Times New Roman"/>
+          <w:sz w:val="26"/>
+          <w:szCs w:val="26"/>
+        </w:rPr>
+        <w:t>[4] Đánh giá + chọn threshold trên VAL</w:t>
+      </w:r>
+    </w:p>
+    <w:p>
+      <w:pPr>
+        <w:jc w:val="both"/>
+        <w:rPr>
+          <w:rFonts w:ascii="Times New Roman" w:hAnsi="Times New Roman" w:cs="Times New Roman"/>
+          <w:sz w:val="26"/>
+          <w:szCs w:val="26"/>
+        </w:rPr>
+      </w:pPr>
+      <w:r>
+        <w:rPr>
+          <w:rFonts w:ascii="Times New Roman" w:hAnsi="Times New Roman" w:cs="Times New Roman"/>
+          <w:sz w:val="26"/>
+          <w:szCs w:val="26"/>
+        </w:rPr>
+        <w:t xml:space="preserve">        ↓</w:t>
+      </w:r>
+    </w:p>
+    <w:p>
+      <w:pPr>
+        <w:jc w:val="both"/>
+        <w:rPr>
+          <w:rFonts w:ascii="Times New Roman" w:hAnsi="Times New Roman" w:cs="Times New Roman"/>
+          <w:sz w:val="26"/>
+          <w:szCs w:val="26"/>
+        </w:rPr>
+      </w:pPr>
+      <w:r>
+        <w:rPr>
+          <w:rFonts w:ascii="Times New Roman" w:hAnsi="Times New Roman" w:cs="Times New Roman"/>
+          <w:sz w:val="26"/>
+          <w:szCs w:val="26"/>
+        </w:rPr>
+        <w:t>[5] Export TFLite + kiểm tra shape</w:t>
+      </w:r>
+    </w:p>
+    <w:p>
+      <w:pPr>
+        <w:jc w:val="both"/>
+        <w:rPr>
+          <w:rFonts w:ascii="Times New Roman" w:hAnsi="Times New Roman" w:cs="Times New Roman"/>
+          <w:sz w:val="26"/>
+          <w:szCs w:val="26"/>
+        </w:rPr>
+      </w:pPr>
+      <w:r>
+        <w:rPr>
+          <w:rFonts w:ascii="Times New Roman" w:hAnsi="Times New Roman" w:cs="Times New Roman"/>
+          <w:sz w:val="26"/>
+          <w:szCs w:val="26"/>
+        </w:rPr>
+        <w:t xml:space="preserve">        ↓</w:t>
+      </w:r>
+    </w:p>
+    <w:p>
+      <w:pPr>
+        <w:jc w:val="both"/>
+        <w:rPr>
+          <w:rFonts w:ascii="Times New Roman" w:hAnsi="Times New Roman" w:cs="Times New Roman"/>
+          <w:sz w:val="26"/>
+          <w:szCs w:val="26"/>
+        </w:rPr>
+      </w:pPr>
+      <w:r>
+        <w:rPr>
+          <w:rFonts w:ascii="Times New Roman" w:hAnsi="Times New Roman" w:cs="Times New Roman"/>
+          <w:sz w:val="26"/>
+          <w:szCs w:val="26"/>
+        </w:rPr>
+        <w:t>[6] Copy vào huggingface_space + test app</w:t>
+      </w:r>
+    </w:p>
+    <w:p>
+      <w:pPr>
+        <w:jc w:val="both"/>
+        <w:rPr>
+          <w:rFonts w:ascii="Times New Roman" w:hAnsi="Times New Roman" w:cs="Times New Roman"/>
+          <w:sz w:val="26"/>
+          <w:szCs w:val="26"/>
+        </w:rPr>
+      </w:pPr>
+      <w:r>
+        <w:rPr>
+          <w:rFonts w:ascii="Times New Roman" w:hAnsi="Times New Roman" w:cs="Times New Roman"/>
+          <w:sz w:val="26"/>
+          <w:szCs w:val="26"/>
+        </w:rPr>
+        <w:pict w14:anchorId="47C14930">
+          <v:rect id="_x0000_i1086" style="width:0;height:1.5pt" o:hralign="center" o:hrstd="t" o:hr="t" fillcolor="#a0a0a0" stroked="f"/>
+        </w:pict>
+      </w:r>
+    </w:p>
+    <w:p>
+      <w:pPr>
+        <w:jc w:val="both"/>
+        <w:rPr>
+          <w:rFonts w:ascii="Times New Roman" w:hAnsi="Times New Roman" w:cs="Times New Roman"/>
+          <w:b/>
+          <w:bCs/>
+          <w:sz w:val="26"/>
+          <w:szCs w:val="26"/>
+        </w:rPr>
+      </w:pPr>
+      <w:r>
+        <w:rPr>
+          <w:rFonts w:ascii="Times New Roman" w:hAnsi="Times New Roman" w:cs="Times New Roman"/>
+          <w:b/>
+          <w:bCs/>
+          <w:sz w:val="26"/>
+          <w:szCs w:val="26"/>
+        </w:rPr>
+        <w:t>Bước 1 — Chuẩn bị dữ liệu (quan trọng nhất)</w:t>
+      </w:r>
+    </w:p>
+    <w:p>
+      <w:pPr>
+        <w:jc w:val="both"/>
+        <w:rPr>
+          <w:rFonts w:ascii="Times New Roman" w:hAnsi="Times New Roman" w:cs="Times New Roman"/>
+          <w:b/>
+          <w:bCs/>
+          <w:sz w:val="26"/>
+          <w:szCs w:val="26"/>
+        </w:rPr>
+      </w:pPr>
+      <w:r>
+        <w:rPr>
+          <w:rFonts w:ascii="Times New Roman" w:hAnsi="Times New Roman" w:cs="Times New Roman"/>
+          <w:b/>
+          <w:bCs/>
+          <w:sz w:val="26"/>
+          <w:szCs w:val="26"/>
+        </w:rPr>
+        <w:t>1.1 Thu thập toàn bộ file .npy</w:t>
+      </w:r>
+    </w:p>
+    <w:p>
+      <w:pPr>
+        <w:numPr>
+          <w:ilvl w:val="0"/>
+          <w:numId w:val="9"/>
+        </w:numPr>
+        <w:jc w:val="both"/>
+        <w:rPr>
+          <w:rFonts w:ascii="Times New Roman" w:hAnsi="Times New Roman" w:cs="Times New Roman"/>
+          <w:sz w:val="26"/>
+          <w:szCs w:val="26"/>
+        </w:rPr>
+      </w:pPr>
+      <w:r>
+        <w:rPr>
+          <w:rFonts w:ascii="Times New Roman" w:hAnsi="Times New Roman" w:cs="Times New Roman"/>
+          <w:sz w:val="26"/>
+          <w:szCs w:val="26"/>
+        </w:rPr>
+        <w:t>Nguồn: Kaggle fall-dataset6 hoặc bản gốc trước khi chia.</w:t>
+      </w:r>
+    </w:p>
+    <w:p>
+      <w:pPr>
+        <w:numPr>
+          <w:ilvl w:val="0"/>
+          <w:numId w:val="9"/>
+        </w:numPr>
+        <w:jc w:val="both"/>
+        <w:rPr>
+          <w:rFonts w:ascii="Times New Roman" w:hAnsi="Times New Roman" w:cs="Times New Roman"/>
+          <w:sz w:val="26"/>
+          <w:szCs w:val="26"/>
+        </w:rPr>
+      </w:pPr>
+      <w:r>
+        <w:rPr>
+          <w:rFonts w:ascii="Times New Roman" w:hAnsi="Times New Roman" w:cs="Times New Roman"/>
+          <w:sz w:val="26"/>
+          <w:szCs w:val="26"/>
+        </w:rPr>
+        <w:t>Gom </w:t>
+      </w:r>
+      <w:r>
+        <w:rPr>
+          <w:rFonts w:ascii="Times New Roman" w:hAnsi="Times New Roman" w:cs="Times New Roman"/>
+          <w:b/>
+          <w:bCs/>
+          <w:sz w:val="26"/>
+          <w:szCs w:val="26"/>
+        </w:rPr>
+        <w:t xml:space="preserve">tất </w:t>
+      </w:r>
+      <w:proofErr w:type="gramStart"/>
+      <w:r>
+        <w:rPr>
+          <w:rFonts w:ascii="Times New Roman" w:hAnsi="Times New Roman" w:cs="Times New Roman"/>
+          <w:b/>
+          <w:bCs/>
+          <w:sz w:val="26"/>
+          <w:szCs w:val="26"/>
+        </w:rPr>
+        <w:t>cả</w:t>
+      </w:r>
+      <w:r>
+        <w:rPr>
+          <w:rFonts w:ascii="Times New Roman" w:hAnsi="Times New Roman" w:cs="Times New Roman"/>
+          <w:sz w:val="26"/>
+          <w:szCs w:val="26"/>
+        </w:rPr>
+        <w:t> .npy</w:t>
+      </w:r>
+      <w:proofErr w:type="gramEnd"/>
+      <w:r>
+        <w:rPr>
+          <w:rFonts w:ascii="Times New Roman" w:hAnsi="Times New Roman" w:cs="Times New Roman"/>
+          <w:sz w:val="26"/>
+          <w:szCs w:val="26"/>
+        </w:rPr>
+        <w:t> vào một thư mục (hoặc fall/ + no_fall/), </w:t>
+      </w:r>
+      <w:r>
+        <w:rPr>
+          <w:rFonts w:ascii="Times New Roman" w:hAnsi="Times New Roman" w:cs="Times New Roman"/>
+          <w:b/>
+          <w:bCs/>
+          <w:sz w:val="26"/>
+          <w:szCs w:val="26"/>
+        </w:rPr>
+        <w:t>chưa</w:t>
+      </w:r>
+      <w:r>
+        <w:rPr>
+          <w:rFonts w:ascii="Times New Roman" w:hAnsi="Times New Roman" w:cs="Times New Roman"/>
+          <w:sz w:val="26"/>
+          <w:szCs w:val="26"/>
+        </w:rPr>
+        <w:t> chia train/val/test.</w:t>
+      </w:r>
+    </w:p>
+    <w:p>
+      <w:pPr>
+        <w:jc w:val="both"/>
+        <w:rPr>
+          <w:rFonts w:ascii="Times New Roman" w:hAnsi="Times New Roman" w:cs="Times New Roman"/>
+          <w:b/>
+          <w:bCs/>
+          <w:sz w:val="26"/>
+          <w:szCs w:val="26"/>
+        </w:rPr>
+      </w:pPr>
+      <w:r>
+        <w:rPr>
+          <w:rFonts w:ascii="Times New Roman" w:hAnsi="Times New Roman" w:cs="Times New Roman"/>
+          <w:b/>
+          <w:bCs/>
+          <w:sz w:val="26"/>
+          <w:szCs w:val="26"/>
+        </w:rPr>
+        <w:t>1.2 Tạo video_split_manifest.csv</w:t>
+      </w:r>
+    </w:p>
+    <w:p>
+      <w:pPr>
+        <w:jc w:val="both"/>
+        <w:rPr>
+          <w:rFonts w:ascii="Times New Roman" w:hAnsi="Times New Roman" w:cs="Times New Roman"/>
+          <w:sz w:val="26"/>
+          <w:szCs w:val="26"/>
+        </w:rPr>
+      </w:pPr>
+      <w:r>
+        <w:rPr>
+          <w:rFonts w:ascii="Times New Roman" w:hAnsi="Times New Roman" w:cs="Times New Roman"/>
+          <w:sz w:val="26"/>
+          <w:szCs w:val="26"/>
+        </w:rPr>
+        <w:t>Mỗi dòng = 1 file sequence:</w:t>
+      </w:r>
+    </w:p>
+    <w:tbl>
+      <w:tblPr>
+        <w:tblW w:w="0" w:type="auto"/>
+        <w:tblCellMar>
+          <w:top w:w="15" w:type="dxa"/>
+          <w:left w:w="15" w:type="dxa"/>
+          <w:bottom w:w="15" w:type="dxa"/>
+          <w:right w:w="15" w:type="dxa"/>
+        </w:tblCellMar>
+        <w:tblLook w:val="04A0" w:firstRow="1" w:lastRow="0" w:firstColumn="1" w:lastColumn="0" w:noHBand="0" w:noVBand="1"/>
+      </w:tblPr>
+      <w:tblGrid>
+        <w:gridCol w:w="1180"/>
+        <w:gridCol w:w="3997"/>
+      </w:tblGrid>
+      <w:tr>
+        <w:trPr>
+          <w:tblHeader/>
+        </w:trPr>
+        <w:tc>
+          <w:tcPr>
+            <w:tcW w:w="0" w:type="auto"/>
+            <w:noWrap/>
+            <w:tcMar>
+              <w:top w:w="75" w:type="dxa"/>
+              <w:left w:w="135" w:type="dxa"/>
+              <w:bottom w:w="75" w:type="dxa"/>
+              <w:right w:w="135" w:type="dxa"/>
+            </w:tcMar>
+            <w:hideMark/>
+          </w:tcPr>
+          <w:p>
+            <w:pPr>
+              <w:jc w:val="both"/>
+              <w:rPr>
+                <w:rFonts w:ascii="Times New Roman" w:hAnsi="Times New Roman" w:cs="Times New Roman"/>
+                <w:b/>
+                <w:bCs/>
+                <w:sz w:val="26"/>
+                <w:szCs w:val="26"/>
+              </w:rPr>
+            </w:pPr>
+            <w:r>
+              <w:rPr>
+                <w:rFonts w:ascii="Times New Roman" w:hAnsi="Times New Roman" w:cs="Times New Roman"/>
+                <w:b/>
+                <w:bCs/>
+                <w:sz w:val="26"/>
+                <w:szCs w:val="26"/>
+              </w:rPr>
+              <w:lastRenderedPageBreak/>
+              <w:t>cột</w:t>
+            </w:r>
+          </w:p>
+        </w:tc>
+        <w:tc>
+          <w:tcPr>
+            <w:tcW w:w="0" w:type="auto"/>
+            <w:tcBorders>
+              <w:right w:val="nil"/>
+            </w:tcBorders>
+            <w:noWrap/>
+            <w:tcMar>
+              <w:top w:w="75" w:type="dxa"/>
+              <w:left w:w="135" w:type="dxa"/>
+              <w:bottom w:w="75" w:type="dxa"/>
+              <w:right w:w="135" w:type="dxa"/>
+            </w:tcMar>
+            <w:hideMark/>
+          </w:tcPr>
+          <w:p>
+            <w:pPr>
+              <w:jc w:val="both"/>
+              <w:rPr>
+                <w:rFonts w:ascii="Times New Roman" w:hAnsi="Times New Roman" w:cs="Times New Roman"/>
+                <w:b/>
+                <w:bCs/>
+                <w:sz w:val="26"/>
+                <w:szCs w:val="26"/>
+              </w:rPr>
+            </w:pPr>
+            <w:r>
+              <w:rPr>
+                <w:rFonts w:ascii="Times New Roman" w:hAnsi="Times New Roman" w:cs="Times New Roman"/>
+                <w:b/>
+                <w:bCs/>
+                <w:sz w:val="26"/>
+                <w:szCs w:val="26"/>
+              </w:rPr>
+              <w:t>ví dụ</w:t>
+            </w:r>
+          </w:p>
+        </w:tc>
+      </w:tr>
+      <w:tr>
+        <w:tc>
+          <w:tcPr>
+            <w:tcW w:w="0" w:type="auto"/>
+            <w:tcMar>
+              <w:top w:w="75" w:type="dxa"/>
+              <w:left w:w="135" w:type="dxa"/>
+              <w:bottom w:w="75" w:type="dxa"/>
+              <w:right w:w="135" w:type="dxa"/>
+            </w:tcMar>
+            <w:hideMark/>
+          </w:tcPr>
+          <w:p>
+            <w:pPr>
+              <w:jc w:val="both"/>
+              <w:rPr>
+                <w:rFonts w:ascii="Times New Roman" w:hAnsi="Times New Roman" w:cs="Times New Roman"/>
+                <w:sz w:val="26"/>
+                <w:szCs w:val="26"/>
+              </w:rPr>
+            </w:pPr>
+            <w:r>
+              <w:rPr>
+                <w:rFonts w:ascii="Times New Roman" w:hAnsi="Times New Roman" w:cs="Times New Roman"/>
+                <w:sz w:val="26"/>
+                <w:szCs w:val="26"/>
+              </w:rPr>
+              <w:t>filepath</w:t>
+            </w:r>
+          </w:p>
+        </w:tc>
+        <w:tc>
+          <w:tcPr>
+            <w:tcW w:w="0" w:type="auto"/>
+            <w:tcBorders>
+              <w:right w:val="nil"/>
+            </w:tcBorders>
+            <w:tcMar>
+              <w:top w:w="75" w:type="dxa"/>
+              <w:left w:w="135" w:type="dxa"/>
+              <w:bottom w:w="75" w:type="dxa"/>
+              <w:right w:w="135" w:type="dxa"/>
+            </w:tcMar>
+            <w:hideMark/>
+          </w:tcPr>
+          <w:p>
+            <w:pPr>
+              <w:jc w:val="both"/>
+              <w:rPr>
+                <w:rFonts w:ascii="Times New Roman" w:hAnsi="Times New Roman" w:cs="Times New Roman"/>
+                <w:sz w:val="26"/>
+                <w:szCs w:val="26"/>
+              </w:rPr>
+            </w:pPr>
+            <w:r>
+              <w:rPr>
+                <w:rFonts w:ascii="Times New Roman" w:hAnsi="Times New Roman" w:cs="Times New Roman"/>
+                <w:sz w:val="26"/>
+                <w:szCs w:val="26"/>
+              </w:rPr>
+              <w:t>.../B_D_0176_no_fall_seq_002.npy</w:t>
+            </w:r>
+          </w:p>
+        </w:tc>
+      </w:tr>
+      <w:tr>
+        <w:tc>
+          <w:tcPr>
+            <w:tcW w:w="0" w:type="auto"/>
+            <w:tcMar>
+              <w:top w:w="75" w:type="dxa"/>
+              <w:left w:w="135" w:type="dxa"/>
+              <w:bottom w:w="75" w:type="dxa"/>
+              <w:right w:w="135" w:type="dxa"/>
+            </w:tcMar>
+            <w:hideMark/>
+          </w:tcPr>
+          <w:p>
+            <w:pPr>
+              <w:jc w:val="both"/>
+              <w:rPr>
+                <w:rFonts w:ascii="Times New Roman" w:hAnsi="Times New Roman" w:cs="Times New Roman"/>
+                <w:sz w:val="26"/>
+                <w:szCs w:val="26"/>
+              </w:rPr>
+            </w:pPr>
+            <w:r>
+              <w:rPr>
+                <w:rFonts w:ascii="Times New Roman" w:hAnsi="Times New Roman" w:cs="Times New Roman"/>
+                <w:sz w:val="26"/>
+                <w:szCs w:val="26"/>
+              </w:rPr>
+              <w:t>video_id</w:t>
+            </w:r>
+          </w:p>
+        </w:tc>
+        <w:tc>
+          <w:tcPr>
+            <w:tcW w:w="0" w:type="auto"/>
+            <w:tcBorders>
+              <w:right w:val="nil"/>
+            </w:tcBorders>
+            <w:tcMar>
+              <w:top w:w="75" w:type="dxa"/>
+              <w:left w:w="135" w:type="dxa"/>
+              <w:bottom w:w="75" w:type="dxa"/>
+              <w:right w:w="135" w:type="dxa"/>
+            </w:tcMar>
+            <w:hideMark/>
+          </w:tcPr>
+          <w:p>
+            <w:pPr>
+              <w:jc w:val="both"/>
+              <w:rPr>
+                <w:rFonts w:ascii="Times New Roman" w:hAnsi="Times New Roman" w:cs="Times New Roman"/>
+                <w:sz w:val="26"/>
+                <w:szCs w:val="26"/>
+              </w:rPr>
+            </w:pPr>
+            <w:r>
+              <w:rPr>
+                <w:rFonts w:ascii="Times New Roman" w:hAnsi="Times New Roman" w:cs="Times New Roman"/>
+                <w:sz w:val="26"/>
+                <w:szCs w:val="26"/>
+              </w:rPr>
+              <w:t>B_D_0176</w:t>
+            </w:r>
+          </w:p>
+        </w:tc>
+      </w:tr>
+      <w:tr>
+        <w:tc>
+          <w:tcPr>
+            <w:tcW w:w="0" w:type="auto"/>
+            <w:tcMar>
+              <w:top w:w="75" w:type="dxa"/>
+              <w:left w:w="135" w:type="dxa"/>
+              <w:bottom w:w="75" w:type="dxa"/>
+              <w:right w:w="135" w:type="dxa"/>
+            </w:tcMar>
+            <w:hideMark/>
+          </w:tcPr>
+          <w:p>
+            <w:pPr>
+              <w:jc w:val="both"/>
+              <w:rPr>
+                <w:rFonts w:ascii="Times New Roman" w:hAnsi="Times New Roman" w:cs="Times New Roman"/>
+                <w:sz w:val="26"/>
+                <w:szCs w:val="26"/>
+              </w:rPr>
+            </w:pPr>
+            <w:r>
+              <w:rPr>
+                <w:rFonts w:ascii="Times New Roman" w:hAnsi="Times New Roman" w:cs="Times New Roman"/>
+                <w:sz w:val="26"/>
+                <w:szCs w:val="26"/>
+              </w:rPr>
+              <w:t>label</w:t>
+            </w:r>
+          </w:p>
+        </w:tc>
+        <w:tc>
+          <w:tcPr>
+            <w:tcW w:w="0" w:type="auto"/>
+            <w:tcBorders>
+              <w:right w:val="nil"/>
+            </w:tcBorders>
+            <w:tcMar>
+              <w:top w:w="75" w:type="dxa"/>
+              <w:left w:w="135" w:type="dxa"/>
+              <w:bottom w:w="75" w:type="dxa"/>
+              <w:right w:w="135" w:type="dxa"/>
+            </w:tcMar>
+            <w:hideMark/>
+          </w:tcPr>
+          <w:p>
+            <w:pPr>
+              <w:jc w:val="both"/>
+              <w:rPr>
+                <w:rFonts w:ascii="Times New Roman" w:hAnsi="Times New Roman" w:cs="Times New Roman"/>
+                <w:sz w:val="26"/>
+                <w:szCs w:val="26"/>
+              </w:rPr>
+            </w:pPr>
+            <w:r>
+              <w:rPr>
+                <w:rFonts w:ascii="Times New Roman" w:hAnsi="Times New Roman" w:cs="Times New Roman"/>
+                <w:sz w:val="26"/>
+                <w:szCs w:val="26"/>
+              </w:rPr>
+              <w:t>no_fall / fall</w:t>
+            </w:r>
+          </w:p>
+        </w:tc>
+      </w:tr>
+      <w:tr>
+        <w:tc>
+          <w:tcPr>
+            <w:tcW w:w="0" w:type="auto"/>
+            <w:tcBorders>
+              <w:bottom w:val="nil"/>
+            </w:tcBorders>
+            <w:tcMar>
+              <w:top w:w="75" w:type="dxa"/>
+              <w:left w:w="135" w:type="dxa"/>
+              <w:bottom w:w="75" w:type="dxa"/>
+              <w:right w:w="135" w:type="dxa"/>
+            </w:tcMar>
+            <w:hideMark/>
+          </w:tcPr>
+          <w:p>
+            <w:pPr>
+              <w:jc w:val="both"/>
+              <w:rPr>
+                <w:rFonts w:ascii="Times New Roman" w:hAnsi="Times New Roman" w:cs="Times New Roman"/>
+                <w:sz w:val="26"/>
+                <w:szCs w:val="26"/>
+              </w:rPr>
+            </w:pPr>
+            <w:r>
+              <w:rPr>
+                <w:rFonts w:ascii="Times New Roman" w:hAnsi="Times New Roman" w:cs="Times New Roman"/>
+                <w:sz w:val="26"/>
+                <w:szCs w:val="26"/>
+              </w:rPr>
+              <w:t>split</w:t>
+            </w:r>
+          </w:p>
+        </w:tc>
+        <w:tc>
+          <w:tcPr>
+            <w:tcW w:w="0" w:type="auto"/>
+            <w:tcBorders>
+              <w:bottom w:val="nil"/>
+              <w:right w:val="nil"/>
+            </w:tcBorders>
+            <w:tcMar>
+              <w:top w:w="75" w:type="dxa"/>
+              <w:left w:w="135" w:type="dxa"/>
+              <w:bottom w:w="75" w:type="dxa"/>
+              <w:right w:w="135" w:type="dxa"/>
+            </w:tcMar>
+            <w:hideMark/>
+          </w:tcPr>
+          <w:p>
+            <w:pPr>
+              <w:jc w:val="both"/>
+              <w:rPr>
+                <w:rFonts w:ascii="Times New Roman" w:hAnsi="Times New Roman" w:cs="Times New Roman"/>
+                <w:sz w:val="26"/>
+                <w:szCs w:val="26"/>
+              </w:rPr>
+            </w:pPr>
+            <w:r>
+              <w:rPr>
+                <w:rFonts w:ascii="Times New Roman" w:hAnsi="Times New Roman" w:cs="Times New Roman"/>
+                <w:sz w:val="26"/>
+                <w:szCs w:val="26"/>
+              </w:rPr>
+              <w:t>train / val / test</w:t>
+            </w:r>
+          </w:p>
+        </w:tc>
+      </w:tr>
+    </w:tbl>
+    <w:p>
+      <w:pPr>
+        <w:jc w:val="both"/>
+        <w:rPr>
+          <w:rFonts w:ascii="Times New Roman" w:hAnsi="Times New Roman" w:cs="Times New Roman"/>
+          <w:sz w:val="26"/>
+          <w:szCs w:val="26"/>
+        </w:rPr>
+      </w:pPr>
+      <w:r>
+        <w:rPr>
+          <w:rFonts w:ascii="Times New Roman" w:hAnsi="Times New Roman" w:cs="Times New Roman"/>
+          <w:b/>
+          <w:bCs/>
+          <w:sz w:val="26"/>
+          <w:szCs w:val="26"/>
+        </w:rPr>
+        <w:t>Cách lấy video_id:</w:t>
+      </w:r>
+      <w:r>
+        <w:rPr>
+          <w:rFonts w:ascii="Times New Roman" w:hAnsi="Times New Roman" w:cs="Times New Roman"/>
+          <w:sz w:val="26"/>
+          <w:szCs w:val="26"/>
+        </w:rPr>
+        <w:t> phần trước _fall_seq_ hoặc _no_fall_seq_</w:t>
+      </w:r>
+      <w:r>
+        <w:rPr>
+          <w:rFonts w:ascii="Times New Roman" w:hAnsi="Times New Roman" w:cs="Times New Roman"/>
+          <w:sz w:val="26"/>
+          <w:szCs w:val="26"/>
+        </w:rPr>
+        <w:br/>
+        <w:t>Ví dụ: B_D_0176_no_fall_seq_002.npy → B_D_0176</w:t>
+      </w:r>
+    </w:p>
+    <w:p>
+      <w:pPr>
+        <w:jc w:val="both"/>
+        <w:rPr>
+          <w:rFonts w:ascii="Times New Roman" w:hAnsi="Times New Roman" w:cs="Times New Roman"/>
+          <w:b/>
+          <w:bCs/>
+          <w:sz w:val="26"/>
+          <w:szCs w:val="26"/>
+        </w:rPr>
+      </w:pPr>
+      <w:r>
+        <w:rPr>
+          <w:rFonts w:ascii="Times New Roman" w:hAnsi="Times New Roman" w:cs="Times New Roman"/>
+          <w:b/>
+          <w:bCs/>
+          <w:sz w:val="26"/>
+          <w:szCs w:val="26"/>
+        </w:rPr>
+        <w:t>1.3 Chia 70 / 15 / 15 theo video_id</w:t>
+      </w:r>
+    </w:p>
+    <w:p>
+      <w:pPr>
+        <w:numPr>
+          <w:ilvl w:val="0"/>
+          <w:numId w:val="10"/>
+        </w:numPr>
+        <w:jc w:val="both"/>
+        <w:rPr>
+          <w:rFonts w:ascii="Times New Roman" w:hAnsi="Times New Roman" w:cs="Times New Roman"/>
+          <w:sz w:val="26"/>
+          <w:szCs w:val="26"/>
+        </w:rPr>
+      </w:pPr>
+      <w:r>
+        <w:rPr>
+          <w:rFonts w:ascii="Times New Roman" w:hAnsi="Times New Roman" w:cs="Times New Roman"/>
+          <w:sz w:val="26"/>
+          <w:szCs w:val="26"/>
+        </w:rPr>
+        <w:t>Mỗi video_id chỉ thuộc </w:t>
+      </w:r>
+      <w:r>
+        <w:rPr>
+          <w:rFonts w:ascii="Times New Roman" w:hAnsi="Times New Roman" w:cs="Times New Roman"/>
+          <w:b/>
+          <w:bCs/>
+          <w:sz w:val="26"/>
+          <w:szCs w:val="26"/>
+        </w:rPr>
+        <w:t>một</w:t>
+      </w:r>
+      <w:r>
+        <w:rPr>
+          <w:rFonts w:ascii="Times New Roman" w:hAnsi="Times New Roman" w:cs="Times New Roman"/>
+          <w:sz w:val="26"/>
+          <w:szCs w:val="26"/>
+        </w:rPr>
+        <w:t> tập.</w:t>
+      </w:r>
+    </w:p>
+    <w:p>
+      <w:pPr>
+        <w:numPr>
+          <w:ilvl w:val="0"/>
+          <w:numId w:val="10"/>
+        </w:numPr>
+        <w:jc w:val="both"/>
+        <w:rPr>
+          <w:rFonts w:ascii="Times New Roman" w:hAnsi="Times New Roman" w:cs="Times New Roman"/>
+          <w:sz w:val="26"/>
+          <w:szCs w:val="26"/>
+        </w:rPr>
+      </w:pPr>
+      <w:r>
+        <w:rPr>
+          <w:rFonts w:ascii="Times New Roman" w:hAnsi="Times New Roman" w:cs="Times New Roman"/>
+          <w:sz w:val="26"/>
+          <w:szCs w:val="26"/>
+        </w:rPr>
+        <w:t>Stratify theo nhãn (tỷ lệ fall/no_fall ở cấp video).</w:t>
+      </w:r>
+    </w:p>
+    <w:p>
+      <w:pPr>
+        <w:numPr>
+          <w:ilvl w:val="0"/>
+          <w:numId w:val="10"/>
+        </w:numPr>
+        <w:jc w:val="both"/>
+        <w:rPr>
+          <w:rFonts w:ascii="Times New Roman" w:hAnsi="Times New Roman" w:cs="Times New Roman"/>
+          <w:sz w:val="26"/>
+          <w:szCs w:val="26"/>
+        </w:rPr>
+      </w:pPr>
+      <w:r>
+        <w:rPr>
+          <w:rFonts w:ascii="Times New Roman" w:hAnsi="Times New Roman" w:cs="Times New Roman"/>
+          <w:sz w:val="26"/>
+          <w:szCs w:val="26"/>
+        </w:rPr>
+        <w:t>random_state=42 — ghi vào báo cáo để tái lập.</w:t>
+      </w:r>
+    </w:p>
+    <w:p>
+      <w:pPr>
+        <w:jc w:val="both"/>
+        <w:rPr>
+          <w:rFonts w:ascii="Times New Roman" w:hAnsi="Times New Roman" w:cs="Times New Roman"/>
+          <w:b/>
+          <w:bCs/>
+          <w:sz w:val="26"/>
+          <w:szCs w:val="26"/>
+        </w:rPr>
+      </w:pPr>
+      <w:r>
+        <w:rPr>
+          <w:rFonts w:ascii="Times New Roman" w:hAnsi="Times New Roman" w:cs="Times New Roman"/>
+          <w:b/>
+          <w:bCs/>
+          <w:sz w:val="26"/>
+          <w:szCs w:val="26"/>
+        </w:rPr>
+        <w:t>1.4 Kiểm tra leakage</w:t>
+      </w:r>
+    </w:p>
+    <w:p>
+      <w:pPr>
+        <w:jc w:val="both"/>
+        <w:rPr>
+          <w:rFonts w:ascii="Times New Roman" w:hAnsi="Times New Roman" w:cs="Times New Roman"/>
+          <w:sz w:val="26"/>
+          <w:szCs w:val="26"/>
+        </w:rPr>
+      </w:pPr>
+      <w:r>
+        <w:rPr>
+          <w:rFonts w:ascii="Times New Roman" w:hAnsi="Times New Roman" w:cs="Times New Roman"/>
+          <w:sz w:val="26"/>
+          <w:szCs w:val="26"/>
+        </w:rPr>
+        <w:t xml:space="preserve">train_videos ∩ val_videos   = </w:t>
+      </w:r>
+      <w:r>
+        <w:rPr>
+          <w:rFonts w:ascii="Cambria Math" w:hAnsi="Cambria Math" w:cs="Cambria Math"/>
+          <w:sz w:val="26"/>
+          <w:szCs w:val="26"/>
+        </w:rPr>
+        <w:t>∅</w:t>
+      </w:r>
+    </w:p>
+    <w:p>
+      <w:pPr>
+        <w:jc w:val="both"/>
+        <w:rPr>
+          <w:rFonts w:ascii="Times New Roman" w:hAnsi="Times New Roman" w:cs="Times New Roman"/>
+          <w:sz w:val="26"/>
+          <w:szCs w:val="26"/>
+        </w:rPr>
+      </w:pPr>
+      <w:r>
+        <w:rPr>
+          <w:rFonts w:ascii="Times New Roman" w:hAnsi="Times New Roman" w:cs="Times New Roman"/>
+          <w:sz w:val="26"/>
+          <w:szCs w:val="26"/>
+        </w:rPr>
+        <w:t>train_videos ∩ test_</w:t>
+      </w:r>
+      <w:proofErr w:type="gramStart"/>
+      <w:r>
+        <w:rPr>
+          <w:rFonts w:ascii="Times New Roman" w:hAnsi="Times New Roman" w:cs="Times New Roman"/>
+          <w:sz w:val="26"/>
+          <w:szCs w:val="26"/>
+        </w:rPr>
+        <w:t>videos  =</w:t>
+      </w:r>
+      <w:proofErr w:type="gramEnd"/>
+      <w:r>
+        <w:rPr>
+          <w:rFonts w:ascii="Times New Roman" w:hAnsi="Times New Roman" w:cs="Times New Roman"/>
+          <w:sz w:val="26"/>
+          <w:szCs w:val="26"/>
+        </w:rPr>
+        <w:t xml:space="preserve"> </w:t>
+      </w:r>
+      <w:r>
+        <w:rPr>
+          <w:rFonts w:ascii="Cambria Math" w:hAnsi="Cambria Math" w:cs="Cambria Math"/>
+          <w:sz w:val="26"/>
+          <w:szCs w:val="26"/>
+        </w:rPr>
+        <w:t>∅</w:t>
+      </w:r>
+    </w:p>
+    <w:p>
+      <w:pPr>
+        <w:jc w:val="both"/>
+        <w:rPr>
+          <w:rFonts w:ascii="Times New Roman" w:hAnsi="Times New Roman" w:cs="Times New Roman"/>
+          <w:sz w:val="26"/>
+          <w:szCs w:val="26"/>
+        </w:rPr>
+      </w:pPr>
+      <w:r>
+        <w:rPr>
+          <w:rFonts w:ascii="Times New Roman" w:hAnsi="Times New Roman" w:cs="Times New Roman"/>
+          <w:sz w:val="26"/>
+          <w:szCs w:val="26"/>
+        </w:rPr>
+        <w:t xml:space="preserve">val_videos ∩ test_videos    = </w:t>
+      </w:r>
+      <w:r>
+        <w:rPr>
+          <w:rFonts w:ascii="Cambria Math" w:hAnsi="Cambria Math" w:cs="Cambria Math"/>
+          <w:sz w:val="26"/>
+          <w:szCs w:val="26"/>
+        </w:rPr>
+        <w:t>∅</w:t>
+      </w:r>
+    </w:p>
+    <w:p>
+      <w:pPr>
+        <w:jc w:val="both"/>
+        <w:rPr>
+          <w:rFonts w:ascii="Times New Roman" w:hAnsi="Times New Roman" w:cs="Times New Roman"/>
+          <w:b/>
+          <w:bCs/>
+          <w:sz w:val="26"/>
+          <w:szCs w:val="26"/>
+        </w:rPr>
+      </w:pPr>
+      <w:r>
+        <w:rPr>
+          <w:rFonts w:ascii="Times New Roman" w:hAnsi="Times New Roman" w:cs="Times New Roman"/>
+          <w:b/>
+          <w:bCs/>
+          <w:sz w:val="26"/>
+          <w:szCs w:val="26"/>
+        </w:rPr>
+        <w:t>1.5 Tạo thư mục mới cho training</w:t>
+      </w:r>
+    </w:p>
+    <w:p>
+      <w:pPr>
+        <w:jc w:val="both"/>
+        <w:rPr>
+          <w:rFonts w:ascii="Times New Roman" w:hAnsi="Times New Roman" w:cs="Times New Roman"/>
+          <w:sz w:val="26"/>
+          <w:szCs w:val="26"/>
+        </w:rPr>
+      </w:pPr>
+      <w:r>
+        <w:rPr>
+          <w:rFonts w:ascii="Times New Roman" w:hAnsi="Times New Roman" w:cs="Times New Roman"/>
+          <w:sz w:val="26"/>
+          <w:szCs w:val="26"/>
+        </w:rPr>
+        <w:t>data_v2/</w:t>
+      </w:r>
+    </w:p>
+    <w:p>
+      <w:pPr>
+        <w:jc w:val="both"/>
+        <w:rPr>
+          <w:rFonts w:ascii="Times New Roman" w:hAnsi="Times New Roman" w:cs="Times New Roman"/>
+          <w:sz w:val="26"/>
+          <w:szCs w:val="26"/>
+        </w:rPr>
+      </w:pPr>
+      <w:r>
+        <w:rPr>
+          <w:rFonts w:ascii="Times New Roman" w:hAnsi="Times New Roman" w:cs="Times New Roman"/>
+          <w:sz w:val="26"/>
+          <w:szCs w:val="26"/>
+        </w:rPr>
+        <w:t xml:space="preserve">  train/fall/, train/no_fall/</w:t>
+      </w:r>
+    </w:p>
+    <w:p>
+      <w:pPr>
+        <w:jc w:val="both"/>
+        <w:rPr>
+          <w:rFonts w:ascii="Times New Roman" w:hAnsi="Times New Roman" w:cs="Times New Roman"/>
+          <w:sz w:val="26"/>
+          <w:szCs w:val="26"/>
+        </w:rPr>
+      </w:pPr>
+      <w:r>
+        <w:rPr>
+          <w:rFonts w:ascii="Times New Roman" w:hAnsi="Times New Roman" w:cs="Times New Roman"/>
+          <w:sz w:val="26"/>
+          <w:szCs w:val="26"/>
+        </w:rPr>
+        <w:t xml:space="preserve">  val/fall</w:t>
+      </w:r>
+      <w:proofErr w:type="gramStart"/>
+      <w:r>
+        <w:rPr>
+          <w:rFonts w:ascii="Times New Roman" w:hAnsi="Times New Roman" w:cs="Times New Roman"/>
+          <w:sz w:val="26"/>
+          <w:szCs w:val="26"/>
+        </w:rPr>
+        <w:t xml:space="preserve">/,   </w:t>
+      </w:r>
+      <w:proofErr w:type="gramEnd"/>
+      <w:r>
+        <w:rPr>
+          <w:rFonts w:ascii="Times New Roman" w:hAnsi="Times New Roman" w:cs="Times New Roman"/>
+          <w:sz w:val="26"/>
+          <w:szCs w:val="26"/>
+        </w:rPr>
+        <w:t>val/no_fall/</w:t>
+      </w:r>
+    </w:p>
+    <w:p>
+      <w:pPr>
+        <w:jc w:val="both"/>
+        <w:rPr>
+          <w:rFonts w:ascii="Times New Roman" w:hAnsi="Times New Roman" w:cs="Times New Roman"/>
+          <w:sz w:val="26"/>
+          <w:szCs w:val="26"/>
+        </w:rPr>
+      </w:pPr>
+      <w:r>
+        <w:rPr>
+          <w:rFonts w:ascii="Times New Roman" w:hAnsi="Times New Roman" w:cs="Times New Roman"/>
+          <w:sz w:val="26"/>
+          <w:szCs w:val="26"/>
+        </w:rPr>
+        <w:t xml:space="preserve">  test/fall</w:t>
+      </w:r>
+      <w:proofErr w:type="gramStart"/>
+      <w:r>
+        <w:rPr>
+          <w:rFonts w:ascii="Times New Roman" w:hAnsi="Times New Roman" w:cs="Times New Roman"/>
+          <w:sz w:val="26"/>
+          <w:szCs w:val="26"/>
+        </w:rPr>
+        <w:t>/,  test</w:t>
+      </w:r>
+      <w:proofErr w:type="gramEnd"/>
+      <w:r>
+        <w:rPr>
+          <w:rFonts w:ascii="Times New Roman" w:hAnsi="Times New Roman" w:cs="Times New Roman"/>
+          <w:sz w:val="26"/>
+          <w:szCs w:val="26"/>
+        </w:rPr>
+        <w:t>/no_fall/</w:t>
+      </w:r>
+    </w:p>
+    <w:p>
+      <w:pPr>
+        <w:jc w:val="both"/>
+        <w:rPr>
+          <w:rFonts w:ascii="Times New Roman" w:hAnsi="Times New Roman" w:cs="Times New Roman"/>
+          <w:sz w:val="26"/>
+          <w:szCs w:val="26"/>
+        </w:rPr>
+      </w:pPr>
+      <w:r>
+        <w:rPr>
+          <w:rFonts w:ascii="Times New Roman" w:hAnsi="Times New Roman" w:cs="Times New Roman"/>
+          <w:sz w:val="26"/>
+          <w:szCs w:val="26"/>
+        </w:rPr>
+        <w:t>Copy (hoặc symlink) file theo manifest — </w:t>
+      </w:r>
+      <w:r>
+        <w:rPr>
+          <w:rFonts w:ascii="Times New Roman" w:hAnsi="Times New Roman" w:cs="Times New Roman"/>
+          <w:b/>
+          <w:bCs/>
+          <w:sz w:val="26"/>
+          <w:szCs w:val="26"/>
+        </w:rPr>
+        <w:t>không</w:t>
+      </w:r>
+      <w:r>
+        <w:rPr>
+          <w:rFonts w:ascii="Times New Roman" w:hAnsi="Times New Roman" w:cs="Times New Roman"/>
+          <w:sz w:val="26"/>
+          <w:szCs w:val="26"/>
+        </w:rPr>
+        <w:t> shuffle từng file .npy rồi chia.</w:t>
+      </w:r>
+    </w:p>
+    <w:p>
+      <w:pPr>
+        <w:jc w:val="both"/>
+        <w:rPr>
+          <w:rFonts w:ascii="Times New Roman" w:hAnsi="Times New Roman" w:cs="Times New Roman"/>
+          <w:b/>
+          <w:bCs/>
+          <w:sz w:val="26"/>
+          <w:szCs w:val="26"/>
+        </w:rPr>
+      </w:pPr>
+      <w:r>
+        <w:rPr>
+          <w:rFonts w:ascii="Times New Roman" w:hAnsi="Times New Roman" w:cs="Times New Roman"/>
+          <w:b/>
+          <w:bCs/>
+          <w:sz w:val="26"/>
+          <w:szCs w:val="26"/>
+        </w:rPr>
+        <w:t>1.6 Bảng ghi trong báo cáo</w:t>
+      </w:r>
+    </w:p>
+    <w:tbl>
+      <w:tblPr>
+        <w:tblW w:w="0" w:type="auto"/>
+        <w:tblCellMar>
+          <w:top w:w="15" w:type="dxa"/>
+          <w:left w:w="15" w:type="dxa"/>
+          <w:bottom w:w="15" w:type="dxa"/>
+          <w:right w:w="15" w:type="dxa"/>
+        </w:tblCellMar>
+        <w:tblLook w:val="04A0" w:firstRow="1" w:lastRow="0" w:firstColumn="1" w:lastColumn="0" w:noHBand="0" w:noVBand="1"/>
+      </w:tblPr>
+      <w:tblGrid>
+        <w:gridCol w:w="824"/>
+        <w:gridCol w:w="1058"/>
+        <w:gridCol w:w="1462"/>
+        <w:gridCol w:w="827"/>
+        <w:gridCol w:w="1231"/>
+      </w:tblGrid>
+      <w:tr>
+        <w:trPr>
+          <w:tblHeader/>
+        </w:trPr>
+        <w:tc>
+          <w:tcPr>
+            <w:tcW w:w="0" w:type="auto"/>
+            <w:noWrap/>
+            <w:tcMar>
+              <w:top w:w="75" w:type="dxa"/>
+              <w:left w:w="135" w:type="dxa"/>
+              <w:bottom w:w="75" w:type="dxa"/>
+              <w:right w:w="135" w:type="dxa"/>
+            </w:tcMar>
+            <w:hideMark/>
+          </w:tcPr>
+          <w:p>
+            <w:pPr>
+              <w:jc w:val="both"/>
+              <w:rPr>
+                <w:rFonts w:ascii="Times New Roman" w:hAnsi="Times New Roman" w:cs="Times New Roman"/>
+                <w:b/>
+                <w:bCs/>
+                <w:sz w:val="26"/>
+                <w:szCs w:val="26"/>
+              </w:rPr>
+            </w:pPr>
+            <w:r>
+              <w:rPr>
+                <w:rFonts w:ascii="Times New Roman" w:hAnsi="Times New Roman" w:cs="Times New Roman"/>
+                <w:b/>
+                <w:bCs/>
+                <w:sz w:val="26"/>
+                <w:szCs w:val="26"/>
+              </w:rPr>
+              <w:lastRenderedPageBreak/>
+              <w:t>Tập</w:t>
+            </w:r>
+          </w:p>
+        </w:tc>
+        <w:tc>
+          <w:tcPr>
+            <w:tcW w:w="0" w:type="auto"/>
+            <w:noWrap/>
+            <w:tcMar>
+              <w:top w:w="75" w:type="dxa"/>
+              <w:left w:w="135" w:type="dxa"/>
+              <w:bottom w:w="75" w:type="dxa"/>
+              <w:right w:w="135" w:type="dxa"/>
+            </w:tcMar>
+            <w:hideMark/>
+          </w:tcPr>
+          <w:p>
+            <w:pPr>
+              <w:jc w:val="both"/>
+              <w:rPr>
+                <w:rFonts w:ascii="Times New Roman" w:hAnsi="Times New Roman" w:cs="Times New Roman"/>
+                <w:b/>
+                <w:bCs/>
+                <w:sz w:val="26"/>
+                <w:szCs w:val="26"/>
+              </w:rPr>
+            </w:pPr>
+            <w:r>
+              <w:rPr>
+                <w:rFonts w:ascii="Times New Roman" w:hAnsi="Times New Roman" w:cs="Times New Roman"/>
+                <w:b/>
+                <w:bCs/>
+                <w:sz w:val="26"/>
+                <w:szCs w:val="26"/>
+              </w:rPr>
+              <w:t># video</w:t>
+            </w:r>
+          </w:p>
+        </w:tc>
+        <w:tc>
+          <w:tcPr>
+            <w:tcW w:w="0" w:type="auto"/>
+            <w:noWrap/>
+            <w:tcMar>
+              <w:top w:w="75" w:type="dxa"/>
+              <w:left w:w="135" w:type="dxa"/>
+              <w:bottom w:w="75" w:type="dxa"/>
+              <w:right w:w="135" w:type="dxa"/>
+            </w:tcMar>
+            <w:hideMark/>
+          </w:tcPr>
+          <w:p>
+            <w:pPr>
+              <w:jc w:val="both"/>
+              <w:rPr>
+                <w:rFonts w:ascii="Times New Roman" w:hAnsi="Times New Roman" w:cs="Times New Roman"/>
+                <w:b/>
+                <w:bCs/>
+                <w:sz w:val="26"/>
+                <w:szCs w:val="26"/>
+              </w:rPr>
+            </w:pPr>
+            <w:r>
+              <w:rPr>
+                <w:rFonts w:ascii="Times New Roman" w:hAnsi="Times New Roman" w:cs="Times New Roman"/>
+                <w:b/>
+                <w:bCs/>
+                <w:sz w:val="26"/>
+                <w:szCs w:val="26"/>
+              </w:rPr>
+              <w:t># sequence</w:t>
+            </w:r>
+          </w:p>
+        </w:tc>
+        <w:tc>
+          <w:tcPr>
+            <w:tcW w:w="0" w:type="auto"/>
+            <w:noWrap/>
+            <w:tcMar>
+              <w:top w:w="75" w:type="dxa"/>
+              <w:left w:w="135" w:type="dxa"/>
+              <w:bottom w:w="75" w:type="dxa"/>
+              <w:right w:w="135" w:type="dxa"/>
+            </w:tcMar>
+            <w:hideMark/>
+          </w:tcPr>
+          <w:p>
+            <w:pPr>
+              <w:jc w:val="both"/>
+              <w:rPr>
+                <w:rFonts w:ascii="Times New Roman" w:hAnsi="Times New Roman" w:cs="Times New Roman"/>
+                <w:b/>
+                <w:bCs/>
+                <w:sz w:val="26"/>
+                <w:szCs w:val="26"/>
+              </w:rPr>
+            </w:pPr>
+            <w:r>
+              <w:rPr>
+                <w:rFonts w:ascii="Times New Roman" w:hAnsi="Times New Roman" w:cs="Times New Roman"/>
+                <w:b/>
+                <w:bCs/>
+                <w:sz w:val="26"/>
+                <w:szCs w:val="26"/>
+              </w:rPr>
+              <w:t># fall</w:t>
+            </w:r>
+          </w:p>
+        </w:tc>
+        <w:tc>
+          <w:tcPr>
+            <w:tcW w:w="0" w:type="auto"/>
+            <w:tcBorders>
+              <w:right w:val="nil"/>
+            </w:tcBorders>
+            <w:noWrap/>
+            <w:tcMar>
+              <w:top w:w="75" w:type="dxa"/>
+              <w:left w:w="135" w:type="dxa"/>
+              <w:bottom w:w="75" w:type="dxa"/>
+              <w:right w:w="135" w:type="dxa"/>
+            </w:tcMar>
+            <w:hideMark/>
+          </w:tcPr>
+          <w:p>
+            <w:pPr>
+              <w:jc w:val="both"/>
+              <w:rPr>
+                <w:rFonts w:ascii="Times New Roman" w:hAnsi="Times New Roman" w:cs="Times New Roman"/>
+                <w:b/>
+                <w:bCs/>
+                <w:sz w:val="26"/>
+                <w:szCs w:val="26"/>
+              </w:rPr>
+            </w:pPr>
+            <w:r>
+              <w:rPr>
+                <w:rFonts w:ascii="Times New Roman" w:hAnsi="Times New Roman" w:cs="Times New Roman"/>
+                <w:b/>
+                <w:bCs/>
+                <w:sz w:val="26"/>
+                <w:szCs w:val="26"/>
+              </w:rPr>
+              <w:t># no_fall</w:t>
+            </w:r>
+          </w:p>
+        </w:tc>
+      </w:tr>
+      <w:tr>
+        <w:tc>
+          <w:tcPr>
+            <w:tcW w:w="0" w:type="auto"/>
+            <w:tcMar>
+              <w:top w:w="75" w:type="dxa"/>
+              <w:left w:w="135" w:type="dxa"/>
+              <w:bottom w:w="75" w:type="dxa"/>
+              <w:right w:w="135" w:type="dxa"/>
+            </w:tcMar>
+            <w:hideMark/>
+          </w:tcPr>
+          <w:p>
+            <w:pPr>
+              <w:jc w:val="both"/>
+              <w:rPr>
+                <w:rFonts w:ascii="Times New Roman" w:hAnsi="Times New Roman" w:cs="Times New Roman"/>
+                <w:sz w:val="26"/>
+                <w:szCs w:val="26"/>
+              </w:rPr>
+            </w:pPr>
+            <w:r>
+              <w:rPr>
+                <w:rFonts w:ascii="Times New Roman" w:hAnsi="Times New Roman" w:cs="Times New Roman"/>
+                <w:sz w:val="26"/>
+                <w:szCs w:val="26"/>
+              </w:rPr>
+              <w:t>Train</w:t>
+            </w:r>
+          </w:p>
+        </w:tc>
+        <w:tc>
+          <w:tcPr>
+            <w:tcW w:w="0" w:type="auto"/>
+            <w:tcMar>
+              <w:top w:w="75" w:type="dxa"/>
+              <w:left w:w="135" w:type="dxa"/>
+              <w:bottom w:w="75" w:type="dxa"/>
+              <w:right w:w="135" w:type="dxa"/>
+            </w:tcMar>
+            <w:hideMark/>
+          </w:tcPr>
+          <w:p>
+            <w:pPr>
+              <w:jc w:val="both"/>
+              <w:rPr>
+                <w:rFonts w:ascii="Times New Roman" w:hAnsi="Times New Roman" w:cs="Times New Roman"/>
+                <w:sz w:val="26"/>
+                <w:szCs w:val="26"/>
+              </w:rPr>
+            </w:pPr>
+            <w:r>
+              <w:rPr>
+                <w:rFonts w:ascii="Times New Roman" w:hAnsi="Times New Roman" w:cs="Times New Roman"/>
+                <w:sz w:val="26"/>
+                <w:szCs w:val="26"/>
+              </w:rPr>
+              <w:t>…</w:t>
+            </w:r>
+          </w:p>
+        </w:tc>
+        <w:tc>
+          <w:tcPr>
+            <w:tcW w:w="0" w:type="auto"/>
+            <w:tcMar>
+              <w:top w:w="75" w:type="dxa"/>
+              <w:left w:w="135" w:type="dxa"/>
+              <w:bottom w:w="75" w:type="dxa"/>
+              <w:right w:w="135" w:type="dxa"/>
+            </w:tcMar>
+            <w:hideMark/>
+          </w:tcPr>
+          <w:p>
+            <w:pPr>
+              <w:jc w:val="both"/>
+              <w:rPr>
+                <w:rFonts w:ascii="Times New Roman" w:hAnsi="Times New Roman" w:cs="Times New Roman"/>
+                <w:sz w:val="26"/>
+                <w:szCs w:val="26"/>
+              </w:rPr>
+            </w:pPr>
+            <w:r>
+              <w:rPr>
+                <w:rFonts w:ascii="Times New Roman" w:hAnsi="Times New Roman" w:cs="Times New Roman"/>
+                <w:sz w:val="26"/>
+                <w:szCs w:val="26"/>
+              </w:rPr>
+              <w:t>…</w:t>
+            </w:r>
+          </w:p>
+        </w:tc>
+        <w:tc>
+          <w:tcPr>
+            <w:tcW w:w="0" w:type="auto"/>
+            <w:tcMar>
+              <w:top w:w="75" w:type="dxa"/>
+              <w:left w:w="135" w:type="dxa"/>
+              <w:bottom w:w="75" w:type="dxa"/>
+              <w:right w:w="135" w:type="dxa"/>
+            </w:tcMar>
+            <w:hideMark/>
+          </w:tcPr>
+          <w:p>
+            <w:pPr>
+              <w:jc w:val="both"/>
+              <w:rPr>
+                <w:rFonts w:ascii="Times New Roman" w:hAnsi="Times New Roman" w:cs="Times New Roman"/>
+                <w:sz w:val="26"/>
+                <w:szCs w:val="26"/>
+              </w:rPr>
+            </w:pPr>
+            <w:r>
+              <w:rPr>
+                <w:rFonts w:ascii="Times New Roman" w:hAnsi="Times New Roman" w:cs="Times New Roman"/>
+                <w:sz w:val="26"/>
+                <w:szCs w:val="26"/>
+              </w:rPr>
+              <w:t>…</w:t>
+            </w:r>
+          </w:p>
+        </w:tc>
+        <w:tc>
+          <w:tcPr>
+            <w:tcW w:w="0" w:type="auto"/>
+            <w:tcBorders>
+              <w:right w:val="nil"/>
+            </w:tcBorders>
+            <w:tcMar>
+              <w:top w:w="75" w:type="dxa"/>
+              <w:left w:w="135" w:type="dxa"/>
+              <w:bottom w:w="75" w:type="dxa"/>
+              <w:right w:w="135" w:type="dxa"/>
+            </w:tcMar>
+            <w:hideMark/>
+          </w:tcPr>
+          <w:p>
+            <w:pPr>
+              <w:jc w:val="both"/>
+              <w:rPr>
+                <w:rFonts w:ascii="Times New Roman" w:hAnsi="Times New Roman" w:cs="Times New Roman"/>
+                <w:sz w:val="26"/>
+                <w:szCs w:val="26"/>
+              </w:rPr>
+            </w:pPr>
+            <w:r>
+              <w:rPr>
+                <w:rFonts w:ascii="Times New Roman" w:hAnsi="Times New Roman" w:cs="Times New Roman"/>
+                <w:sz w:val="26"/>
+                <w:szCs w:val="26"/>
+              </w:rPr>
+              <w:t>…</w:t>
+            </w:r>
+          </w:p>
+        </w:tc>
+      </w:tr>
+      <w:tr>
+        <w:tc>
+          <w:tcPr>
+            <w:tcW w:w="0" w:type="auto"/>
+            <w:tcMar>
+              <w:top w:w="75" w:type="dxa"/>
+              <w:left w:w="135" w:type="dxa"/>
+              <w:bottom w:w="75" w:type="dxa"/>
+              <w:right w:w="135" w:type="dxa"/>
+            </w:tcMar>
+            <w:hideMark/>
+          </w:tcPr>
+          <w:p>
+            <w:pPr>
+              <w:jc w:val="both"/>
+              <w:rPr>
+                <w:rFonts w:ascii="Times New Roman" w:hAnsi="Times New Roman" w:cs="Times New Roman"/>
+                <w:sz w:val="26"/>
+                <w:szCs w:val="26"/>
+              </w:rPr>
+            </w:pPr>
+            <w:r>
+              <w:rPr>
+                <w:rFonts w:ascii="Times New Roman" w:hAnsi="Times New Roman" w:cs="Times New Roman"/>
+                <w:sz w:val="26"/>
+                <w:szCs w:val="26"/>
+              </w:rPr>
+              <w:t>Val</w:t>
+            </w:r>
+          </w:p>
+        </w:tc>
+        <w:tc>
+          <w:tcPr>
+            <w:tcW w:w="0" w:type="auto"/>
+            <w:tcMar>
+              <w:top w:w="75" w:type="dxa"/>
+              <w:left w:w="135" w:type="dxa"/>
+              <w:bottom w:w="75" w:type="dxa"/>
+              <w:right w:w="135" w:type="dxa"/>
+            </w:tcMar>
+            <w:hideMark/>
+          </w:tcPr>
+          <w:p>
+            <w:pPr>
+              <w:jc w:val="both"/>
+              <w:rPr>
+                <w:rFonts w:ascii="Times New Roman" w:hAnsi="Times New Roman" w:cs="Times New Roman"/>
+                <w:sz w:val="26"/>
+                <w:szCs w:val="26"/>
+              </w:rPr>
+            </w:pPr>
+            <w:r>
+              <w:rPr>
+                <w:rFonts w:ascii="Times New Roman" w:hAnsi="Times New Roman" w:cs="Times New Roman"/>
+                <w:sz w:val="26"/>
+                <w:szCs w:val="26"/>
+              </w:rPr>
+              <w:t>…</w:t>
+            </w:r>
+          </w:p>
+        </w:tc>
+        <w:tc>
+          <w:tcPr>
+            <w:tcW w:w="0" w:type="auto"/>
+            <w:tcMar>
+              <w:top w:w="75" w:type="dxa"/>
+              <w:left w:w="135" w:type="dxa"/>
+              <w:bottom w:w="75" w:type="dxa"/>
+              <w:right w:w="135" w:type="dxa"/>
+            </w:tcMar>
+            <w:hideMark/>
+          </w:tcPr>
+          <w:p>
+            <w:pPr>
+              <w:jc w:val="both"/>
+              <w:rPr>
+                <w:rFonts w:ascii="Times New Roman" w:hAnsi="Times New Roman" w:cs="Times New Roman"/>
+                <w:sz w:val="26"/>
+                <w:szCs w:val="26"/>
+              </w:rPr>
+            </w:pPr>
+            <w:r>
+              <w:rPr>
+                <w:rFonts w:ascii="Times New Roman" w:hAnsi="Times New Roman" w:cs="Times New Roman"/>
+                <w:sz w:val="26"/>
+                <w:szCs w:val="26"/>
+              </w:rPr>
+              <w:t>…</w:t>
+            </w:r>
+          </w:p>
+        </w:tc>
+        <w:tc>
+          <w:tcPr>
+            <w:tcW w:w="0" w:type="auto"/>
+            <w:tcMar>
+              <w:top w:w="75" w:type="dxa"/>
+              <w:left w:w="135" w:type="dxa"/>
+              <w:bottom w:w="75" w:type="dxa"/>
+              <w:right w:w="135" w:type="dxa"/>
+            </w:tcMar>
+            <w:hideMark/>
+          </w:tcPr>
+          <w:p>
+            <w:pPr>
+              <w:jc w:val="both"/>
+              <w:rPr>
+                <w:rFonts w:ascii="Times New Roman" w:hAnsi="Times New Roman" w:cs="Times New Roman"/>
+                <w:sz w:val="26"/>
+                <w:szCs w:val="26"/>
+              </w:rPr>
+            </w:pPr>
+            <w:r>
+              <w:rPr>
+                <w:rFonts w:ascii="Times New Roman" w:hAnsi="Times New Roman" w:cs="Times New Roman"/>
+                <w:sz w:val="26"/>
+                <w:szCs w:val="26"/>
+              </w:rPr>
+              <w:t>…</w:t>
+            </w:r>
+          </w:p>
+        </w:tc>
+        <w:tc>
+          <w:tcPr>
+            <w:tcW w:w="0" w:type="auto"/>
+            <w:tcBorders>
+              <w:right w:val="nil"/>
+            </w:tcBorders>
+            <w:tcMar>
+              <w:top w:w="75" w:type="dxa"/>
+              <w:left w:w="135" w:type="dxa"/>
+              <w:bottom w:w="75" w:type="dxa"/>
+              <w:right w:w="135" w:type="dxa"/>
+            </w:tcMar>
+            <w:hideMark/>
+          </w:tcPr>
+          <w:p>
+            <w:pPr>
+              <w:jc w:val="both"/>
+              <w:rPr>
+                <w:rFonts w:ascii="Times New Roman" w:hAnsi="Times New Roman" w:cs="Times New Roman"/>
+                <w:sz w:val="26"/>
+                <w:szCs w:val="26"/>
+              </w:rPr>
+            </w:pPr>
+            <w:r>
+              <w:rPr>
+                <w:rFonts w:ascii="Times New Roman" w:hAnsi="Times New Roman" w:cs="Times New Roman"/>
+                <w:sz w:val="26"/>
+                <w:szCs w:val="26"/>
+              </w:rPr>
+              <w:t>…</w:t>
+            </w:r>
+          </w:p>
+        </w:tc>
+      </w:tr>
+      <w:tr>
+        <w:tc>
+          <w:tcPr>
+            <w:tcW w:w="0" w:type="auto"/>
+            <w:tcBorders>
+              <w:bottom w:val="nil"/>
+            </w:tcBorders>
+            <w:tcMar>
+              <w:top w:w="75" w:type="dxa"/>
+              <w:left w:w="135" w:type="dxa"/>
+              <w:bottom w:w="75" w:type="dxa"/>
+              <w:right w:w="135" w:type="dxa"/>
+            </w:tcMar>
+            <w:hideMark/>
+          </w:tcPr>
+          <w:p>
+            <w:pPr>
+              <w:jc w:val="both"/>
+              <w:rPr>
+                <w:rFonts w:ascii="Times New Roman" w:hAnsi="Times New Roman" w:cs="Times New Roman"/>
+                <w:sz w:val="26"/>
+                <w:szCs w:val="26"/>
+              </w:rPr>
+            </w:pPr>
+            <w:r>
+              <w:rPr>
+                <w:rFonts w:ascii="Times New Roman" w:hAnsi="Times New Roman" w:cs="Times New Roman"/>
+                <w:sz w:val="26"/>
+                <w:szCs w:val="26"/>
+              </w:rPr>
+              <w:t>Test</w:t>
+            </w:r>
+          </w:p>
+        </w:tc>
+        <w:tc>
+          <w:tcPr>
+            <w:tcW w:w="0" w:type="auto"/>
+            <w:tcBorders>
+              <w:bottom w:val="nil"/>
+            </w:tcBorders>
+            <w:tcMar>
+              <w:top w:w="75" w:type="dxa"/>
+              <w:left w:w="135" w:type="dxa"/>
+              <w:bottom w:w="75" w:type="dxa"/>
+              <w:right w:w="135" w:type="dxa"/>
+            </w:tcMar>
+            <w:hideMark/>
+          </w:tcPr>
+          <w:p>
+            <w:pPr>
+              <w:jc w:val="both"/>
+              <w:rPr>
+                <w:rFonts w:ascii="Times New Roman" w:hAnsi="Times New Roman" w:cs="Times New Roman"/>
+                <w:sz w:val="26"/>
+                <w:szCs w:val="26"/>
+              </w:rPr>
+            </w:pPr>
+            <w:r>
+              <w:rPr>
+                <w:rFonts w:ascii="Times New Roman" w:hAnsi="Times New Roman" w:cs="Times New Roman"/>
+                <w:sz w:val="26"/>
+                <w:szCs w:val="26"/>
+              </w:rPr>
+              <w:t>…</w:t>
+            </w:r>
+          </w:p>
+        </w:tc>
+        <w:tc>
+          <w:tcPr>
+            <w:tcW w:w="0" w:type="auto"/>
+            <w:tcBorders>
+              <w:bottom w:val="nil"/>
+            </w:tcBorders>
+            <w:tcMar>
+              <w:top w:w="75" w:type="dxa"/>
+              <w:left w:w="135" w:type="dxa"/>
+              <w:bottom w:w="75" w:type="dxa"/>
+              <w:right w:w="135" w:type="dxa"/>
+            </w:tcMar>
+            <w:hideMark/>
+          </w:tcPr>
+          <w:p>
+            <w:pPr>
+              <w:jc w:val="both"/>
+              <w:rPr>
+                <w:rFonts w:ascii="Times New Roman" w:hAnsi="Times New Roman" w:cs="Times New Roman"/>
+                <w:sz w:val="26"/>
+                <w:szCs w:val="26"/>
+              </w:rPr>
+            </w:pPr>
+            <w:r>
+              <w:rPr>
+                <w:rFonts w:ascii="Times New Roman" w:hAnsi="Times New Roman" w:cs="Times New Roman"/>
+                <w:sz w:val="26"/>
+                <w:szCs w:val="26"/>
+              </w:rPr>
+              <w:t>…</w:t>
+            </w:r>
+          </w:p>
+        </w:tc>
+        <w:tc>
+          <w:tcPr>
+            <w:tcW w:w="0" w:type="auto"/>
+            <w:tcBorders>
+              <w:bottom w:val="nil"/>
+            </w:tcBorders>
+            <w:tcMar>
+              <w:top w:w="75" w:type="dxa"/>
+              <w:left w:w="135" w:type="dxa"/>
+              <w:bottom w:w="75" w:type="dxa"/>
+              <w:right w:w="135" w:type="dxa"/>
+            </w:tcMar>
+            <w:hideMark/>
+          </w:tcPr>
+          <w:p>
+            <w:pPr>
+              <w:jc w:val="both"/>
+              <w:rPr>
+                <w:rFonts w:ascii="Times New Roman" w:hAnsi="Times New Roman" w:cs="Times New Roman"/>
+                <w:sz w:val="26"/>
+                <w:szCs w:val="26"/>
+              </w:rPr>
+            </w:pPr>
+            <w:r>
+              <w:rPr>
+                <w:rFonts w:ascii="Times New Roman" w:hAnsi="Times New Roman" w:cs="Times New Roman"/>
+                <w:sz w:val="26"/>
+                <w:szCs w:val="26"/>
+              </w:rPr>
+              <w:t>…</w:t>
+            </w:r>
+          </w:p>
+        </w:tc>
+        <w:tc>
+          <w:tcPr>
+            <w:tcW w:w="0" w:type="auto"/>
+            <w:tcBorders>
+              <w:bottom w:val="nil"/>
+              <w:right w:val="nil"/>
+            </w:tcBorders>
+            <w:tcMar>
+              <w:top w:w="75" w:type="dxa"/>
+              <w:left w:w="135" w:type="dxa"/>
+              <w:bottom w:w="75" w:type="dxa"/>
+              <w:right w:w="135" w:type="dxa"/>
+            </w:tcMar>
+            <w:hideMark/>
+          </w:tcPr>
+          <w:p>
+            <w:pPr>
+              <w:jc w:val="both"/>
+              <w:rPr>
+                <w:rFonts w:ascii="Times New Roman" w:hAnsi="Times New Roman" w:cs="Times New Roman"/>
+                <w:sz w:val="26"/>
+                <w:szCs w:val="26"/>
+              </w:rPr>
+            </w:pPr>
+            <w:r>
+              <w:rPr>
+                <w:rFonts w:ascii="Times New Roman" w:hAnsi="Times New Roman" w:cs="Times New Roman"/>
+                <w:sz w:val="26"/>
+                <w:szCs w:val="26"/>
+              </w:rPr>
+              <w:t>…</w:t>
+            </w:r>
+          </w:p>
+        </w:tc>
+      </w:tr>
+    </w:tbl>
+    <w:p>
+      <w:pPr>
+        <w:jc w:val="both"/>
+        <w:rPr>
+          <w:rFonts w:ascii="Times New Roman" w:hAnsi="Times New Roman" w:cs="Times New Roman"/>
+          <w:i/>
+          <w:iCs/>
+          <w:sz w:val="26"/>
+          <w:szCs w:val="26"/>
+        </w:rPr>
+      </w:pPr>
+      <w:r>
+        <w:rPr>
+          <w:rFonts w:ascii="Times New Roman" w:hAnsi="Times New Roman" w:cs="Times New Roman"/>
+          <w:i/>
+          <w:iCs/>
+          <w:sz w:val="26"/>
+          <w:szCs w:val="26"/>
+        </w:rPr>
+        <w:t>Nếu chưa có script split: nên viết tools/build_video_split.py trước khi train. Đây là việc nên làm </w:t>
+      </w:r>
+      <w:r>
+        <w:rPr>
+          <w:rFonts w:ascii="Times New Roman" w:hAnsi="Times New Roman" w:cs="Times New Roman"/>
+          <w:b/>
+          <w:bCs/>
+          <w:i/>
+          <w:iCs/>
+          <w:sz w:val="26"/>
+          <w:szCs w:val="26"/>
+        </w:rPr>
+        <w:t>hôm nay</w:t>
+      </w:r>
+      <w:r>
+        <w:rPr>
+          <w:rFonts w:ascii="Times New Roman" w:hAnsi="Times New Roman" w:cs="Times New Roman"/>
+          <w:i/>
+          <w:iCs/>
+          <w:sz w:val="26"/>
+          <w:szCs w:val="26"/>
+        </w:rPr>
+        <w:t>.</w:t>
+      </w:r>
+    </w:p>
+    <w:p>
+      <w:pPr>
+        <w:jc w:val="both"/>
+        <w:rPr>
+          <w:rFonts w:ascii="Times New Roman" w:hAnsi="Times New Roman" w:cs="Times New Roman"/>
+          <w:sz w:val="26"/>
+          <w:szCs w:val="26"/>
+        </w:rPr>
+      </w:pPr>
+      <w:r>
+        <w:rPr>
+          <w:rFonts w:ascii="Times New Roman" w:hAnsi="Times New Roman" w:cs="Times New Roman"/>
+          <w:sz w:val="26"/>
+          <w:szCs w:val="26"/>
+        </w:rPr>
+        <w:pict w14:anchorId="5D219CA3">
+          <v:rect id="_x0000_i1087" style="width:0;height:1.5pt" o:hralign="center" o:hrstd="t" o:hr="t" fillcolor="#a0a0a0" stroked="f"/>
+        </w:pict>
+      </w:r>
+    </w:p>
+    <w:p>
+      <w:pPr>
+        <w:jc w:val="both"/>
+        <w:rPr>
+          <w:rFonts w:ascii="Times New Roman" w:hAnsi="Times New Roman" w:cs="Times New Roman"/>
+          <w:b/>
+          <w:bCs/>
+          <w:sz w:val="26"/>
+          <w:szCs w:val="26"/>
+        </w:rPr>
+      </w:pPr>
+      <w:r>
+        <w:rPr>
+          <w:rFonts w:ascii="Times New Roman" w:hAnsi="Times New Roman" w:cs="Times New Roman"/>
+          <w:b/>
+          <w:bCs/>
+          <w:sz w:val="26"/>
+          <w:szCs w:val="26"/>
+        </w:rPr>
+        <w:t>Bước 2 — Môi trường train</w:t>
+      </w:r>
+    </w:p>
+    <w:p>
+      <w:pPr>
+        <w:jc w:val="both"/>
+        <w:rPr>
+          <w:rFonts w:ascii="Times New Roman" w:hAnsi="Times New Roman" w:cs="Times New Roman"/>
+          <w:b/>
+          <w:bCs/>
+          <w:sz w:val="26"/>
+          <w:szCs w:val="26"/>
+        </w:rPr>
+      </w:pPr>
+      <w:r>
+        <w:rPr>
+          <w:rFonts w:ascii="Times New Roman" w:hAnsi="Times New Roman" w:cs="Times New Roman"/>
+          <w:b/>
+          <w:bCs/>
+          <w:sz w:val="26"/>
+          <w:szCs w:val="26"/>
+        </w:rPr>
+        <w:t>Khuyến nghị: Kaggle Notebook (GPU)</w:t>
+      </w:r>
+    </w:p>
+    <w:p>
+      <w:pPr>
+        <w:jc w:val="both"/>
+        <w:rPr>
+          <w:rFonts w:ascii="Times New Roman" w:hAnsi="Times New Roman" w:cs="Times New Roman"/>
+          <w:sz w:val="26"/>
+          <w:szCs w:val="26"/>
+        </w:rPr>
+      </w:pPr>
+      <w:r>
+        <w:rPr>
+          <w:rFonts w:ascii="Times New Roman" w:hAnsi="Times New Roman" w:cs="Times New Roman"/>
+          <w:sz w:val="26"/>
+          <w:szCs w:val="26"/>
+        </w:rPr>
+        <w:t>Bạn đã train trên Kaggle (fall-detection-transformer-f1-v</w:t>
+      </w:r>
+      <w:proofErr w:type="gramStart"/>
+      <w:r>
+        <w:rPr>
+          <w:rFonts w:ascii="Times New Roman" w:hAnsi="Times New Roman" w:cs="Times New Roman"/>
+          <w:sz w:val="26"/>
+          <w:szCs w:val="26"/>
+        </w:rPr>
+        <w:t>1.ipynb</w:t>
+      </w:r>
+      <w:proofErr w:type="gramEnd"/>
+      <w:r>
+        <w:rPr>
+          <w:rFonts w:ascii="Times New Roman" w:hAnsi="Times New Roman" w:cs="Times New Roman"/>
+          <w:sz w:val="26"/>
+          <w:szCs w:val="26"/>
+        </w:rPr>
+        <w:t>). Làm tương tự:</w:t>
+      </w:r>
+    </w:p>
+    <w:p>
+      <w:pPr>
+        <w:numPr>
+          <w:ilvl w:val="0"/>
+          <w:numId w:val="11"/>
+        </w:numPr>
+        <w:jc w:val="both"/>
+        <w:rPr>
+          <w:rFonts w:ascii="Times New Roman" w:hAnsi="Times New Roman" w:cs="Times New Roman"/>
+          <w:sz w:val="26"/>
+          <w:szCs w:val="26"/>
+        </w:rPr>
+      </w:pPr>
+      <w:r>
+        <w:rPr>
+          <w:rFonts w:ascii="Times New Roman" w:hAnsi="Times New Roman" w:cs="Times New Roman"/>
+          <w:sz w:val="26"/>
+          <w:szCs w:val="26"/>
+        </w:rPr>
+        <w:t>Upload dataset mới fall-dataset-v2-split (thư mục data_v2).</w:t>
+      </w:r>
+    </w:p>
+    <w:p>
+      <w:pPr>
+        <w:numPr>
+          <w:ilvl w:val="0"/>
+          <w:numId w:val="11"/>
+        </w:numPr>
+        <w:jc w:val="both"/>
+        <w:rPr>
+          <w:rFonts w:ascii="Times New Roman" w:hAnsi="Times New Roman" w:cs="Times New Roman"/>
+          <w:sz w:val="26"/>
+          <w:szCs w:val="26"/>
+        </w:rPr>
+      </w:pPr>
+      <w:r>
+        <w:rPr>
+          <w:rFonts w:ascii="Times New Roman" w:hAnsi="Times New Roman" w:cs="Times New Roman"/>
+          <w:sz w:val="26"/>
+          <w:szCs w:val="26"/>
+        </w:rPr>
+        <w:t>Duplicate notebook cũ → đặt tên fall-detection-transformer-v2-video-</w:t>
+      </w:r>
+      <w:proofErr w:type="gramStart"/>
+      <w:r>
+        <w:rPr>
+          <w:rFonts w:ascii="Times New Roman" w:hAnsi="Times New Roman" w:cs="Times New Roman"/>
+          <w:sz w:val="26"/>
+          <w:szCs w:val="26"/>
+        </w:rPr>
+        <w:t>split.ipynb</w:t>
+      </w:r>
+      <w:proofErr w:type="gramEnd"/>
+      <w:r>
+        <w:rPr>
+          <w:rFonts w:ascii="Times New Roman" w:hAnsi="Times New Roman" w:cs="Times New Roman"/>
+          <w:sz w:val="26"/>
+          <w:szCs w:val="26"/>
+        </w:rPr>
+        <w:t>.</w:t>
+      </w:r>
+    </w:p>
+    <w:p>
+      <w:pPr>
+        <w:numPr>
+          <w:ilvl w:val="0"/>
+          <w:numId w:val="11"/>
+        </w:numPr>
+        <w:jc w:val="both"/>
+        <w:rPr>
+          <w:rFonts w:ascii="Times New Roman" w:hAnsi="Times New Roman" w:cs="Times New Roman"/>
+          <w:sz w:val="26"/>
+          <w:szCs w:val="26"/>
+        </w:rPr>
+      </w:pPr>
+      <w:r>
+        <w:rPr>
+          <w:rFonts w:ascii="Times New Roman" w:hAnsi="Times New Roman" w:cs="Times New Roman"/>
+          <w:sz w:val="26"/>
+          <w:szCs w:val="26"/>
+        </w:rPr>
+        <w:t>Sửa đường dẫn load:</w:t>
+      </w:r>
+    </w:p>
+    <w:p>
+      <w:pPr>
+        <w:jc w:val="both"/>
+        <w:rPr>
+          <w:rFonts w:ascii="Times New Roman" w:hAnsi="Times New Roman" w:cs="Times New Roman"/>
+          <w:sz w:val="26"/>
+          <w:szCs w:val="26"/>
+        </w:rPr>
+      </w:pPr>
+      <w:r>
+        <w:rPr>
+          <w:rFonts w:ascii="Times New Roman" w:hAnsi="Times New Roman" w:cs="Times New Roman"/>
+          <w:sz w:val="26"/>
+          <w:szCs w:val="26"/>
+        </w:rPr>
+        <w:t>base_train = '/kaggle/input/fall-dataset-v2-split/train'</w:t>
+      </w:r>
+    </w:p>
+    <w:p>
+      <w:pPr>
+        <w:jc w:val="both"/>
+        <w:rPr>
+          <w:rFonts w:ascii="Times New Roman" w:hAnsi="Times New Roman" w:cs="Times New Roman"/>
+          <w:sz w:val="26"/>
+          <w:szCs w:val="26"/>
+        </w:rPr>
+      </w:pPr>
+      <w:r>
+        <w:rPr>
+          <w:rFonts w:ascii="Times New Roman" w:hAnsi="Times New Roman" w:cs="Times New Roman"/>
+          <w:sz w:val="26"/>
+          <w:szCs w:val="26"/>
+        </w:rPr>
+        <w:t>base_val   = '/kaggle/input/fall-dataset-v2-split/val'</w:t>
+      </w:r>
+    </w:p>
+    <w:p>
+      <w:pPr>
+        <w:jc w:val="both"/>
+        <w:rPr>
+          <w:rFonts w:ascii="Times New Roman" w:hAnsi="Times New Roman" w:cs="Times New Roman"/>
+          <w:sz w:val="26"/>
+          <w:szCs w:val="26"/>
+        </w:rPr>
+      </w:pPr>
+      <w:r>
+        <w:rPr>
+          <w:rFonts w:ascii="Times New Roman" w:hAnsi="Times New Roman" w:cs="Times New Roman"/>
+          <w:sz w:val="26"/>
+          <w:szCs w:val="26"/>
+        </w:rPr>
+        <w:t>base_</w:t>
+      </w:r>
+      <w:proofErr w:type="gramStart"/>
+      <w:r>
+        <w:rPr>
+          <w:rFonts w:ascii="Times New Roman" w:hAnsi="Times New Roman" w:cs="Times New Roman"/>
+          <w:sz w:val="26"/>
+          <w:szCs w:val="26"/>
+        </w:rPr>
+        <w:t>test  =</w:t>
+      </w:r>
+      <w:proofErr w:type="gramEnd"/>
+      <w:r>
+        <w:rPr>
+          <w:rFonts w:ascii="Times New Roman" w:hAnsi="Times New Roman" w:cs="Times New Roman"/>
+          <w:sz w:val="26"/>
+          <w:szCs w:val="26"/>
+        </w:rPr>
+        <w:t xml:space="preserve"> '/kaggle/input/fall-dataset-v2-split/test'</w:t>
+      </w:r>
+    </w:p>
+    <w:p>
+      <w:pPr>
+        <w:jc w:val="both"/>
+        <w:rPr>
+          <w:rFonts w:ascii="Times New Roman" w:hAnsi="Times New Roman" w:cs="Times New Roman"/>
+          <w:b/>
+          <w:bCs/>
+          <w:sz w:val="26"/>
+          <w:szCs w:val="26"/>
+        </w:rPr>
+      </w:pPr>
+      <w:r>
+        <w:rPr>
+          <w:rFonts w:ascii="Times New Roman" w:hAnsi="Times New Roman" w:cs="Times New Roman"/>
+          <w:b/>
+          <w:bCs/>
+          <w:sz w:val="26"/>
+          <w:szCs w:val="26"/>
+        </w:rPr>
+        <w:t>Giữ nguyên contract với app.py</w:t>
+      </w:r>
+    </w:p>
+    <w:tbl>
+      <w:tblPr>
+        <w:tblW w:w="0" w:type="auto"/>
+        <w:tblCellMar>
+          <w:top w:w="15" w:type="dxa"/>
+          <w:left w:w="15" w:type="dxa"/>
+          <w:bottom w:w="15" w:type="dxa"/>
+          <w:right w:w="15" w:type="dxa"/>
+        </w:tblCellMar>
+        <w:tblLook w:val="04A0" w:firstRow="1" w:lastRow="0" w:firstColumn="1" w:lastColumn="0" w:noHBand="0" w:noVBand="1"/>
+      </w:tblPr>
+      <w:tblGrid>
+        <w:gridCol w:w="3000"/>
+        <w:gridCol w:w="3074"/>
+      </w:tblGrid>
+      <w:tr>
+        <w:trPr>
+          <w:tblHeader/>
+        </w:trPr>
+        <w:tc>
+          <w:tcPr>
+            <w:tcW w:w="0" w:type="auto"/>
+            <w:noWrap/>
+            <w:tcMar>
+              <w:top w:w="75" w:type="dxa"/>
+              <w:left w:w="135" w:type="dxa"/>
+              <w:bottom w:w="75" w:type="dxa"/>
+              <w:right w:w="135" w:type="dxa"/>
+            </w:tcMar>
+            <w:hideMark/>
+          </w:tcPr>
+          <w:p>
+            <w:pPr>
+              <w:jc w:val="both"/>
+              <w:rPr>
+                <w:rFonts w:ascii="Times New Roman" w:hAnsi="Times New Roman" w:cs="Times New Roman"/>
+                <w:b/>
+                <w:bCs/>
+                <w:sz w:val="26"/>
+                <w:szCs w:val="26"/>
+              </w:rPr>
+            </w:pPr>
+            <w:r>
+              <w:rPr>
+                <w:rFonts w:ascii="Times New Roman" w:hAnsi="Times New Roman" w:cs="Times New Roman"/>
+                <w:b/>
+                <w:bCs/>
+                <w:sz w:val="26"/>
+                <w:szCs w:val="26"/>
+              </w:rPr>
+              <w:t>Tham số</w:t>
+            </w:r>
+          </w:p>
+        </w:tc>
+        <w:tc>
+          <w:tcPr>
+            <w:tcW w:w="0" w:type="auto"/>
+            <w:tcBorders>
+              <w:right w:val="nil"/>
+            </w:tcBorders>
+            <w:noWrap/>
+            <w:tcMar>
+              <w:top w:w="75" w:type="dxa"/>
+              <w:left w:w="135" w:type="dxa"/>
+              <w:bottom w:w="75" w:type="dxa"/>
+              <w:right w:w="135" w:type="dxa"/>
+            </w:tcMar>
+            <w:hideMark/>
+          </w:tcPr>
+          <w:p>
+            <w:pPr>
+              <w:jc w:val="both"/>
+              <w:rPr>
+                <w:rFonts w:ascii="Times New Roman" w:hAnsi="Times New Roman" w:cs="Times New Roman"/>
+                <w:b/>
+                <w:bCs/>
+                <w:sz w:val="26"/>
+                <w:szCs w:val="26"/>
+              </w:rPr>
+            </w:pPr>
+            <w:r>
+              <w:rPr>
+                <w:rFonts w:ascii="Times New Roman" w:hAnsi="Times New Roman" w:cs="Times New Roman"/>
+                <w:b/>
+                <w:bCs/>
+                <w:sz w:val="26"/>
+                <w:szCs w:val="26"/>
+              </w:rPr>
+              <w:t>Giá trị (không đổi)</w:t>
+            </w:r>
+          </w:p>
+        </w:tc>
+      </w:tr>
+      <w:tr>
+        <w:tc>
+          <w:tcPr>
+            <w:tcW w:w="0" w:type="auto"/>
+            <w:tcMar>
+              <w:top w:w="75" w:type="dxa"/>
+              <w:left w:w="135" w:type="dxa"/>
+              <w:bottom w:w="75" w:type="dxa"/>
+              <w:right w:w="135" w:type="dxa"/>
+            </w:tcMar>
+            <w:hideMark/>
+          </w:tcPr>
+          <w:p>
+            <w:pPr>
+              <w:jc w:val="both"/>
+              <w:rPr>
+                <w:rFonts w:ascii="Times New Roman" w:hAnsi="Times New Roman" w:cs="Times New Roman"/>
+                <w:sz w:val="26"/>
+                <w:szCs w:val="26"/>
+              </w:rPr>
+            </w:pPr>
+            <w:r>
+              <w:rPr>
+                <w:rFonts w:ascii="Times New Roman" w:hAnsi="Times New Roman" w:cs="Times New Roman"/>
+                <w:sz w:val="26"/>
+                <w:szCs w:val="26"/>
+              </w:rPr>
+              <w:t>Input shape</w:t>
+            </w:r>
+          </w:p>
+        </w:tc>
+        <w:tc>
+          <w:tcPr>
+            <w:tcW w:w="0" w:type="auto"/>
+            <w:tcBorders>
+              <w:right w:val="nil"/>
+            </w:tcBorders>
+            <w:tcMar>
+              <w:top w:w="75" w:type="dxa"/>
+              <w:left w:w="135" w:type="dxa"/>
+              <w:bottom w:w="75" w:type="dxa"/>
+              <w:right w:w="135" w:type="dxa"/>
+            </w:tcMar>
+            <w:hideMark/>
+          </w:tcPr>
+          <w:p>
+            <w:pPr>
+              <w:jc w:val="both"/>
+              <w:rPr>
+                <w:rFonts w:ascii="Times New Roman" w:hAnsi="Times New Roman" w:cs="Times New Roman"/>
+                <w:sz w:val="26"/>
+                <w:szCs w:val="26"/>
+              </w:rPr>
+            </w:pPr>
+            <w:r>
+              <w:rPr>
+                <w:rFonts w:ascii="Times New Roman" w:hAnsi="Times New Roman" w:cs="Times New Roman"/>
+                <w:sz w:val="26"/>
+                <w:szCs w:val="26"/>
+              </w:rPr>
+              <w:t>(batch, 30, 51)</w:t>
+            </w:r>
+          </w:p>
+        </w:tc>
+      </w:tr>
+      <w:tr>
+        <w:tc>
+          <w:tcPr>
+            <w:tcW w:w="0" w:type="auto"/>
+            <w:tcMar>
+              <w:top w:w="75" w:type="dxa"/>
+              <w:left w:w="135" w:type="dxa"/>
+              <w:bottom w:w="75" w:type="dxa"/>
+              <w:right w:w="135" w:type="dxa"/>
+            </w:tcMar>
+            <w:hideMark/>
+          </w:tcPr>
+          <w:p>
+            <w:pPr>
+              <w:jc w:val="both"/>
+              <w:rPr>
+                <w:rFonts w:ascii="Times New Roman" w:hAnsi="Times New Roman" w:cs="Times New Roman"/>
+                <w:sz w:val="26"/>
+                <w:szCs w:val="26"/>
+              </w:rPr>
+            </w:pPr>
+            <w:r>
+              <w:rPr>
+                <w:rFonts w:ascii="Times New Roman" w:hAnsi="Times New Roman" w:cs="Times New Roman"/>
+                <w:sz w:val="26"/>
+                <w:szCs w:val="26"/>
+              </w:rPr>
+              <w:t>17 keypoints, sorted alpha</w:t>
+            </w:r>
+          </w:p>
+        </w:tc>
+        <w:tc>
+          <w:tcPr>
+            <w:tcW w:w="0" w:type="auto"/>
+            <w:tcBorders>
+              <w:right w:val="nil"/>
+            </w:tcBorders>
+            <w:tcMar>
+              <w:top w:w="75" w:type="dxa"/>
+              <w:left w:w="135" w:type="dxa"/>
+              <w:bottom w:w="75" w:type="dxa"/>
+              <w:right w:w="135" w:type="dxa"/>
+            </w:tcMar>
+            <w:hideMark/>
+          </w:tcPr>
+          <w:p>
+            <w:pPr>
+              <w:jc w:val="both"/>
+              <w:rPr>
+                <w:rFonts w:ascii="Times New Roman" w:hAnsi="Times New Roman" w:cs="Times New Roman"/>
+                <w:sz w:val="26"/>
+                <w:szCs w:val="26"/>
+              </w:rPr>
+            </w:pPr>
+            <w:r>
+              <w:rPr>
+                <w:rFonts w:ascii="Times New Roman" w:hAnsi="Times New Roman" w:cs="Times New Roman"/>
+                <w:sz w:val="26"/>
+                <w:szCs w:val="26"/>
+              </w:rPr>
+              <w:t>giống notebook</w:t>
+            </w:r>
+          </w:p>
+        </w:tc>
+      </w:tr>
+      <w:tr>
+        <w:tc>
+          <w:tcPr>
+            <w:tcW w:w="0" w:type="auto"/>
+            <w:tcMar>
+              <w:top w:w="75" w:type="dxa"/>
+              <w:left w:w="135" w:type="dxa"/>
+              <w:bottom w:w="75" w:type="dxa"/>
+              <w:right w:w="135" w:type="dxa"/>
+            </w:tcMar>
+            <w:hideMark/>
+          </w:tcPr>
+          <w:p>
+            <w:pPr>
+              <w:jc w:val="both"/>
+              <w:rPr>
+                <w:rFonts w:ascii="Times New Roman" w:hAnsi="Times New Roman" w:cs="Times New Roman"/>
+                <w:sz w:val="26"/>
+                <w:szCs w:val="26"/>
+              </w:rPr>
+            </w:pPr>
+            <w:r>
+              <w:rPr>
+                <w:rFonts w:ascii="Times New Roman" w:hAnsi="Times New Roman" w:cs="Times New Roman"/>
+                <w:sz w:val="26"/>
+                <w:szCs w:val="26"/>
+              </w:rPr>
+              <w:t>Normalize</w:t>
+            </w:r>
+          </w:p>
+        </w:tc>
+        <w:tc>
+          <w:tcPr>
+            <w:tcW w:w="0" w:type="auto"/>
+            <w:tcBorders>
+              <w:right w:val="nil"/>
+            </w:tcBorders>
+            <w:tcMar>
+              <w:top w:w="75" w:type="dxa"/>
+              <w:left w:w="135" w:type="dxa"/>
+              <w:bottom w:w="75" w:type="dxa"/>
+              <w:right w:w="135" w:type="dxa"/>
+            </w:tcMar>
+            <w:hideMark/>
+          </w:tcPr>
+          <w:p>
+            <w:pPr>
+              <w:jc w:val="both"/>
+              <w:rPr>
+                <w:rFonts w:ascii="Times New Roman" w:hAnsi="Times New Roman" w:cs="Times New Roman"/>
+                <w:sz w:val="26"/>
+                <w:szCs w:val="26"/>
+              </w:rPr>
+            </w:pPr>
+            <w:r>
+              <w:rPr>
+                <w:rFonts w:ascii="Times New Roman" w:hAnsi="Times New Roman" w:cs="Times New Roman"/>
+                <w:sz w:val="26"/>
+                <w:szCs w:val="26"/>
+              </w:rPr>
+              <w:t>tâm hông + scale vai–hông</w:t>
+            </w:r>
+          </w:p>
+        </w:tc>
+      </w:tr>
+      <w:tr>
+        <w:tc>
+          <w:tcPr>
+            <w:tcW w:w="0" w:type="auto"/>
+            <w:tcBorders>
+              <w:bottom w:val="nil"/>
+            </w:tcBorders>
+            <w:tcMar>
+              <w:top w:w="75" w:type="dxa"/>
+              <w:left w:w="135" w:type="dxa"/>
+              <w:bottom w:w="75" w:type="dxa"/>
+              <w:right w:w="135" w:type="dxa"/>
+            </w:tcMar>
+            <w:hideMark/>
+          </w:tcPr>
+          <w:p>
+            <w:pPr>
+              <w:jc w:val="both"/>
+              <w:rPr>
+                <w:rFonts w:ascii="Times New Roman" w:hAnsi="Times New Roman" w:cs="Times New Roman"/>
+                <w:sz w:val="26"/>
+                <w:szCs w:val="26"/>
+              </w:rPr>
+            </w:pPr>
+            <w:r>
+              <w:rPr>
+                <w:rFonts w:ascii="Times New Roman" w:hAnsi="Times New Roman" w:cs="Times New Roman"/>
+                <w:sz w:val="26"/>
+                <w:szCs w:val="26"/>
+              </w:rPr>
+              <w:t>Output</w:t>
+            </w:r>
+          </w:p>
+        </w:tc>
+        <w:tc>
+          <w:tcPr>
+            <w:tcW w:w="0" w:type="auto"/>
+            <w:tcBorders>
+              <w:bottom w:val="nil"/>
+              <w:right w:val="nil"/>
+            </w:tcBorders>
+            <w:tcMar>
+              <w:top w:w="75" w:type="dxa"/>
+              <w:left w:w="135" w:type="dxa"/>
+              <w:bottom w:w="75" w:type="dxa"/>
+              <w:right w:w="135" w:type="dxa"/>
+            </w:tcMar>
+            <w:hideMark/>
+          </w:tcPr>
+          <w:p>
+            <w:pPr>
+              <w:jc w:val="both"/>
+              <w:rPr>
+                <w:rFonts w:ascii="Times New Roman" w:hAnsi="Times New Roman" w:cs="Times New Roman"/>
+                <w:sz w:val="26"/>
+                <w:szCs w:val="26"/>
+              </w:rPr>
+            </w:pPr>
+            <w:r>
+              <w:rPr>
+                <w:rFonts w:ascii="Times New Roman" w:hAnsi="Times New Roman" w:cs="Times New Roman"/>
+                <w:sz w:val="26"/>
+                <w:szCs w:val="26"/>
+              </w:rPr>
+              <w:t>1 neuron sigmoid = P(fall)</w:t>
+            </w:r>
+          </w:p>
+        </w:tc>
+      </w:tr>
+    </w:tbl>
+    <w:p>
+      <w:pPr>
+        <w:jc w:val="both"/>
+        <w:rPr>
+          <w:rFonts w:ascii="Times New Roman" w:hAnsi="Times New Roman" w:cs="Times New Roman"/>
+          <w:sz w:val="26"/>
+          <w:szCs w:val="26"/>
+        </w:rPr>
+      </w:pPr>
+      <w:r>
+        <w:rPr>
+          <w:rFonts w:ascii="Times New Roman" w:hAnsi="Times New Roman" w:cs="Times New Roman"/>
+          <w:sz w:val="26"/>
+          <w:szCs w:val="26"/>
+        </w:rPr>
+        <w:t>Đổi các thứ trên → phải sửa cả app.py.</w:t>
+      </w:r>
+    </w:p>
+    <w:p>
+      <w:pPr>
+        <w:jc w:val="both"/>
+        <w:rPr>
+          <w:rFonts w:ascii="Times New Roman" w:hAnsi="Times New Roman" w:cs="Times New Roman"/>
+          <w:sz w:val="26"/>
+          <w:szCs w:val="26"/>
+        </w:rPr>
+      </w:pPr>
+      <w:r>
+        <w:rPr>
+          <w:rFonts w:ascii="Times New Roman" w:hAnsi="Times New Roman" w:cs="Times New Roman"/>
+          <w:sz w:val="26"/>
+          <w:szCs w:val="26"/>
+        </w:rPr>
+        <w:lastRenderedPageBreak/>
+        <w:pict w14:anchorId="6D831020">
+          <v:rect id="_x0000_i1088" style="width:0;height:1.5pt" o:hralign="center" o:hrstd="t" o:hr="t" fillcolor="#a0a0a0" stroked="f"/>
+        </w:pict>
+      </w:r>
+    </w:p>
+    <w:p>
+      <w:pPr>
+        <w:jc w:val="both"/>
+        <w:rPr>
+          <w:rFonts w:ascii="Times New Roman" w:hAnsi="Times New Roman" w:cs="Times New Roman"/>
+          <w:b/>
+          <w:bCs/>
+          <w:sz w:val="26"/>
+          <w:szCs w:val="26"/>
+        </w:rPr>
+      </w:pPr>
+      <w:r>
+        <w:rPr>
+          <w:rFonts w:ascii="Times New Roman" w:hAnsi="Times New Roman" w:cs="Times New Roman"/>
+          <w:b/>
+          <w:bCs/>
+          <w:sz w:val="26"/>
+          <w:szCs w:val="26"/>
+        </w:rPr>
+        <w:t>Bước 3 — Train baseline (GV yêu cầu)</w:t>
+      </w:r>
+    </w:p>
+    <w:p>
+      <w:pPr>
+        <w:jc w:val="both"/>
+        <w:rPr>
+          <w:rFonts w:ascii="Times New Roman" w:hAnsi="Times New Roman" w:cs="Times New Roman"/>
+          <w:sz w:val="26"/>
+          <w:szCs w:val="26"/>
+        </w:rPr>
+      </w:pPr>
+      <w:r>
+        <w:rPr>
+          <w:rFonts w:ascii="Times New Roman" w:hAnsi="Times New Roman" w:cs="Times New Roman"/>
+          <w:sz w:val="26"/>
+          <w:szCs w:val="26"/>
+        </w:rPr>
+        <w:t>Trước Transformer, train </w:t>
+      </w:r>
+      <w:r>
+        <w:rPr>
+          <w:rFonts w:ascii="Times New Roman" w:hAnsi="Times New Roman" w:cs="Times New Roman"/>
+          <w:b/>
+          <w:bCs/>
+          <w:sz w:val="26"/>
+          <w:szCs w:val="26"/>
+        </w:rPr>
+        <w:t>ít nhất</w:t>
+      </w:r>
+      <w:r>
+        <w:rPr>
+          <w:rFonts w:ascii="Times New Roman" w:hAnsi="Times New Roman" w:cs="Times New Roman"/>
+          <w:sz w:val="26"/>
+          <w:szCs w:val="26"/>
+        </w:rPr>
+        <w:t>:</w:t>
+      </w:r>
+    </w:p>
+    <w:tbl>
+      <w:tblPr>
+        <w:tblW w:w="0" w:type="auto"/>
+        <w:tblCellMar>
+          <w:top w:w="15" w:type="dxa"/>
+          <w:left w:w="15" w:type="dxa"/>
+          <w:bottom w:w="15" w:type="dxa"/>
+          <w:right w:w="15" w:type="dxa"/>
+        </w:tblCellMar>
+        <w:tblLook w:val="04A0" w:firstRow="1" w:lastRow="0" w:firstColumn="1" w:lastColumn="0" w:noHBand="0" w:noVBand="1"/>
+      </w:tblPr>
+      <w:tblGrid>
+        <w:gridCol w:w="2611"/>
+        <w:gridCol w:w="5931"/>
+      </w:tblGrid>
+      <w:tr>
+        <w:trPr>
+          <w:tblHeader/>
+        </w:trPr>
+        <w:tc>
+          <w:tcPr>
+            <w:tcW w:w="0" w:type="auto"/>
+            <w:noWrap/>
+            <w:tcMar>
+              <w:top w:w="75" w:type="dxa"/>
+              <w:left w:w="135" w:type="dxa"/>
+              <w:bottom w:w="75" w:type="dxa"/>
+              <w:right w:w="135" w:type="dxa"/>
+            </w:tcMar>
+            <w:hideMark/>
+          </w:tcPr>
+          <w:p>
+            <w:pPr>
+              <w:jc w:val="both"/>
+              <w:rPr>
+                <w:rFonts w:ascii="Times New Roman" w:hAnsi="Times New Roman" w:cs="Times New Roman"/>
+                <w:b/>
+                <w:bCs/>
+                <w:sz w:val="26"/>
+                <w:szCs w:val="26"/>
+              </w:rPr>
+            </w:pPr>
+            <w:r>
+              <w:rPr>
+                <w:rFonts w:ascii="Times New Roman" w:hAnsi="Times New Roman" w:cs="Times New Roman"/>
+                <w:b/>
+                <w:bCs/>
+                <w:sz w:val="26"/>
+                <w:szCs w:val="26"/>
+              </w:rPr>
+              <w:t>Model</w:t>
+            </w:r>
+          </w:p>
+        </w:tc>
+        <w:tc>
+          <w:tcPr>
+            <w:tcW w:w="0" w:type="auto"/>
+            <w:tcBorders>
+              <w:right w:val="nil"/>
+            </w:tcBorders>
+            <w:noWrap/>
+            <w:tcMar>
+              <w:top w:w="75" w:type="dxa"/>
+              <w:left w:w="135" w:type="dxa"/>
+              <w:bottom w:w="75" w:type="dxa"/>
+              <w:right w:w="135" w:type="dxa"/>
+            </w:tcMar>
+            <w:hideMark/>
+          </w:tcPr>
+          <w:p>
+            <w:pPr>
+              <w:jc w:val="both"/>
+              <w:rPr>
+                <w:rFonts w:ascii="Times New Roman" w:hAnsi="Times New Roman" w:cs="Times New Roman"/>
+                <w:b/>
+                <w:bCs/>
+                <w:sz w:val="26"/>
+                <w:szCs w:val="26"/>
+              </w:rPr>
+            </w:pPr>
+            <w:r>
+              <w:rPr>
+                <w:rFonts w:ascii="Times New Roman" w:hAnsi="Times New Roman" w:cs="Times New Roman"/>
+                <w:b/>
+                <w:bCs/>
+                <w:sz w:val="26"/>
+                <w:szCs w:val="26"/>
+              </w:rPr>
+              <w:t>Việc</w:t>
+            </w:r>
+          </w:p>
+        </w:tc>
+      </w:tr>
+      <w:tr>
+        <w:tc>
+          <w:tcPr>
+            <w:tcW w:w="0" w:type="auto"/>
+            <w:tcMar>
+              <w:top w:w="75" w:type="dxa"/>
+              <w:left w:w="135" w:type="dxa"/>
+              <w:bottom w:w="75" w:type="dxa"/>
+              <w:right w:w="135" w:type="dxa"/>
+            </w:tcMar>
+            <w:hideMark/>
+          </w:tcPr>
+          <w:p>
+            <w:pPr>
+              <w:jc w:val="both"/>
+              <w:rPr>
+                <w:rFonts w:ascii="Times New Roman" w:hAnsi="Times New Roman" w:cs="Times New Roman"/>
+                <w:sz w:val="26"/>
+                <w:szCs w:val="26"/>
+              </w:rPr>
+            </w:pPr>
+            <w:r>
+              <w:rPr>
+                <w:rFonts w:ascii="Times New Roman" w:hAnsi="Times New Roman" w:cs="Times New Roman"/>
+                <w:b/>
+                <w:bCs/>
+                <w:sz w:val="26"/>
+                <w:szCs w:val="26"/>
+              </w:rPr>
+              <w:t>LSTM</w:t>
+            </w:r>
+            <w:r>
+              <w:rPr>
+                <w:rFonts w:ascii="Times New Roman" w:hAnsi="Times New Roman" w:cs="Times New Roman"/>
+                <w:sz w:val="26"/>
+                <w:szCs w:val="26"/>
+              </w:rPr>
+              <w:t> hoặc </w:t>
+            </w:r>
+            <w:r>
+              <w:rPr>
+                <w:rFonts w:ascii="Times New Roman" w:hAnsi="Times New Roman" w:cs="Times New Roman"/>
+                <w:b/>
+                <w:bCs/>
+                <w:sz w:val="26"/>
+                <w:szCs w:val="26"/>
+              </w:rPr>
+              <w:t>BiLSTM</w:t>
+            </w:r>
+          </w:p>
+        </w:tc>
+        <w:tc>
+          <w:tcPr>
+            <w:tcW w:w="0" w:type="auto"/>
+            <w:tcBorders>
+              <w:right w:val="nil"/>
+            </w:tcBorders>
+            <w:tcMar>
+              <w:top w:w="75" w:type="dxa"/>
+              <w:left w:w="135" w:type="dxa"/>
+              <w:bottom w:w="75" w:type="dxa"/>
+              <w:right w:w="135" w:type="dxa"/>
+            </w:tcMar>
+            <w:hideMark/>
+          </w:tcPr>
+          <w:p>
+            <w:pPr>
+              <w:jc w:val="both"/>
+              <w:rPr>
+                <w:rFonts w:ascii="Times New Roman" w:hAnsi="Times New Roman" w:cs="Times New Roman"/>
+                <w:sz w:val="26"/>
+                <w:szCs w:val="26"/>
+              </w:rPr>
+            </w:pPr>
+            <w:r>
+              <w:rPr>
+                <w:rFonts w:ascii="Times New Roman" w:hAnsi="Times New Roman" w:cs="Times New Roman"/>
+                <w:sz w:val="26"/>
+                <w:szCs w:val="26"/>
+              </w:rPr>
+              <w:t>Copy notebook LSTM cũ, chỉ đổi path data_v2</w:t>
+            </w:r>
+          </w:p>
+        </w:tc>
+      </w:tr>
+      <w:tr>
+        <w:tc>
+          <w:tcPr>
+            <w:tcW w:w="0" w:type="auto"/>
+            <w:tcBorders>
+              <w:bottom w:val="nil"/>
+            </w:tcBorders>
+            <w:tcMar>
+              <w:top w:w="75" w:type="dxa"/>
+              <w:left w:w="135" w:type="dxa"/>
+              <w:bottom w:w="75" w:type="dxa"/>
+              <w:right w:w="135" w:type="dxa"/>
+            </w:tcMar>
+            <w:hideMark/>
+          </w:tcPr>
+          <w:p>
+            <w:pPr>
+              <w:jc w:val="both"/>
+              <w:rPr>
+                <w:rFonts w:ascii="Times New Roman" w:hAnsi="Times New Roman" w:cs="Times New Roman"/>
+                <w:sz w:val="26"/>
+                <w:szCs w:val="26"/>
+              </w:rPr>
+            </w:pPr>
+            <w:r>
+              <w:rPr>
+                <w:rFonts w:ascii="Times New Roman" w:hAnsi="Times New Roman" w:cs="Times New Roman"/>
+                <w:b/>
+                <w:bCs/>
+                <w:sz w:val="26"/>
+                <w:szCs w:val="26"/>
+              </w:rPr>
+              <w:t>GRU</w:t>
+            </w:r>
+            <w:r>
+              <w:rPr>
+                <w:rFonts w:ascii="Times New Roman" w:hAnsi="Times New Roman" w:cs="Times New Roman"/>
+                <w:sz w:val="26"/>
+                <w:szCs w:val="26"/>
+              </w:rPr>
+              <w:t> (nên có)</w:t>
+            </w:r>
+          </w:p>
+        </w:tc>
+        <w:tc>
+          <w:tcPr>
+            <w:tcW w:w="0" w:type="auto"/>
+            <w:tcBorders>
+              <w:bottom w:val="nil"/>
+              <w:right w:val="nil"/>
+            </w:tcBorders>
+            <w:tcMar>
+              <w:top w:w="75" w:type="dxa"/>
+              <w:left w:w="135" w:type="dxa"/>
+              <w:bottom w:w="75" w:type="dxa"/>
+              <w:right w:w="135" w:type="dxa"/>
+            </w:tcMar>
+            <w:hideMark/>
+          </w:tcPr>
+          <w:p>
+            <w:pPr>
+              <w:jc w:val="both"/>
+              <w:rPr>
+                <w:rFonts w:ascii="Times New Roman" w:hAnsi="Times New Roman" w:cs="Times New Roman"/>
+                <w:sz w:val="26"/>
+                <w:szCs w:val="26"/>
+              </w:rPr>
+            </w:pPr>
+            <w:r>
+              <w:rPr>
+                <w:rFonts w:ascii="Times New Roman" w:hAnsi="Times New Roman" w:cs="Times New Roman"/>
+                <w:sz w:val="26"/>
+                <w:szCs w:val="26"/>
+              </w:rPr>
+              <w:t>Đổi layer LSTM → GRU, hyperparameter giống nhau</w:t>
+            </w:r>
+          </w:p>
+        </w:tc>
+      </w:tr>
+    </w:tbl>
+    <w:p>
+      <w:pPr>
+        <w:jc w:val="both"/>
+        <w:rPr>
+          <w:rFonts w:ascii="Times New Roman" w:hAnsi="Times New Roman" w:cs="Times New Roman"/>
+          <w:sz w:val="26"/>
+          <w:szCs w:val="26"/>
+        </w:rPr>
+      </w:pPr>
+      <w:r>
+        <w:rPr>
+          <w:rFonts w:ascii="Times New Roman" w:hAnsi="Times New Roman" w:cs="Times New Roman"/>
+          <w:b/>
+          <w:bCs/>
+          <w:sz w:val="26"/>
+          <w:szCs w:val="26"/>
+        </w:rPr>
+        <w:t>Quy tắc công bằng:</w:t>
+      </w:r>
+      <w:r>
+        <w:rPr>
+          <w:rFonts w:ascii="Times New Roman" w:hAnsi="Times New Roman" w:cs="Times New Roman"/>
+          <w:sz w:val="26"/>
+          <w:szCs w:val="26"/>
+        </w:rPr>
+        <w:t> cùng split, cùng (30,51), cùng normalize, cùng cách tune threshold trên val.</w:t>
+      </w:r>
+    </w:p>
+    <w:p>
+      <w:pPr>
+        <w:jc w:val="both"/>
+        <w:rPr>
+          <w:rFonts w:ascii="Times New Roman" w:hAnsi="Times New Roman" w:cs="Times New Roman"/>
+          <w:sz w:val="26"/>
+          <w:szCs w:val="26"/>
+        </w:rPr>
+      </w:pPr>
+      <w:r>
+        <w:rPr>
+          <w:rFonts w:ascii="Times New Roman" w:hAnsi="Times New Roman" w:cs="Times New Roman"/>
+          <w:sz w:val="26"/>
+          <w:szCs w:val="26"/>
+        </w:rPr>
+        <w:t>Lưu kết quả vào ver1/report/v2_lstm_report.csv, v2_transformer_report.csv, v.v.</w:t>
+      </w:r>
+    </w:p>
+    <w:p>
+      <w:pPr>
+        <w:jc w:val="both"/>
+        <w:rPr>
+          <w:rFonts w:ascii="Times New Roman" w:hAnsi="Times New Roman" w:cs="Times New Roman"/>
+          <w:sz w:val="26"/>
+          <w:szCs w:val="26"/>
+        </w:rPr>
+      </w:pPr>
+      <w:r>
+        <w:rPr>
+          <w:rFonts w:ascii="Times New Roman" w:hAnsi="Times New Roman" w:cs="Times New Roman"/>
+          <w:sz w:val="26"/>
+          <w:szCs w:val="26"/>
+        </w:rPr>
+        <w:pict w14:anchorId="580E7F94">
+          <v:rect id="_x0000_i1089" style="width:0;height:1.5pt" o:hralign="center" o:hrstd="t" o:hr="t" fillcolor="#a0a0a0" stroked="f"/>
+        </w:pict>
+      </w:r>
+    </w:p>
+    <w:p>
+      <w:pPr>
+        <w:jc w:val="both"/>
+        <w:rPr>
+          <w:rFonts w:ascii="Times New Roman" w:hAnsi="Times New Roman" w:cs="Times New Roman"/>
+          <w:b/>
+          <w:bCs/>
+          <w:sz w:val="26"/>
+          <w:szCs w:val="26"/>
+        </w:rPr>
+      </w:pPr>
+      <w:r>
+        <w:rPr>
+          <w:rFonts w:ascii="Times New Roman" w:hAnsi="Times New Roman" w:cs="Times New Roman"/>
+          <w:b/>
+          <w:bCs/>
+          <w:sz w:val="26"/>
+          <w:szCs w:val="26"/>
+        </w:rPr>
+        <w:t>Bước 4 — Train Transformer + export TFLite</w:t>
+      </w:r>
+    </w:p>
+    <w:p>
+      <w:pPr>
+        <w:jc w:val="both"/>
+        <w:rPr>
+          <w:rFonts w:ascii="Times New Roman" w:hAnsi="Times New Roman" w:cs="Times New Roman"/>
+          <w:sz w:val="26"/>
+          <w:szCs w:val="26"/>
+        </w:rPr>
+      </w:pPr>
+      <w:r>
+        <w:rPr>
+          <w:rFonts w:ascii="Times New Roman" w:hAnsi="Times New Roman" w:cs="Times New Roman"/>
+          <w:sz w:val="26"/>
+          <w:szCs w:val="26"/>
+        </w:rPr>
+        <w:t>Dùng notebook hiện có (create_transformer_classifier, export cell cuối).</w:t>
+      </w:r>
+    </w:p>
+    <w:p>
+      <w:pPr>
+        <w:jc w:val="both"/>
+        <w:rPr>
+          <w:rFonts w:ascii="Times New Roman" w:hAnsi="Times New Roman" w:cs="Times New Roman"/>
+          <w:b/>
+          <w:bCs/>
+          <w:sz w:val="26"/>
+          <w:szCs w:val="26"/>
+        </w:rPr>
+      </w:pPr>
+      <w:r>
+        <w:rPr>
+          <w:rFonts w:ascii="Times New Roman" w:hAnsi="Times New Roman" w:cs="Times New Roman"/>
+          <w:b/>
+          <w:bCs/>
+          <w:sz w:val="26"/>
+          <w:szCs w:val="26"/>
+        </w:rPr>
+        <w:t>4.1 Hyperparameter (giữ như cũ trước, chưa tune)</w:t>
+      </w:r>
+    </w:p>
+    <w:p>
+      <w:pPr>
+        <w:numPr>
+          <w:ilvl w:val="0"/>
+          <w:numId w:val="12"/>
+        </w:numPr>
+        <w:jc w:val="both"/>
+        <w:rPr>
+          <w:rFonts w:ascii="Times New Roman" w:hAnsi="Times New Roman" w:cs="Times New Roman"/>
+          <w:sz w:val="26"/>
+          <w:szCs w:val="26"/>
+        </w:rPr>
+      </w:pPr>
+      <w:r>
+        <w:rPr>
+          <w:rFonts w:ascii="Times New Roman" w:hAnsi="Times New Roman" w:cs="Times New Roman"/>
+          <w:sz w:val="26"/>
+          <w:szCs w:val="26"/>
+        </w:rPr>
+        <w:t>d_model=64, num_heads=4, ff_dim=128, num_encoder_blocks=2</w:t>
+      </w:r>
+    </w:p>
+    <w:p>
+      <w:pPr>
+        <w:numPr>
+          <w:ilvl w:val="0"/>
+          <w:numId w:val="12"/>
+        </w:numPr>
+        <w:jc w:val="both"/>
+        <w:rPr>
+          <w:rFonts w:ascii="Times New Roman" w:hAnsi="Times New Roman" w:cs="Times New Roman"/>
+          <w:sz w:val="26"/>
+          <w:szCs w:val="26"/>
+        </w:rPr>
+      </w:pPr>
+      <w:r>
+        <w:rPr>
+          <w:rFonts w:ascii="Times New Roman" w:hAnsi="Times New Roman" w:cs="Times New Roman"/>
+          <w:sz w:val="26"/>
+          <w:szCs w:val="26"/>
+        </w:rPr>
+        <w:t>EarlyStopping monitor val_f1_macro, patience=15</w:t>
+      </w:r>
+    </w:p>
+    <w:p>
+      <w:pPr>
+        <w:numPr>
+          <w:ilvl w:val="0"/>
+          <w:numId w:val="12"/>
+        </w:numPr>
+        <w:jc w:val="both"/>
+        <w:rPr>
+          <w:rFonts w:ascii="Times New Roman" w:hAnsi="Times New Roman" w:cs="Times New Roman"/>
+          <w:sz w:val="26"/>
+          <w:szCs w:val="26"/>
+        </w:rPr>
+      </w:pPr>
+      <w:r>
+        <w:rPr>
+          <w:rFonts w:ascii="Times New Roman" w:hAnsi="Times New Roman" w:cs="Times New Roman"/>
+          <w:b/>
+          <w:bCs/>
+          <w:sz w:val="26"/>
+          <w:szCs w:val="26"/>
+        </w:rPr>
+        <w:t>Tắt</w:t>
+      </w:r>
+      <w:r>
+        <w:rPr>
+          <w:rFonts w:ascii="Times New Roman" w:hAnsi="Times New Roman" w:cs="Times New Roman"/>
+          <w:sz w:val="26"/>
+          <w:szCs w:val="26"/>
+        </w:rPr>
+        <w:t> hoặc cẩn thận với StratifiedKFold trên train nếu vẫn leak seq cùng video — sau split video-level, CV trên train </w:t>
+      </w:r>
+      <w:r>
+        <w:rPr>
+          <w:rFonts w:ascii="Times New Roman" w:hAnsi="Times New Roman" w:cs="Times New Roman"/>
+          <w:b/>
+          <w:bCs/>
+          <w:sz w:val="26"/>
+          <w:szCs w:val="26"/>
+        </w:rPr>
+        <w:t>chấp nhận được hơn</w:t>
+      </w:r>
+      <w:r>
+        <w:rPr>
+          <w:rFonts w:ascii="Times New Roman" w:hAnsi="Times New Roman" w:cs="Times New Roman"/>
+          <w:sz w:val="26"/>
+          <w:szCs w:val="26"/>
+        </w:rPr>
+        <w:t> (vẫn không đưa val/test vào CV).</w:t>
+      </w:r>
+    </w:p>
+    <w:p>
+      <w:pPr>
+        <w:jc w:val="both"/>
+        <w:rPr>
+          <w:rFonts w:ascii="Times New Roman" w:hAnsi="Times New Roman" w:cs="Times New Roman"/>
+          <w:b/>
+          <w:bCs/>
+          <w:sz w:val="26"/>
+          <w:szCs w:val="26"/>
+        </w:rPr>
+      </w:pPr>
+      <w:r>
+        <w:rPr>
+          <w:rFonts w:ascii="Times New Roman" w:hAnsi="Times New Roman" w:cs="Times New Roman"/>
+          <w:b/>
+          <w:bCs/>
+          <w:sz w:val="26"/>
+          <w:szCs w:val="26"/>
+        </w:rPr>
+        <w:t>4.2 Sau khi train xong</w:t>
+      </w:r>
+    </w:p>
+    <w:p>
+      <w:pPr>
+        <w:jc w:val="both"/>
+        <w:rPr>
+          <w:rFonts w:ascii="Times New Roman" w:hAnsi="Times New Roman" w:cs="Times New Roman"/>
+          <w:sz w:val="26"/>
+          <w:szCs w:val="26"/>
+        </w:rPr>
+      </w:pPr>
+      <w:r>
+        <w:rPr>
+          <w:rFonts w:ascii="Times New Roman" w:hAnsi="Times New Roman" w:cs="Times New Roman"/>
+          <w:sz w:val="26"/>
+          <w:szCs w:val="26"/>
+        </w:rPr>
+        <w:t>Notebook đã có pipeline:</w:t>
+      </w:r>
+    </w:p>
+    <w:p>
+      <w:pPr>
+        <w:jc w:val="both"/>
+        <w:rPr>
+          <w:rFonts w:ascii="Times New Roman" w:hAnsi="Times New Roman" w:cs="Times New Roman"/>
+          <w:sz w:val="26"/>
+          <w:szCs w:val="26"/>
+        </w:rPr>
+      </w:pPr>
+      <w:r>
+        <w:rPr>
+          <w:rFonts w:ascii="Times New Roman" w:hAnsi="Times New Roman" w:cs="Times New Roman"/>
+          <w:sz w:val="26"/>
+          <w:szCs w:val="26"/>
+        </w:rPr>
+        <w:t>final_</w:t>
+      </w:r>
+      <w:proofErr w:type="gramStart"/>
+      <w:r>
+        <w:rPr>
+          <w:rFonts w:ascii="Times New Roman" w:hAnsi="Times New Roman" w:cs="Times New Roman"/>
+          <w:sz w:val="26"/>
+          <w:szCs w:val="26"/>
+        </w:rPr>
+        <w:t>model.export</w:t>
+      </w:r>
+      <w:proofErr w:type="gramEnd"/>
+      <w:r>
+        <w:rPr>
+          <w:rFonts w:ascii="Times New Roman" w:hAnsi="Times New Roman" w:cs="Times New Roman"/>
+          <w:sz w:val="26"/>
+          <w:szCs w:val="26"/>
+        </w:rPr>
+        <w:t>('fall_model_exported_sm')</w:t>
+      </w:r>
+    </w:p>
+    <w:p>
+      <w:pPr>
+        <w:jc w:val="both"/>
+        <w:rPr>
+          <w:rFonts w:ascii="Times New Roman" w:hAnsi="Times New Roman" w:cs="Times New Roman"/>
+          <w:sz w:val="26"/>
+          <w:szCs w:val="26"/>
+        </w:rPr>
+      </w:pPr>
+      <w:r>
+        <w:rPr>
+          <w:rFonts w:ascii="Times New Roman" w:hAnsi="Times New Roman" w:cs="Times New Roman"/>
+          <w:sz w:val="26"/>
+          <w:szCs w:val="26"/>
+        </w:rPr>
+        <w:t>→ TFLiteConverter.from_saved_model(...)</w:t>
+      </w:r>
+    </w:p>
+    <w:p>
+      <w:pPr>
+        <w:jc w:val="both"/>
+        <w:rPr>
+          <w:rFonts w:ascii="Times New Roman" w:hAnsi="Times New Roman" w:cs="Times New Roman"/>
+          <w:sz w:val="26"/>
+          <w:szCs w:val="26"/>
+        </w:rPr>
+      </w:pPr>
+      <w:r>
+        <w:rPr>
+          <w:rFonts w:ascii="Times New Roman" w:hAnsi="Times New Roman" w:cs="Times New Roman"/>
+          <w:sz w:val="26"/>
+          <w:szCs w:val="26"/>
+        </w:rPr>
+        <w:t>→ fall_detection_</w:t>
+      </w:r>
+      <w:proofErr w:type="gramStart"/>
+      <w:r>
+        <w:rPr>
+          <w:rFonts w:ascii="Times New Roman" w:hAnsi="Times New Roman" w:cs="Times New Roman"/>
+          <w:sz w:val="26"/>
+          <w:szCs w:val="26"/>
+        </w:rPr>
+        <w:t>transformer.tflite</w:t>
+      </w:r>
+      <w:proofErr w:type="gramEnd"/>
+    </w:p>
+    <w:p>
+      <w:pPr>
+        <w:jc w:val="both"/>
+        <w:rPr>
+          <w:rFonts w:ascii="Times New Roman" w:hAnsi="Times New Roman" w:cs="Times New Roman"/>
+          <w:sz w:val="26"/>
+          <w:szCs w:val="26"/>
+        </w:rPr>
+      </w:pPr>
+      <w:r>
+        <w:rPr>
+          <w:rFonts w:ascii="Times New Roman" w:hAnsi="Times New Roman" w:cs="Times New Roman"/>
+          <w:b/>
+          <w:bCs/>
+          <w:sz w:val="26"/>
+          <w:szCs w:val="26"/>
+        </w:rPr>
+        <w:t>Input bắt buộc:</w:t>
+      </w:r>
+      <w:r>
+        <w:rPr>
+          <w:rFonts w:ascii="Times New Roman" w:hAnsi="Times New Roman" w:cs="Times New Roman"/>
+          <w:sz w:val="26"/>
+          <w:szCs w:val="26"/>
+        </w:rPr>
+        <w:t> [1, 30, 51] float32</w:t>
+      </w:r>
+      <w:r>
+        <w:rPr>
+          <w:rFonts w:ascii="Times New Roman" w:hAnsi="Times New Roman" w:cs="Times New Roman"/>
+          <w:sz w:val="26"/>
+          <w:szCs w:val="26"/>
+        </w:rPr>
+        <w:br/>
+      </w:r>
+      <w:r>
+        <w:rPr>
+          <w:rFonts w:ascii="Times New Roman" w:hAnsi="Times New Roman" w:cs="Times New Roman"/>
+          <w:b/>
+          <w:bCs/>
+          <w:sz w:val="26"/>
+          <w:szCs w:val="26"/>
+        </w:rPr>
+        <w:t>Output:</w:t>
+      </w:r>
+      <w:r>
+        <w:rPr>
+          <w:rFonts w:ascii="Times New Roman" w:hAnsi="Times New Roman" w:cs="Times New Roman"/>
+          <w:sz w:val="26"/>
+          <w:szCs w:val="26"/>
+        </w:rPr>
+        <w:t> [1, 1] xác suất fall</w:t>
+      </w:r>
+    </w:p>
+    <w:p>
+      <w:pPr>
+        <w:jc w:val="both"/>
+        <w:rPr>
+          <w:rFonts w:ascii="Times New Roman" w:hAnsi="Times New Roman" w:cs="Times New Roman"/>
+          <w:b/>
+          <w:bCs/>
+          <w:sz w:val="26"/>
+          <w:szCs w:val="26"/>
+        </w:rPr>
+      </w:pPr>
+      <w:r>
+        <w:rPr>
+          <w:rFonts w:ascii="Times New Roman" w:hAnsi="Times New Roman" w:cs="Times New Roman"/>
+          <w:b/>
+          <w:bCs/>
+          <w:sz w:val="26"/>
+          <w:szCs w:val="26"/>
+        </w:rPr>
+        <w:t>4.3 Chọn threshold (không cố định 0.90)</w:t>
+      </w:r>
+    </w:p>
+    <w:p>
+      <w:pPr>
+        <w:jc w:val="both"/>
+        <w:rPr>
+          <w:rFonts w:ascii="Times New Roman" w:hAnsi="Times New Roman" w:cs="Times New Roman"/>
+          <w:sz w:val="26"/>
+          <w:szCs w:val="26"/>
+        </w:rPr>
+      </w:pPr>
+      <w:r>
+        <w:rPr>
+          <w:rFonts w:ascii="Times New Roman" w:hAnsi="Times New Roman" w:cs="Times New Roman"/>
+          <w:sz w:val="26"/>
+          <w:szCs w:val="26"/>
+        </w:rPr>
+        <w:lastRenderedPageBreak/>
+        <w:t>Trên </w:t>
+      </w:r>
+      <w:r>
+        <w:rPr>
+          <w:rFonts w:ascii="Times New Roman" w:hAnsi="Times New Roman" w:cs="Times New Roman"/>
+          <w:b/>
+          <w:bCs/>
+          <w:sz w:val="26"/>
+          <w:szCs w:val="26"/>
+        </w:rPr>
+        <w:t>val</w:t>
+      </w:r>
+      <w:r>
+        <w:rPr>
+          <w:rFonts w:ascii="Times New Roman" w:hAnsi="Times New Roman" w:cs="Times New Roman"/>
+          <w:sz w:val="26"/>
+          <w:szCs w:val="26"/>
+        </w:rPr>
+        <w:t xml:space="preserve"> (notebook đã có vòng thresholds = </w:t>
+      </w:r>
+      <w:proofErr w:type="gramStart"/>
+      <w:r>
+        <w:rPr>
+          <w:rFonts w:ascii="Times New Roman" w:hAnsi="Times New Roman" w:cs="Times New Roman"/>
+          <w:sz w:val="26"/>
+          <w:szCs w:val="26"/>
+        </w:rPr>
+        <w:t>np.arange</w:t>
+      </w:r>
+      <w:proofErr w:type="gramEnd"/>
+      <w:r>
+        <w:rPr>
+          <w:rFonts w:ascii="Times New Roman" w:hAnsi="Times New Roman" w:cs="Times New Roman"/>
+          <w:sz w:val="26"/>
+          <w:szCs w:val="26"/>
+        </w:rPr>
+        <w:t>(0.1, 0.9, 0.01)):</w:t>
+      </w:r>
+    </w:p>
+    <w:p>
+      <w:pPr>
+        <w:numPr>
+          <w:ilvl w:val="0"/>
+          <w:numId w:val="13"/>
+        </w:numPr>
+        <w:jc w:val="both"/>
+        <w:rPr>
+          <w:rFonts w:ascii="Times New Roman" w:hAnsi="Times New Roman" w:cs="Times New Roman"/>
+          <w:sz w:val="26"/>
+          <w:szCs w:val="26"/>
+        </w:rPr>
+      </w:pPr>
+      <w:r>
+        <w:rPr>
+          <w:rFonts w:ascii="Times New Roman" w:hAnsi="Times New Roman" w:cs="Times New Roman"/>
+          <w:sz w:val="26"/>
+          <w:szCs w:val="26"/>
+        </w:rPr>
+        <w:t>Ưu tiên </w:t>
+      </w:r>
+      <w:r>
+        <w:rPr>
+          <w:rFonts w:ascii="Times New Roman" w:hAnsi="Times New Roman" w:cs="Times New Roman"/>
+          <w:b/>
+          <w:bCs/>
+          <w:sz w:val="26"/>
+          <w:szCs w:val="26"/>
+        </w:rPr>
+        <w:t>F2 (fall)</w:t>
+      </w:r>
+      <w:r>
+        <w:rPr>
+          <w:rFonts w:ascii="Times New Roman" w:hAnsi="Times New Roman" w:cs="Times New Roman"/>
+          <w:sz w:val="26"/>
+          <w:szCs w:val="26"/>
+        </w:rPr>
+        <w:t> hoặc Recall(fall) ≥ mục tiêu (vd. 0.90) với Precision tối thiểu.</w:t>
+      </w:r>
+    </w:p>
+    <w:p>
+      <w:pPr>
+        <w:numPr>
+          <w:ilvl w:val="0"/>
+          <w:numId w:val="13"/>
+        </w:numPr>
+        <w:jc w:val="both"/>
+        <w:rPr>
+          <w:rFonts w:ascii="Times New Roman" w:hAnsi="Times New Roman" w:cs="Times New Roman"/>
+          <w:sz w:val="26"/>
+          <w:szCs w:val="26"/>
+        </w:rPr>
+      </w:pPr>
+      <w:r>
+        <w:rPr>
+          <w:rFonts w:ascii="Times New Roman" w:hAnsi="Times New Roman" w:cs="Times New Roman"/>
+          <w:sz w:val="26"/>
+          <w:szCs w:val="26"/>
+        </w:rPr>
+        <w:t>Ghi best_threshold (vd. 0.53) vào báo cáo.</w:t>
+      </w:r>
+    </w:p>
+    <w:p>
+      <w:pPr>
+        <w:numPr>
+          <w:ilvl w:val="0"/>
+          <w:numId w:val="13"/>
+        </w:numPr>
+        <w:jc w:val="both"/>
+        <w:rPr>
+          <w:rFonts w:ascii="Times New Roman" w:hAnsi="Times New Roman" w:cs="Times New Roman"/>
+          <w:sz w:val="26"/>
+          <w:szCs w:val="26"/>
+        </w:rPr>
+      </w:pPr>
+      <w:r>
+        <w:rPr>
+          <w:rFonts w:ascii="Times New Roman" w:hAnsi="Times New Roman" w:cs="Times New Roman"/>
+          <w:b/>
+          <w:bCs/>
+          <w:sz w:val="26"/>
+          <w:szCs w:val="26"/>
+        </w:rPr>
+        <w:t>Test:</w:t>
+      </w:r>
+      <w:r>
+        <w:rPr>
+          <w:rFonts w:ascii="Times New Roman" w:hAnsi="Times New Roman" w:cs="Times New Roman"/>
+          <w:sz w:val="26"/>
+          <w:szCs w:val="26"/>
+        </w:rPr>
+        <w:t> chỉ đánh giá </w:t>
+      </w:r>
+      <w:r>
+        <w:rPr>
+          <w:rFonts w:ascii="Times New Roman" w:hAnsi="Times New Roman" w:cs="Times New Roman"/>
+          <w:b/>
+          <w:bCs/>
+          <w:sz w:val="26"/>
+          <w:szCs w:val="26"/>
+        </w:rPr>
+        <w:t>một lần</w:t>
+      </w:r>
+      <w:r>
+        <w:rPr>
+          <w:rFonts w:ascii="Times New Roman" w:hAnsi="Times New Roman" w:cs="Times New Roman"/>
+          <w:sz w:val="26"/>
+          <w:szCs w:val="26"/>
+        </w:rPr>
+        <w:t> với threshold đã chọn từ val.</w:t>
+      </w:r>
+    </w:p>
+    <w:p>
+      <w:pPr>
+        <w:jc w:val="both"/>
+        <w:rPr>
+          <w:rFonts w:ascii="Times New Roman" w:hAnsi="Times New Roman" w:cs="Times New Roman"/>
+          <w:b/>
+          <w:bCs/>
+          <w:sz w:val="26"/>
+          <w:szCs w:val="26"/>
+        </w:rPr>
+      </w:pPr>
+      <w:r>
+        <w:rPr>
+          <w:rFonts w:ascii="Times New Roman" w:hAnsi="Times New Roman" w:cs="Times New Roman"/>
+          <w:b/>
+          <w:bCs/>
+          <w:sz w:val="26"/>
+          <w:szCs w:val="26"/>
+        </w:rPr>
+        <w:t>4.4 Metric bắt buộc (val + test)</w:t>
+      </w:r>
+    </w:p>
+    <w:p>
+      <w:pPr>
+        <w:numPr>
+          <w:ilvl w:val="0"/>
+          <w:numId w:val="14"/>
+        </w:numPr>
+        <w:jc w:val="both"/>
+        <w:rPr>
+          <w:rFonts w:ascii="Times New Roman" w:hAnsi="Times New Roman" w:cs="Times New Roman"/>
+          <w:sz w:val="26"/>
+          <w:szCs w:val="26"/>
+        </w:rPr>
+      </w:pPr>
+      <w:r>
+        <w:rPr>
+          <w:rFonts w:ascii="Times New Roman" w:hAnsi="Times New Roman" w:cs="Times New Roman"/>
+          <w:sz w:val="26"/>
+          <w:szCs w:val="26"/>
+        </w:rPr>
+        <w:t>Confusion matrix</w:t>
+      </w:r>
+    </w:p>
+    <w:p>
+      <w:pPr>
+        <w:numPr>
+          <w:ilvl w:val="0"/>
+          <w:numId w:val="14"/>
+        </w:numPr>
+        <w:jc w:val="both"/>
+        <w:rPr>
+          <w:rFonts w:ascii="Times New Roman" w:hAnsi="Times New Roman" w:cs="Times New Roman"/>
+          <w:sz w:val="26"/>
+          <w:szCs w:val="26"/>
+        </w:rPr>
+      </w:pPr>
+      <w:r>
+        <w:rPr>
+          <w:rFonts w:ascii="Times New Roman" w:hAnsi="Times New Roman" w:cs="Times New Roman"/>
+          <w:sz w:val="26"/>
+          <w:szCs w:val="26"/>
+        </w:rPr>
+        <w:t>Precision, Recall, F1, </w:t>
+      </w:r>
+      <w:r>
+        <w:rPr>
+          <w:rFonts w:ascii="Times New Roman" w:hAnsi="Times New Roman" w:cs="Times New Roman"/>
+          <w:b/>
+          <w:bCs/>
+          <w:sz w:val="26"/>
+          <w:szCs w:val="26"/>
+        </w:rPr>
+        <w:t>F2</w:t>
+      </w:r>
+      <w:r>
+        <w:rPr>
+          <w:rFonts w:ascii="Times New Roman" w:hAnsi="Times New Roman" w:cs="Times New Roman"/>
+          <w:sz w:val="26"/>
+          <w:szCs w:val="26"/>
+        </w:rPr>
+        <w:t> cho class </w:t>
+      </w:r>
+      <w:r>
+        <w:rPr>
+          <w:rFonts w:ascii="Times New Roman" w:hAnsi="Times New Roman" w:cs="Times New Roman"/>
+          <w:b/>
+          <w:bCs/>
+          <w:sz w:val="26"/>
+          <w:szCs w:val="26"/>
+        </w:rPr>
+        <w:t>fall</w:t>
+      </w:r>
+    </w:p>
+    <w:p>
+      <w:pPr>
+        <w:numPr>
+          <w:ilvl w:val="0"/>
+          <w:numId w:val="14"/>
+        </w:numPr>
+        <w:jc w:val="both"/>
+        <w:rPr>
+          <w:rFonts w:ascii="Times New Roman" w:hAnsi="Times New Roman" w:cs="Times New Roman"/>
+          <w:sz w:val="26"/>
+          <w:szCs w:val="26"/>
+        </w:rPr>
+      </w:pPr>
+      <w:r>
+        <w:rPr>
+          <w:rFonts w:ascii="Times New Roman" w:hAnsi="Times New Roman" w:cs="Times New Roman"/>
+          <w:sz w:val="26"/>
+          <w:szCs w:val="26"/>
+        </w:rPr>
+        <w:t>Accuracy (phụ)</w:t>
+      </w:r>
+    </w:p>
+    <w:p>
+      <w:pPr>
+        <w:numPr>
+          <w:ilvl w:val="0"/>
+          <w:numId w:val="14"/>
+        </w:numPr>
+        <w:jc w:val="both"/>
+        <w:rPr>
+          <w:rFonts w:ascii="Times New Roman" w:hAnsi="Times New Roman" w:cs="Times New Roman"/>
+          <w:sz w:val="26"/>
+          <w:szCs w:val="26"/>
+        </w:rPr>
+      </w:pPr>
+      <w:r>
+        <w:rPr>
+          <w:rFonts w:ascii="Times New Roman" w:hAnsi="Times New Roman" w:cs="Times New Roman"/>
+          <w:sz w:val="26"/>
+          <w:szCs w:val="26"/>
+        </w:rPr>
+        <w:t>Danh sách FP/FN (như CSV cũ)</w:t>
+      </w:r>
+    </w:p>
+    <w:p>
+      <w:pPr>
+        <w:jc w:val="both"/>
+        <w:rPr>
+          <w:rFonts w:ascii="Times New Roman" w:hAnsi="Times New Roman" w:cs="Times New Roman"/>
+          <w:sz w:val="26"/>
+          <w:szCs w:val="26"/>
+        </w:rPr>
+      </w:pPr>
+      <w:r>
+        <w:rPr>
+          <w:rFonts w:ascii="Times New Roman" w:hAnsi="Times New Roman" w:cs="Times New Roman"/>
+          <w:sz w:val="26"/>
+          <w:szCs w:val="26"/>
+        </w:rPr>
+        <w:pict w14:anchorId="3F413698">
+          <v:rect id="_x0000_i1090" style="width:0;height:1.5pt" o:hralign="center" o:hrstd="t" o:hr="t" fillcolor="#a0a0a0" stroked="f"/>
+        </w:pict>
+      </w:r>
+    </w:p>
+    <w:p>
+      <w:pPr>
+        <w:jc w:val="both"/>
+        <w:rPr>
+          <w:rFonts w:ascii="Times New Roman" w:hAnsi="Times New Roman" w:cs="Times New Roman"/>
+          <w:b/>
+          <w:bCs/>
+          <w:sz w:val="26"/>
+          <w:szCs w:val="26"/>
+        </w:rPr>
+      </w:pPr>
+      <w:r>
+        <w:rPr>
+          <w:rFonts w:ascii="Times New Roman" w:hAnsi="Times New Roman" w:cs="Times New Roman"/>
+          <w:b/>
+          <w:bCs/>
+          <w:sz w:val="26"/>
+          <w:szCs w:val="26"/>
+        </w:rPr>
+        <w:t>Bước 5 — Đưa TFLite vào app</w:t>
+      </w:r>
+    </w:p>
+    <w:p>
+      <w:pPr>
+        <w:numPr>
+          <w:ilvl w:val="0"/>
+          <w:numId w:val="15"/>
+        </w:numPr>
+        <w:jc w:val="both"/>
+        <w:rPr>
+          <w:rFonts w:ascii="Times New Roman" w:hAnsi="Times New Roman" w:cs="Times New Roman"/>
+          <w:sz w:val="26"/>
+          <w:szCs w:val="26"/>
+        </w:rPr>
+      </w:pPr>
+      <w:r>
+        <w:rPr>
+          <w:rFonts w:ascii="Times New Roman" w:hAnsi="Times New Roman" w:cs="Times New Roman"/>
+          <w:sz w:val="26"/>
+          <w:szCs w:val="26"/>
+        </w:rPr>
+        <w:t>Copy fall_detection_</w:t>
+      </w:r>
+      <w:proofErr w:type="gramStart"/>
+      <w:r>
+        <w:rPr>
+          <w:rFonts w:ascii="Times New Roman" w:hAnsi="Times New Roman" w:cs="Times New Roman"/>
+          <w:sz w:val="26"/>
+          <w:szCs w:val="26"/>
+        </w:rPr>
+        <w:t>transformer.tflite</w:t>
+      </w:r>
+      <w:proofErr w:type="gramEnd"/>
+      <w:r>
+        <w:rPr>
+          <w:rFonts w:ascii="Times New Roman" w:hAnsi="Times New Roman" w:cs="Times New Roman"/>
+          <w:sz w:val="26"/>
+          <w:szCs w:val="26"/>
+        </w:rPr>
+        <w:t> → ver1/huggingface_space/</w:t>
+      </w:r>
+    </w:p>
+    <w:p>
+      <w:pPr>
+        <w:numPr>
+          <w:ilvl w:val="0"/>
+          <w:numId w:val="15"/>
+        </w:numPr>
+        <w:jc w:val="both"/>
+        <w:rPr>
+          <w:rFonts w:ascii="Times New Roman" w:hAnsi="Times New Roman" w:cs="Times New Roman"/>
+          <w:sz w:val="26"/>
+          <w:szCs w:val="26"/>
+        </w:rPr>
+      </w:pPr>
+      <w:r>
+        <w:rPr>
+          <w:rFonts w:ascii="Times New Roman" w:hAnsi="Times New Roman" w:cs="Times New Roman"/>
+          <w:sz w:val="26"/>
+          <w:szCs w:val="26"/>
+        </w:rPr>
+        <w:t>Kiểm tra nhanh:</w:t>
+      </w:r>
+    </w:p>
+    <w:p>
+      <w:pPr>
+        <w:jc w:val="both"/>
+        <w:rPr>
+          <w:rFonts w:ascii="Times New Roman" w:hAnsi="Times New Roman" w:cs="Times New Roman"/>
+          <w:sz w:val="26"/>
+          <w:szCs w:val="26"/>
+        </w:rPr>
+      </w:pPr>
+      <w:r>
+        <w:rPr>
+          <w:rFonts w:ascii="Times New Roman" w:hAnsi="Times New Roman" w:cs="Times New Roman"/>
+          <w:sz w:val="26"/>
+          <w:szCs w:val="26"/>
+        </w:rPr>
+        <w:t>import tensorflow as tf</w:t>
+      </w:r>
+    </w:p>
+    <w:p>
+      <w:pPr>
+        <w:jc w:val="both"/>
+        <w:rPr>
+          <w:rFonts w:ascii="Times New Roman" w:hAnsi="Times New Roman" w:cs="Times New Roman"/>
+          <w:sz w:val="26"/>
+          <w:szCs w:val="26"/>
+        </w:rPr>
+      </w:pPr>
+      <w:r>
+        <w:rPr>
+          <w:rFonts w:ascii="Times New Roman" w:hAnsi="Times New Roman" w:cs="Times New Roman"/>
+          <w:sz w:val="26"/>
+          <w:szCs w:val="26"/>
+        </w:rPr>
+        <w:t>import numpy as np</w:t>
+      </w:r>
+    </w:p>
+    <w:p>
+      <w:pPr>
+        <w:jc w:val="both"/>
+        <w:rPr>
+          <w:rFonts w:ascii="Times New Roman" w:hAnsi="Times New Roman" w:cs="Times New Roman"/>
+          <w:sz w:val="26"/>
+          <w:szCs w:val="26"/>
+        </w:rPr>
+      </w:pPr>
+      <w:r>
+        <w:rPr>
+          <w:rFonts w:ascii="Times New Roman" w:hAnsi="Times New Roman" w:cs="Times New Roman"/>
+          <w:sz w:val="26"/>
+          <w:szCs w:val="26"/>
+        </w:rPr>
+        <w:t xml:space="preserve">interp = </w:t>
+      </w:r>
+      <w:proofErr w:type="gramStart"/>
+      <w:r>
+        <w:rPr>
+          <w:rFonts w:ascii="Times New Roman" w:hAnsi="Times New Roman" w:cs="Times New Roman"/>
+          <w:sz w:val="26"/>
+          <w:szCs w:val="26"/>
+        </w:rPr>
+        <w:t>tf.lite</w:t>
+      </w:r>
+      <w:proofErr w:type="gramEnd"/>
+      <w:r>
+        <w:rPr>
+          <w:rFonts w:ascii="Times New Roman" w:hAnsi="Times New Roman" w:cs="Times New Roman"/>
+          <w:sz w:val="26"/>
+          <w:szCs w:val="26"/>
+        </w:rPr>
+        <w:t>.Interpreter('fall_detection_</w:t>
+      </w:r>
+      <w:proofErr w:type="gramStart"/>
+      <w:r>
+        <w:rPr>
+          <w:rFonts w:ascii="Times New Roman" w:hAnsi="Times New Roman" w:cs="Times New Roman"/>
+          <w:sz w:val="26"/>
+          <w:szCs w:val="26"/>
+        </w:rPr>
+        <w:t>transformer.tflite</w:t>
+      </w:r>
+      <w:proofErr w:type="gramEnd"/>
+      <w:r>
+        <w:rPr>
+          <w:rFonts w:ascii="Times New Roman" w:hAnsi="Times New Roman" w:cs="Times New Roman"/>
+          <w:sz w:val="26"/>
+          <w:szCs w:val="26"/>
+        </w:rPr>
+        <w:t>')</w:t>
+      </w:r>
+    </w:p>
+    <w:p>
+      <w:pPr>
+        <w:jc w:val="both"/>
+        <w:rPr>
+          <w:rFonts w:ascii="Times New Roman" w:hAnsi="Times New Roman" w:cs="Times New Roman"/>
+          <w:sz w:val="26"/>
+          <w:szCs w:val="26"/>
+        </w:rPr>
+      </w:pPr>
+      <w:proofErr w:type="gramStart"/>
+      <w:r>
+        <w:rPr>
+          <w:rFonts w:ascii="Times New Roman" w:hAnsi="Times New Roman" w:cs="Times New Roman"/>
+          <w:sz w:val="26"/>
+          <w:szCs w:val="26"/>
+        </w:rPr>
+        <w:t>interp.allocate</w:t>
+      </w:r>
+      <w:proofErr w:type="gramEnd"/>
+      <w:r>
+        <w:rPr>
+          <w:rFonts w:ascii="Times New Roman" w:hAnsi="Times New Roman" w:cs="Times New Roman"/>
+          <w:sz w:val="26"/>
+          <w:szCs w:val="26"/>
+        </w:rPr>
+        <w:t>_</w:t>
+      </w:r>
+      <w:proofErr w:type="gramStart"/>
+      <w:r>
+        <w:rPr>
+          <w:rFonts w:ascii="Times New Roman" w:hAnsi="Times New Roman" w:cs="Times New Roman"/>
+          <w:sz w:val="26"/>
+          <w:szCs w:val="26"/>
+        </w:rPr>
+        <w:t>tensors(</w:t>
+      </w:r>
+      <w:proofErr w:type="gramEnd"/>
+      <w:r>
+        <w:rPr>
+          <w:rFonts w:ascii="Times New Roman" w:hAnsi="Times New Roman" w:cs="Times New Roman"/>
+          <w:sz w:val="26"/>
+          <w:szCs w:val="26"/>
+        </w:rPr>
+        <w:t>)</w:t>
+      </w:r>
+    </w:p>
+    <w:p>
+      <w:pPr>
+        <w:jc w:val="both"/>
+        <w:rPr>
+          <w:rFonts w:ascii="Times New Roman" w:hAnsi="Times New Roman" w:cs="Times New Roman"/>
+          <w:sz w:val="26"/>
+          <w:szCs w:val="26"/>
+        </w:rPr>
+      </w:pPr>
+      <w:r>
+        <w:rPr>
+          <w:rFonts w:ascii="Times New Roman" w:hAnsi="Times New Roman" w:cs="Times New Roman"/>
+          <w:sz w:val="26"/>
+          <w:szCs w:val="26"/>
+        </w:rPr>
+        <w:t>inp = interp.get_input_</w:t>
+      </w:r>
+      <w:proofErr w:type="gramStart"/>
+      <w:r>
+        <w:rPr>
+          <w:rFonts w:ascii="Times New Roman" w:hAnsi="Times New Roman" w:cs="Times New Roman"/>
+          <w:sz w:val="26"/>
+          <w:szCs w:val="26"/>
+        </w:rPr>
+        <w:t>details()[</w:t>
+      </w:r>
+      <w:proofErr w:type="gramEnd"/>
+      <w:r>
+        <w:rPr>
+          <w:rFonts w:ascii="Times New Roman" w:hAnsi="Times New Roman" w:cs="Times New Roman"/>
+          <w:sz w:val="26"/>
+          <w:szCs w:val="26"/>
+        </w:rPr>
+        <w:t>0]</w:t>
+      </w:r>
+    </w:p>
+    <w:p>
+      <w:pPr>
+        <w:jc w:val="both"/>
+        <w:rPr>
+          <w:rFonts w:ascii="Times New Roman" w:hAnsi="Times New Roman" w:cs="Times New Roman"/>
+          <w:sz w:val="26"/>
+          <w:szCs w:val="26"/>
+        </w:rPr>
+      </w:pPr>
+      <w:r>
+        <w:rPr>
+          <w:rFonts w:ascii="Times New Roman" w:hAnsi="Times New Roman" w:cs="Times New Roman"/>
+          <w:sz w:val="26"/>
+          <w:szCs w:val="26"/>
+        </w:rPr>
+        <w:t>print(inp['shape'</w:t>
+      </w:r>
+      <w:proofErr w:type="gramStart"/>
+      <w:r>
+        <w:rPr>
+          <w:rFonts w:ascii="Times New Roman" w:hAnsi="Times New Roman" w:cs="Times New Roman"/>
+          <w:sz w:val="26"/>
+          <w:szCs w:val="26"/>
+        </w:rPr>
+        <w:t xml:space="preserve">])  </w:t>
+      </w:r>
+      <w:r>
+        <w:rPr>
+          <w:rFonts w:ascii="Times New Roman" w:hAnsi="Times New Roman" w:cs="Times New Roman"/>
+          <w:i/>
+          <w:iCs/>
+          <w:sz w:val="26"/>
+          <w:szCs w:val="26"/>
+        </w:rPr>
+        <w:t>#</w:t>
+      </w:r>
+      <w:proofErr w:type="gramEnd"/>
+      <w:r>
+        <w:rPr>
+          <w:rFonts w:ascii="Times New Roman" w:hAnsi="Times New Roman" w:cs="Times New Roman"/>
+          <w:i/>
+          <w:iCs/>
+          <w:sz w:val="26"/>
+          <w:szCs w:val="26"/>
+        </w:rPr>
+        <w:t xml:space="preserve"> phải [1, 30, 51]</w:t>
+      </w:r>
+    </w:p>
+    <w:p>
+      <w:pPr>
+        <w:numPr>
+          <w:ilvl w:val="0"/>
+          <w:numId w:val="16"/>
+        </w:numPr>
+        <w:jc w:val="both"/>
+        <w:rPr>
+          <w:rFonts w:ascii="Times New Roman" w:hAnsi="Times New Roman" w:cs="Times New Roman"/>
+          <w:sz w:val="26"/>
+          <w:szCs w:val="26"/>
+        </w:rPr>
+      </w:pPr>
+      <w:r>
+        <w:rPr>
+          <w:rFonts w:ascii="Times New Roman" w:hAnsi="Times New Roman" w:cs="Times New Roman"/>
+          <w:sz w:val="26"/>
+          <w:szCs w:val="26"/>
+        </w:rPr>
+        <w:t>Sửa app.py:</w:t>
+      </w:r>
+    </w:p>
+    <w:p>
+      <w:pPr>
+        <w:jc w:val="both"/>
+        <w:rPr>
+          <w:rFonts w:ascii="Times New Roman" w:hAnsi="Times New Roman" w:cs="Times New Roman"/>
+          <w:sz w:val="26"/>
+          <w:szCs w:val="26"/>
+        </w:rPr>
+      </w:pPr>
+      <w:r>
+        <w:rPr>
+          <w:rFonts w:ascii="Times New Roman" w:hAnsi="Times New Roman" w:cs="Times New Roman"/>
+          <w:sz w:val="26"/>
+          <w:szCs w:val="26"/>
+        </w:rPr>
+        <w:t xml:space="preserve">FALL_CONFIDENCE_THRESHOLD = </w:t>
+      </w:r>
+      <w:proofErr w:type="gramStart"/>
+      <w:r>
+        <w:rPr>
+          <w:rFonts w:ascii="Times New Roman" w:hAnsi="Times New Roman" w:cs="Times New Roman"/>
+          <w:sz w:val="26"/>
+          <w:szCs w:val="26"/>
+        </w:rPr>
+        <w:t xml:space="preserve">0.53  </w:t>
+      </w:r>
+      <w:r>
+        <w:rPr>
+          <w:rFonts w:ascii="Times New Roman" w:hAnsi="Times New Roman" w:cs="Times New Roman"/>
+          <w:i/>
+          <w:iCs/>
+          <w:sz w:val="26"/>
+          <w:szCs w:val="26"/>
+        </w:rPr>
+        <w:t>#</w:t>
+      </w:r>
+      <w:proofErr w:type="gramEnd"/>
+      <w:r>
+        <w:rPr>
+          <w:rFonts w:ascii="Times New Roman" w:hAnsi="Times New Roman" w:cs="Times New Roman"/>
+          <w:i/>
+          <w:iCs/>
+          <w:sz w:val="26"/>
+          <w:szCs w:val="26"/>
+        </w:rPr>
+        <w:t xml:space="preserve"> thay bằng best_threshold từ val</w:t>
+      </w:r>
+    </w:p>
+    <w:p>
+      <w:pPr>
+        <w:numPr>
+          <w:ilvl w:val="0"/>
+          <w:numId w:val="17"/>
+        </w:numPr>
+        <w:jc w:val="both"/>
+        <w:rPr>
+          <w:rFonts w:ascii="Times New Roman" w:hAnsi="Times New Roman" w:cs="Times New Roman"/>
+          <w:sz w:val="26"/>
+          <w:szCs w:val="26"/>
+        </w:rPr>
+      </w:pPr>
+      <w:r>
+        <w:rPr>
+          <w:rFonts w:ascii="Times New Roman" w:hAnsi="Times New Roman" w:cs="Times New Roman"/>
+          <w:sz w:val="26"/>
+          <w:szCs w:val="26"/>
+        </w:rPr>
+        <w:t>Chạy thử:</w:t>
+      </w:r>
+    </w:p>
+    <w:p>
+      <w:pPr>
+        <w:jc w:val="both"/>
+        <w:rPr>
+          <w:rFonts w:ascii="Times New Roman" w:hAnsi="Times New Roman" w:cs="Times New Roman"/>
+          <w:sz w:val="26"/>
+          <w:szCs w:val="26"/>
+        </w:rPr>
+      </w:pPr>
+      <w:r>
+        <w:rPr>
+          <w:rFonts w:ascii="Times New Roman" w:hAnsi="Times New Roman" w:cs="Times New Roman"/>
+          <w:sz w:val="26"/>
+          <w:szCs w:val="26"/>
+        </w:rPr>
+        <w:t>cd ver1/huggingface_space</w:t>
+      </w:r>
+    </w:p>
+    <w:p>
+      <w:pPr>
+        <w:jc w:val="both"/>
+        <w:rPr>
+          <w:rFonts w:ascii="Times New Roman" w:hAnsi="Times New Roman" w:cs="Times New Roman"/>
+          <w:sz w:val="26"/>
+          <w:szCs w:val="26"/>
+        </w:rPr>
+      </w:pPr>
+      <w:r>
+        <w:rPr>
+          <w:rFonts w:ascii="Times New Roman" w:hAnsi="Times New Roman" w:cs="Times New Roman"/>
+          <w:sz w:val="26"/>
+          <w:szCs w:val="26"/>
+        </w:rPr>
+        <w:t>python app.py</w:t>
+      </w:r>
+    </w:p>
+    <w:p>
+      <w:pPr>
+        <w:jc w:val="both"/>
+        <w:rPr>
+          <w:rFonts w:ascii="Times New Roman" w:hAnsi="Times New Roman" w:cs="Times New Roman"/>
+          <w:sz w:val="26"/>
+          <w:szCs w:val="26"/>
+        </w:rPr>
+      </w:pPr>
+      <w:r>
+        <w:rPr>
+          <w:rFonts w:ascii="Times New Roman" w:hAnsi="Times New Roman" w:cs="Times New Roman"/>
+          <w:sz w:val="26"/>
+          <w:szCs w:val="26"/>
+        </w:rPr>
+        <w:t>Test tab Video + Webcam với vài clip fall / ADL (ngồi, cúi).</w:t>
+      </w:r>
+    </w:p>
+    <w:p>
+      <w:pPr>
+        <w:jc w:val="both"/>
+        <w:rPr>
+          <w:rFonts w:ascii="Times New Roman" w:hAnsi="Times New Roman" w:cs="Times New Roman"/>
+          <w:sz w:val="26"/>
+          <w:szCs w:val="26"/>
+        </w:rPr>
+      </w:pPr>
+      <w:r>
+        <w:rPr>
+          <w:rFonts w:ascii="Times New Roman" w:hAnsi="Times New Roman" w:cs="Times New Roman"/>
+          <w:sz w:val="26"/>
+          <w:szCs w:val="26"/>
+        </w:rPr>
+        <w:pict w14:anchorId="43D8394A">
+          <v:rect id="_x0000_i1091" style="width:0;height:1.5pt" o:hralign="center" o:hrstd="t" o:hr="t" fillcolor="#a0a0a0" stroked="f"/>
+        </w:pict>
+      </w:r>
+    </w:p>
+    <w:p>
+      <w:pPr>
+        <w:jc w:val="both"/>
+        <w:rPr>
+          <w:rFonts w:ascii="Times New Roman" w:hAnsi="Times New Roman" w:cs="Times New Roman"/>
+          <w:b/>
+          <w:bCs/>
+          <w:sz w:val="26"/>
+          <w:szCs w:val="26"/>
+        </w:rPr>
+      </w:pPr>
+      <w:r>
+        <w:rPr>
+          <w:rFonts w:ascii="Times New Roman" w:hAnsi="Times New Roman" w:cs="Times New Roman"/>
+          <w:b/>
+          <w:bCs/>
+          <w:sz w:val="26"/>
+          <w:szCs w:val="26"/>
+        </w:rPr>
+        <w:lastRenderedPageBreak/>
+        <w:t>Bước 6 — Ghi vào báo cáo / nộp GV</w:t>
+      </w:r>
+    </w:p>
+    <w:p>
+      <w:pPr>
+        <w:jc w:val="both"/>
+        <w:rPr>
+          <w:rFonts w:ascii="Times New Roman" w:hAnsi="Times New Roman" w:cs="Times New Roman"/>
+          <w:sz w:val="26"/>
+          <w:szCs w:val="26"/>
+        </w:rPr>
+      </w:pPr>
+      <w:r>
+        <w:rPr>
+          <w:rFonts w:ascii="Times New Roman" w:hAnsi="Times New Roman" w:cs="Times New Roman"/>
+          <w:sz w:val="26"/>
+          <w:szCs w:val="26"/>
+        </w:rPr>
+        <w:t>Mỗi model (LSTM, BiLSTM, Transformer-TFLite) cần:</w:t>
+      </w:r>
+    </w:p>
+    <w:p>
+      <w:pPr>
+        <w:numPr>
+          <w:ilvl w:val="0"/>
+          <w:numId w:val="18"/>
+        </w:numPr>
+        <w:jc w:val="both"/>
+        <w:rPr>
+          <w:rFonts w:ascii="Times New Roman" w:hAnsi="Times New Roman" w:cs="Times New Roman"/>
+          <w:sz w:val="26"/>
+          <w:szCs w:val="26"/>
+        </w:rPr>
+      </w:pPr>
+      <w:r>
+        <w:rPr>
+          <w:rFonts w:ascii="Times New Roman" w:hAnsi="Times New Roman" w:cs="Times New Roman"/>
+          <w:sz w:val="26"/>
+          <w:szCs w:val="26"/>
+        </w:rPr>
+        <w:t>Bảng split (video/sequence)</w:t>
+      </w:r>
+    </w:p>
+    <w:p>
+      <w:pPr>
+        <w:numPr>
+          <w:ilvl w:val="0"/>
+          <w:numId w:val="18"/>
+        </w:numPr>
+        <w:jc w:val="both"/>
+        <w:rPr>
+          <w:rFonts w:ascii="Times New Roman" w:hAnsi="Times New Roman" w:cs="Times New Roman"/>
+          <w:sz w:val="26"/>
+          <w:szCs w:val="26"/>
+        </w:rPr>
+      </w:pPr>
+      <w:r>
+        <w:rPr>
+          <w:rFonts w:ascii="Times New Roman" w:hAnsi="Times New Roman" w:cs="Times New Roman"/>
+          <w:sz w:val="26"/>
+          <w:szCs w:val="26"/>
+        </w:rPr>
+        <w:t>Bảng metric val/test</w:t>
+      </w:r>
+    </w:p>
+    <w:p>
+      <w:pPr>
+        <w:numPr>
+          <w:ilvl w:val="0"/>
+          <w:numId w:val="18"/>
+        </w:numPr>
+        <w:jc w:val="both"/>
+        <w:rPr>
+          <w:rFonts w:ascii="Times New Roman" w:hAnsi="Times New Roman" w:cs="Times New Roman"/>
+          <w:sz w:val="26"/>
+          <w:szCs w:val="26"/>
+        </w:rPr>
+      </w:pPr>
+      <w:r>
+        <w:rPr>
+          <w:rFonts w:ascii="Times New Roman" w:hAnsi="Times New Roman" w:cs="Times New Roman"/>
+          <w:sz w:val="26"/>
+          <w:szCs w:val="26"/>
+        </w:rPr>
+        <w:t>Confusion matrix test</w:t>
+      </w:r>
+    </w:p>
+    <w:p>
+      <w:pPr>
+        <w:numPr>
+          <w:ilvl w:val="0"/>
+          <w:numId w:val="18"/>
+        </w:numPr>
+        <w:jc w:val="both"/>
+        <w:rPr>
+          <w:rFonts w:ascii="Times New Roman" w:hAnsi="Times New Roman" w:cs="Times New Roman"/>
+          <w:sz w:val="26"/>
+          <w:szCs w:val="26"/>
+        </w:rPr>
+      </w:pPr>
+      <w:r>
+        <w:rPr>
+          <w:rFonts w:ascii="Times New Roman" w:hAnsi="Times New Roman" w:cs="Times New Roman"/>
+          <w:sz w:val="26"/>
+          <w:szCs w:val="26"/>
+        </w:rPr>
+        <w:t>Kích thước file TFLite + thời gian inference (ms) trên CPU</w:t>
+      </w:r>
+    </w:p>
+    <w:p>
+      <w:pPr>
+        <w:numPr>
+          <w:ilvl w:val="0"/>
+          <w:numId w:val="18"/>
+        </w:numPr>
+        <w:jc w:val="both"/>
+        <w:rPr>
+          <w:rFonts w:ascii="Times New Roman" w:hAnsi="Times New Roman" w:cs="Times New Roman"/>
+          <w:sz w:val="26"/>
+          <w:szCs w:val="26"/>
+        </w:rPr>
+      </w:pPr>
+      <w:r>
+        <w:rPr>
+          <w:rFonts w:ascii="Times New Roman" w:hAnsi="Times New Roman" w:cs="Times New Roman"/>
+          <w:sz w:val="26"/>
+          <w:szCs w:val="26"/>
+        </w:rPr>
+        <w:t>Câu: </w:t>
+      </w:r>
+      <w:r>
+        <w:rPr>
+          <w:rFonts w:ascii="Times New Roman" w:hAnsi="Times New Roman" w:cs="Times New Roman"/>
+          <w:i/>
+          <w:iCs/>
+          <w:sz w:val="26"/>
+          <w:szCs w:val="26"/>
+        </w:rPr>
+        <w:t>“Split theo video-level; không leakage giữa các tập.”</w:t>
+      </w:r>
+    </w:p>
+    <w:p>
+      <w:pPr>
+        <w:jc w:val="both"/>
+        <w:rPr>
+          <w:rFonts w:ascii="Times New Roman" w:hAnsi="Times New Roman" w:cs="Times New Roman"/>
+          <w:sz w:val="26"/>
+          <w:szCs w:val="26"/>
+        </w:rPr>
+      </w:pPr>
+      <w:r>
+        <w:rPr>
+          <w:rFonts w:ascii="Times New Roman" w:hAnsi="Times New Roman" w:cs="Times New Roman"/>
+          <w:sz w:val="26"/>
+          <w:szCs w:val="26"/>
+        </w:rPr>
+        <w:pict w14:anchorId="591A9E14">
+          <v:rect id="_x0000_i1092" style="width:0;height:1.5pt" o:hralign="center" o:hrstd="t" o:hr="t" fillcolor="#a0a0a0" stroked="f"/>
+        </w:pict>
+      </w:r>
+    </w:p>
+    <w:p>
+      <w:pPr>
+        <w:jc w:val="both"/>
+        <w:rPr>
+          <w:rFonts w:ascii="Times New Roman" w:hAnsi="Times New Roman" w:cs="Times New Roman"/>
+          <w:b/>
+          <w:bCs/>
+          <w:sz w:val="26"/>
+          <w:szCs w:val="26"/>
+        </w:rPr>
+      </w:pPr>
+      <w:r>
+        <w:rPr>
+          <w:rFonts w:ascii="Times New Roman" w:hAnsi="Times New Roman" w:cs="Times New Roman"/>
+          <w:b/>
+          <w:bCs/>
+          <w:sz w:val="26"/>
+          <w:szCs w:val="26"/>
+        </w:rPr>
+        <w:t>Checklist nhanh (tick khi xong)</w:t>
+      </w:r>
+    </w:p>
+    <w:p>
+      <w:pPr>
+        <w:numPr>
+          <w:ilvl w:val="0"/>
+          <w:numId w:val="19"/>
+        </w:numPr>
+        <w:jc w:val="both"/>
+        <w:rPr>
+          <w:rFonts w:ascii="Times New Roman" w:hAnsi="Times New Roman" w:cs="Times New Roman"/>
+          <w:sz w:val="26"/>
+          <w:szCs w:val="26"/>
+        </w:rPr>
+      </w:pPr>
+      <w:r>
+        <w:rPr>
+          <w:rFonts w:ascii="Times New Roman" w:hAnsi="Times New Roman" w:cs="Times New Roman"/>
+          <w:sz w:val="26"/>
+          <w:szCs w:val="26"/>
+        </w:rPr>
+        <w:t> video_split_manifest.csv + leakage = 0</w:t>
+      </w:r>
+    </w:p>
+    <w:p>
+      <w:pPr>
+        <w:numPr>
+          <w:ilvl w:val="0"/>
+          <w:numId w:val="19"/>
+        </w:numPr>
+        <w:jc w:val="both"/>
+        <w:rPr>
+          <w:rFonts w:ascii="Times New Roman" w:hAnsi="Times New Roman" w:cs="Times New Roman"/>
+          <w:sz w:val="26"/>
+          <w:szCs w:val="26"/>
+        </w:rPr>
+      </w:pPr>
+      <w:r>
+        <w:rPr>
+          <w:rFonts w:ascii="Times New Roman" w:hAnsi="Times New Roman" w:cs="Times New Roman"/>
+          <w:sz w:val="26"/>
+          <w:szCs w:val="26"/>
+        </w:rPr>
+        <w:t> data_v2/ train/val/test</w:t>
+      </w:r>
+    </w:p>
+    <w:p>
+      <w:pPr>
+        <w:numPr>
+          <w:ilvl w:val="0"/>
+          <w:numId w:val="19"/>
+        </w:numPr>
+        <w:jc w:val="both"/>
+        <w:rPr>
+          <w:rFonts w:ascii="Times New Roman" w:hAnsi="Times New Roman" w:cs="Times New Roman"/>
+          <w:sz w:val="26"/>
+          <w:szCs w:val="26"/>
+        </w:rPr>
+      </w:pPr>
+      <w:r>
+        <w:rPr>
+          <w:rFonts w:ascii="Times New Roman" w:hAnsi="Times New Roman" w:cs="Times New Roman"/>
+          <w:sz w:val="26"/>
+          <w:szCs w:val="26"/>
+        </w:rPr>
+        <w:t> Train LSTM/BiLSTM trên data_v2</w:t>
+      </w:r>
+    </w:p>
+    <w:p>
+      <w:pPr>
+        <w:numPr>
+          <w:ilvl w:val="0"/>
+          <w:numId w:val="19"/>
+        </w:numPr>
+        <w:jc w:val="both"/>
+        <w:rPr>
+          <w:rFonts w:ascii="Times New Roman" w:hAnsi="Times New Roman" w:cs="Times New Roman"/>
+          <w:sz w:val="26"/>
+          <w:szCs w:val="26"/>
+        </w:rPr>
+      </w:pPr>
+      <w:r>
+        <w:rPr>
+          <w:rFonts w:ascii="Times New Roman" w:hAnsi="Times New Roman" w:cs="Times New Roman"/>
+          <w:sz w:val="26"/>
+          <w:szCs w:val="26"/>
+        </w:rPr>
+        <w:t> Train Transformer trên data_v2</w:t>
+      </w:r>
+    </w:p>
+    <w:p>
+      <w:pPr>
+        <w:numPr>
+          <w:ilvl w:val="0"/>
+          <w:numId w:val="19"/>
+        </w:numPr>
+        <w:jc w:val="both"/>
+        <w:rPr>
+          <w:rFonts w:ascii="Times New Roman" w:hAnsi="Times New Roman" w:cs="Times New Roman"/>
+          <w:sz w:val="26"/>
+          <w:szCs w:val="26"/>
+        </w:rPr>
+      </w:pPr>
+      <w:r>
+        <w:rPr>
+          <w:rFonts w:ascii="Times New Roman" w:hAnsi="Times New Roman" w:cs="Times New Roman"/>
+          <w:sz w:val="26"/>
+          <w:szCs w:val="26"/>
+        </w:rPr>
+        <w:t> Tune threshold trên </w:t>
+      </w:r>
+      <w:r>
+        <w:rPr>
+          <w:rFonts w:ascii="Times New Roman" w:hAnsi="Times New Roman" w:cs="Times New Roman"/>
+          <w:b/>
+          <w:bCs/>
+          <w:sz w:val="26"/>
+          <w:szCs w:val="26"/>
+        </w:rPr>
+        <w:t>val</w:t>
+      </w:r>
+    </w:p>
+    <w:p>
+      <w:pPr>
+        <w:numPr>
+          <w:ilvl w:val="0"/>
+          <w:numId w:val="19"/>
+        </w:numPr>
+        <w:jc w:val="both"/>
+        <w:rPr>
+          <w:rFonts w:ascii="Times New Roman" w:hAnsi="Times New Roman" w:cs="Times New Roman"/>
+          <w:sz w:val="26"/>
+          <w:szCs w:val="26"/>
+        </w:rPr>
+      </w:pPr>
+      <w:r>
+        <w:rPr>
+          <w:rFonts w:ascii="Times New Roman" w:hAnsi="Times New Roman" w:cs="Times New Roman"/>
+          <w:sz w:val="26"/>
+          <w:szCs w:val="26"/>
+        </w:rPr>
+        <w:t> Đánh giá </w:t>
+      </w:r>
+      <w:r>
+        <w:rPr>
+          <w:rFonts w:ascii="Times New Roman" w:hAnsi="Times New Roman" w:cs="Times New Roman"/>
+          <w:b/>
+          <w:bCs/>
+          <w:sz w:val="26"/>
+          <w:szCs w:val="26"/>
+        </w:rPr>
+        <w:t>test</w:t>
+      </w:r>
+      <w:r>
+        <w:rPr>
+          <w:rFonts w:ascii="Times New Roman" w:hAnsi="Times New Roman" w:cs="Times New Roman"/>
+          <w:sz w:val="26"/>
+          <w:szCs w:val="26"/>
+        </w:rPr>
+        <w:t> 1 lần</w:t>
+      </w:r>
+    </w:p>
+    <w:p>
+      <w:pPr>
+        <w:numPr>
+          <w:ilvl w:val="0"/>
+          <w:numId w:val="19"/>
+        </w:numPr>
+        <w:jc w:val="both"/>
+        <w:rPr>
+          <w:rFonts w:ascii="Times New Roman" w:hAnsi="Times New Roman" w:cs="Times New Roman"/>
+          <w:sz w:val="26"/>
+          <w:szCs w:val="26"/>
+        </w:rPr>
+      </w:pPr>
+      <w:r>
+        <w:rPr>
+          <w:rFonts w:ascii="Times New Roman" w:hAnsi="Times New Roman" w:cs="Times New Roman"/>
+          <w:sz w:val="26"/>
+          <w:szCs w:val="26"/>
+        </w:rPr>
+        <w:t> Export fall_detection_</w:t>
+      </w:r>
+      <w:proofErr w:type="gramStart"/>
+      <w:r>
+        <w:rPr>
+          <w:rFonts w:ascii="Times New Roman" w:hAnsi="Times New Roman" w:cs="Times New Roman"/>
+          <w:sz w:val="26"/>
+          <w:szCs w:val="26"/>
+        </w:rPr>
+        <w:t>transformer.tflite</w:t>
+      </w:r>
+      <w:proofErr w:type="gramEnd"/>
+    </w:p>
+    <w:p>
+      <w:pPr>
+        <w:numPr>
+          <w:ilvl w:val="0"/>
+          <w:numId w:val="19"/>
+        </w:numPr>
+        <w:jc w:val="both"/>
+        <w:rPr>
+          <w:rFonts w:ascii="Times New Roman" w:hAnsi="Times New Roman" w:cs="Times New Roman"/>
+          <w:sz w:val="26"/>
+          <w:szCs w:val="26"/>
+        </w:rPr>
+      </w:pPr>
+      <w:r>
+        <w:rPr>
+          <w:rFonts w:ascii="Times New Roman" w:hAnsi="Times New Roman" w:cs="Times New Roman"/>
+          <w:sz w:val="26"/>
+          <w:szCs w:val="26"/>
+        </w:rPr>
+        <w:t> Verify shape [1,30,51]</w:t>
+      </w:r>
+    </w:p>
+    <w:p>
+      <w:pPr>
+        <w:numPr>
+          <w:ilvl w:val="0"/>
+          <w:numId w:val="19"/>
+        </w:numPr>
+        <w:jc w:val="both"/>
+        <w:rPr>
+          <w:rFonts w:ascii="Times New Roman" w:hAnsi="Times New Roman" w:cs="Times New Roman"/>
+          <w:sz w:val="26"/>
+          <w:szCs w:val="26"/>
+        </w:rPr>
+      </w:pPr>
+      <w:r>
+        <w:rPr>
+          <w:rFonts w:ascii="Times New Roman" w:hAnsi="Times New Roman" w:cs="Times New Roman"/>
+          <w:sz w:val="26"/>
+          <w:szCs w:val="26"/>
+        </w:rPr>
+        <w:t> Copy vào huggingface_space, cập nhật threshold</w:t>
+      </w:r>
+    </w:p>
+    <w:p>
+      <w:pPr>
+        <w:numPr>
+          <w:ilvl w:val="0"/>
+          <w:numId w:val="19"/>
+        </w:numPr>
+        <w:jc w:val="both"/>
+        <w:rPr>
+          <w:rFonts w:ascii="Times New Roman" w:hAnsi="Times New Roman" w:cs="Times New Roman"/>
+          <w:sz w:val="26"/>
+          <w:szCs w:val="26"/>
+        </w:rPr>
+      </w:pPr>
+      <w:r>
+        <w:rPr>
+          <w:rFonts w:ascii="Times New Roman" w:hAnsi="Times New Roman" w:cs="Times New Roman"/>
+          <w:sz w:val="26"/>
+          <w:szCs w:val="26"/>
+        </w:rPr>
+        <w:t> Test app.py local</w:t>
+      </w:r>
+    </w:p>
+    <w:p>
+      <w:pPr>
+        <w:jc w:val="both"/>
+        <w:rPr>
+          <w:rFonts w:ascii="Times New Roman" w:hAnsi="Times New Roman" w:cs="Times New Roman"/>
+          <w:sz w:val="26"/>
+          <w:szCs w:val="26"/>
+        </w:rPr>
+      </w:pPr>
+      <w:r>
+        <w:rPr>
+          <w:rFonts w:ascii="Times New Roman" w:hAnsi="Times New Roman" w:cs="Times New Roman"/>
+          <w:sz w:val="26"/>
+          <w:szCs w:val="26"/>
+        </w:rPr>
+        <w:pict w14:anchorId="6D2F4911">
+          <v:rect id="_x0000_i1093" style="width:0;height:1.5pt" o:hralign="center" o:hrstd="t" o:hr="t" fillcolor="#a0a0a0" stroked="f"/>
+        </w:pict>
+      </w:r>
+    </w:p>
+    <w:p>
+      <w:pPr>
+        <w:jc w:val="both"/>
+        <w:rPr>
+          <w:rFonts w:ascii="Times New Roman" w:hAnsi="Times New Roman" w:cs="Times New Roman"/>
+          <w:b/>
+          <w:bCs/>
+          <w:sz w:val="26"/>
+          <w:szCs w:val="26"/>
+        </w:rPr>
+      </w:pPr>
+      <w:r>
+        <w:rPr>
+          <w:rFonts w:ascii="Times New Roman" w:hAnsi="Times New Roman" w:cs="Times New Roman"/>
+          <w:b/>
+          <w:bCs/>
+          <w:sz w:val="26"/>
+          <w:szCs w:val="26"/>
+        </w:rPr>
+        <w:t>Lưu ý thực tế</w:t>
+      </w:r>
+    </w:p>
+    <w:tbl>
+      <w:tblPr>
+        <w:tblW w:w="0" w:type="auto"/>
+        <w:tblCellMar>
+          <w:top w:w="15" w:type="dxa"/>
+          <w:left w:w="15" w:type="dxa"/>
+          <w:bottom w:w="15" w:type="dxa"/>
+          <w:right w:w="15" w:type="dxa"/>
+        </w:tblCellMar>
+        <w:tblLook w:val="04A0" w:firstRow="1" w:lastRow="0" w:firstColumn="1" w:lastColumn="0" w:noHBand="0" w:noVBand="1"/>
+      </w:tblPr>
+      <w:tblGrid>
+        <w:gridCol w:w="2948"/>
+        <w:gridCol w:w="6412"/>
+      </w:tblGrid>
+      <w:tr>
+        <w:trPr>
+          <w:tblHeader/>
+        </w:trPr>
+        <w:tc>
+          <w:tcPr>
+            <w:tcW w:w="0" w:type="auto"/>
+            <w:noWrap/>
+            <w:tcMar>
+              <w:top w:w="75" w:type="dxa"/>
+              <w:left w:w="135" w:type="dxa"/>
+              <w:bottom w:w="75" w:type="dxa"/>
+              <w:right w:w="135" w:type="dxa"/>
+            </w:tcMar>
+            <w:hideMark/>
+          </w:tcPr>
+          <w:p>
+            <w:pPr>
+              <w:jc w:val="both"/>
+              <w:rPr>
+                <w:rFonts w:ascii="Times New Roman" w:hAnsi="Times New Roman" w:cs="Times New Roman"/>
+                <w:b/>
+                <w:bCs/>
+                <w:sz w:val="26"/>
+                <w:szCs w:val="26"/>
+              </w:rPr>
+            </w:pPr>
+            <w:r>
+              <w:rPr>
+                <w:rFonts w:ascii="Times New Roman" w:hAnsi="Times New Roman" w:cs="Times New Roman"/>
+                <w:b/>
+                <w:bCs/>
+                <w:sz w:val="26"/>
+                <w:szCs w:val="26"/>
+              </w:rPr>
+              <w:t>Vấn đề</w:t>
+            </w:r>
+          </w:p>
+        </w:tc>
+        <w:tc>
+          <w:tcPr>
+            <w:tcW w:w="0" w:type="auto"/>
+            <w:tcBorders>
+              <w:right w:val="nil"/>
+            </w:tcBorders>
+            <w:noWrap/>
+            <w:tcMar>
+              <w:top w:w="75" w:type="dxa"/>
+              <w:left w:w="135" w:type="dxa"/>
+              <w:bottom w:w="75" w:type="dxa"/>
+              <w:right w:w="135" w:type="dxa"/>
+            </w:tcMar>
+            <w:hideMark/>
+          </w:tcPr>
+          <w:p>
+            <w:pPr>
+              <w:jc w:val="both"/>
+              <w:rPr>
+                <w:rFonts w:ascii="Times New Roman" w:hAnsi="Times New Roman" w:cs="Times New Roman"/>
+                <w:b/>
+                <w:bCs/>
+                <w:sz w:val="26"/>
+                <w:szCs w:val="26"/>
+              </w:rPr>
+            </w:pPr>
+            <w:r>
+              <w:rPr>
+                <w:rFonts w:ascii="Times New Roman" w:hAnsi="Times New Roman" w:cs="Times New Roman"/>
+                <w:b/>
+                <w:bCs/>
+                <w:sz w:val="26"/>
+                <w:szCs w:val="26"/>
+              </w:rPr>
+              <w:t>Cách xử lý</w:t>
+            </w:r>
+          </w:p>
+        </w:tc>
+      </w:tr>
+      <w:tr>
+        <w:tc>
+          <w:tcPr>
+            <w:tcW w:w="0" w:type="auto"/>
+            <w:tcMar>
+              <w:top w:w="75" w:type="dxa"/>
+              <w:left w:w="135" w:type="dxa"/>
+              <w:bottom w:w="75" w:type="dxa"/>
+              <w:right w:w="135" w:type="dxa"/>
+            </w:tcMar>
+            <w:hideMark/>
+          </w:tcPr>
+          <w:p>
+            <w:pPr>
+              <w:jc w:val="both"/>
+              <w:rPr>
+                <w:rFonts w:ascii="Times New Roman" w:hAnsi="Times New Roman" w:cs="Times New Roman"/>
+                <w:sz w:val="26"/>
+                <w:szCs w:val="26"/>
+              </w:rPr>
+            </w:pPr>
+            <w:r>
+              <w:rPr>
+                <w:rFonts w:ascii="Times New Roman" w:hAnsi="Times New Roman" w:cs="Times New Roman"/>
+                <w:sz w:val="26"/>
+                <w:szCs w:val="26"/>
+              </w:rPr>
+              <w:t>Metric giảm sau split mới</w:t>
+            </w:r>
+          </w:p>
+        </w:tc>
+        <w:tc>
+          <w:tcPr>
+            <w:tcW w:w="0" w:type="auto"/>
+            <w:tcBorders>
+              <w:right w:val="nil"/>
+            </w:tcBorders>
+            <w:tcMar>
+              <w:top w:w="75" w:type="dxa"/>
+              <w:left w:w="135" w:type="dxa"/>
+              <w:bottom w:w="75" w:type="dxa"/>
+              <w:right w:w="135" w:type="dxa"/>
+            </w:tcMar>
+            <w:hideMark/>
+          </w:tcPr>
+          <w:p>
+            <w:pPr>
+              <w:jc w:val="both"/>
+              <w:rPr>
+                <w:rFonts w:ascii="Times New Roman" w:hAnsi="Times New Roman" w:cs="Times New Roman"/>
+                <w:sz w:val="26"/>
+                <w:szCs w:val="26"/>
+              </w:rPr>
+            </w:pPr>
+            <w:r>
+              <w:rPr>
+                <w:rFonts w:ascii="Times New Roman" w:hAnsi="Times New Roman" w:cs="Times New Roman"/>
+                <w:sz w:val="26"/>
+                <w:szCs w:val="26"/>
+              </w:rPr>
+              <w:t>Bình thường — dùng số mới trong luận văn</w:t>
+            </w:r>
+          </w:p>
+        </w:tc>
+      </w:tr>
+      <w:tr>
+        <w:tc>
+          <w:tcPr>
+            <w:tcW w:w="0" w:type="auto"/>
+            <w:tcMar>
+              <w:top w:w="75" w:type="dxa"/>
+              <w:left w:w="135" w:type="dxa"/>
+              <w:bottom w:w="75" w:type="dxa"/>
+              <w:right w:w="135" w:type="dxa"/>
+            </w:tcMar>
+            <w:hideMark/>
+          </w:tcPr>
+          <w:p>
+            <w:pPr>
+              <w:jc w:val="both"/>
+              <w:rPr>
+                <w:rFonts w:ascii="Times New Roman" w:hAnsi="Times New Roman" w:cs="Times New Roman"/>
+                <w:sz w:val="26"/>
+                <w:szCs w:val="26"/>
+              </w:rPr>
+            </w:pPr>
+            <w:r>
+              <w:rPr>
+                <w:rFonts w:ascii="Times New Roman" w:hAnsi="Times New Roman" w:cs="Times New Roman"/>
+                <w:sz w:val="26"/>
+                <w:szCs w:val="26"/>
+              </w:rPr>
+              <w:t>Nhiều FP no_fall→fall</w:t>
+            </w:r>
+          </w:p>
+        </w:tc>
+        <w:tc>
+          <w:tcPr>
+            <w:tcW w:w="0" w:type="auto"/>
+            <w:tcBorders>
+              <w:right w:val="nil"/>
+            </w:tcBorders>
+            <w:tcMar>
+              <w:top w:w="75" w:type="dxa"/>
+              <w:left w:w="135" w:type="dxa"/>
+              <w:bottom w:w="75" w:type="dxa"/>
+              <w:right w:w="135" w:type="dxa"/>
+            </w:tcMar>
+            <w:hideMark/>
+          </w:tcPr>
+          <w:p>
+            <w:pPr>
+              <w:jc w:val="both"/>
+              <w:rPr>
+                <w:rFonts w:ascii="Times New Roman" w:hAnsi="Times New Roman" w:cs="Times New Roman"/>
+                <w:sz w:val="26"/>
+                <w:szCs w:val="26"/>
+              </w:rPr>
+            </w:pPr>
+            <w:r>
+              <w:rPr>
+                <w:rFonts w:ascii="Times New Roman" w:hAnsi="Times New Roman" w:cs="Times New Roman"/>
+                <w:sz w:val="26"/>
+                <w:szCs w:val="26"/>
+              </w:rPr>
+              <w:t>class_weight, threshold cao hơn, hoặc tăng data ADL</w:t>
+            </w:r>
+          </w:p>
+        </w:tc>
+      </w:tr>
+      <w:tr>
+        <w:tc>
+          <w:tcPr>
+            <w:tcW w:w="0" w:type="auto"/>
+            <w:tcMar>
+              <w:top w:w="75" w:type="dxa"/>
+              <w:left w:w="135" w:type="dxa"/>
+              <w:bottom w:w="75" w:type="dxa"/>
+              <w:right w:w="135" w:type="dxa"/>
+            </w:tcMar>
+            <w:hideMark/>
+          </w:tcPr>
+          <w:p>
+            <w:pPr>
+              <w:jc w:val="both"/>
+              <w:rPr>
+                <w:rFonts w:ascii="Times New Roman" w:hAnsi="Times New Roman" w:cs="Times New Roman"/>
+                <w:sz w:val="26"/>
+                <w:szCs w:val="26"/>
+              </w:rPr>
+            </w:pPr>
+            <w:r>
+              <w:rPr>
+                <w:rFonts w:ascii="Times New Roman" w:hAnsi="Times New Roman" w:cs="Times New Roman"/>
+                <w:sz w:val="26"/>
+                <w:szCs w:val="26"/>
+              </w:rPr>
+              <w:lastRenderedPageBreak/>
+              <w:t>TFLite convert lỗi</w:t>
+            </w:r>
+          </w:p>
+        </w:tc>
+        <w:tc>
+          <w:tcPr>
+            <w:tcW w:w="0" w:type="auto"/>
+            <w:tcBorders>
+              <w:right w:val="nil"/>
+            </w:tcBorders>
+            <w:tcMar>
+              <w:top w:w="75" w:type="dxa"/>
+              <w:left w:w="135" w:type="dxa"/>
+              <w:bottom w:w="75" w:type="dxa"/>
+              <w:right w:w="135" w:type="dxa"/>
+            </w:tcMar>
+            <w:hideMark/>
+          </w:tcPr>
+          <w:p>
+            <w:pPr>
+              <w:jc w:val="both"/>
+              <w:rPr>
+                <w:rFonts w:ascii="Times New Roman" w:hAnsi="Times New Roman" w:cs="Times New Roman"/>
+                <w:sz w:val="26"/>
+                <w:szCs w:val="26"/>
+              </w:rPr>
+            </w:pPr>
+            <w:r>
+              <w:rPr>
+                <w:rFonts w:ascii="Times New Roman" w:hAnsi="Times New Roman" w:cs="Times New Roman"/>
+                <w:sz w:val="26"/>
+                <w:szCs w:val="26"/>
+              </w:rPr>
+              <w:t>Dùng </w:t>
+            </w:r>
+            <w:proofErr w:type="gramStart"/>
+            <w:r>
+              <w:rPr>
+                <w:rFonts w:ascii="Times New Roman" w:hAnsi="Times New Roman" w:cs="Times New Roman"/>
+                <w:sz w:val="26"/>
+                <w:szCs w:val="26"/>
+              </w:rPr>
+              <w:t>model.export</w:t>
+            </w:r>
+            <w:proofErr w:type="gramEnd"/>
+            <w:r>
+              <w:rPr>
+                <w:rFonts w:ascii="Times New Roman" w:hAnsi="Times New Roman" w:cs="Times New Roman"/>
+                <w:sz w:val="26"/>
+                <w:szCs w:val="26"/>
+              </w:rPr>
+              <w:t>() như notebook; tránh ops lạ; TF 2.15+</w:t>
+            </w:r>
+          </w:p>
+        </w:tc>
+      </w:tr>
+      <w:tr>
+        <w:tc>
+          <w:tcPr>
+            <w:tcW w:w="0" w:type="auto"/>
+            <w:tcBorders>
+              <w:bottom w:val="nil"/>
+            </w:tcBorders>
+            <w:tcMar>
+              <w:top w:w="75" w:type="dxa"/>
+              <w:left w:w="135" w:type="dxa"/>
+              <w:bottom w:w="75" w:type="dxa"/>
+              <w:right w:w="135" w:type="dxa"/>
+            </w:tcMar>
+            <w:hideMark/>
+          </w:tcPr>
+          <w:p>
+            <w:pPr>
+              <w:jc w:val="both"/>
+              <w:rPr>
+                <w:rFonts w:ascii="Times New Roman" w:hAnsi="Times New Roman" w:cs="Times New Roman"/>
+                <w:sz w:val="26"/>
+                <w:szCs w:val="26"/>
+              </w:rPr>
+            </w:pPr>
+            <w:r>
+              <w:rPr>
+                <w:rFonts w:ascii="Times New Roman" w:hAnsi="Times New Roman" w:cs="Times New Roman"/>
+                <w:sz w:val="26"/>
+                <w:szCs w:val="26"/>
+              </w:rPr>
+              <w:t>Không có dataset gốc</w:t>
+            </w:r>
+          </w:p>
+        </w:tc>
+        <w:tc>
+          <w:tcPr>
+            <w:tcW w:w="0" w:type="auto"/>
+            <w:tcBorders>
+              <w:bottom w:val="nil"/>
+              <w:right w:val="nil"/>
+            </w:tcBorders>
+            <w:tcMar>
+              <w:top w:w="75" w:type="dxa"/>
+              <w:left w:w="135" w:type="dxa"/>
+              <w:bottom w:w="75" w:type="dxa"/>
+              <w:right w:w="135" w:type="dxa"/>
+            </w:tcMar>
+            <w:hideMark/>
+          </w:tcPr>
+          <w:p>
+            <w:pPr>
+              <w:jc w:val="both"/>
+              <w:rPr>
+                <w:rFonts w:ascii="Times New Roman" w:hAnsi="Times New Roman" w:cs="Times New Roman"/>
+                <w:sz w:val="26"/>
+                <w:szCs w:val="26"/>
+              </w:rPr>
+            </w:pPr>
+            <w:r>
+              <w:rPr>
+                <w:rFonts w:ascii="Times New Roman" w:hAnsi="Times New Roman" w:cs="Times New Roman"/>
+                <w:sz w:val="26"/>
+                <w:szCs w:val="26"/>
+              </w:rPr>
+              <w:t>Tải lại fall-dataset6 Kaggle, </w:t>
+            </w:r>
+            <w:r>
+              <w:rPr>
+                <w:rFonts w:ascii="Times New Roman" w:hAnsi="Times New Roman" w:cs="Times New Roman"/>
+                <w:b/>
+                <w:bCs/>
+                <w:sz w:val="26"/>
+                <w:szCs w:val="26"/>
+              </w:rPr>
+              <w:t>gộp</w:t>
+            </w:r>
+            <w:r>
+              <w:rPr>
+                <w:rFonts w:ascii="Times New Roman" w:hAnsi="Times New Roman" w:cs="Times New Roman"/>
+                <w:sz w:val="26"/>
+                <w:szCs w:val="26"/>
+              </w:rPr>
+              <w:t> 3 folder rồi split lại</w:t>
+            </w:r>
+          </w:p>
+        </w:tc>
+      </w:tr>
+    </w:tbl>
+    <w:p>
+      <w:pPr>
+        <w:jc w:val="both"/>
+        <w:rPr>
+          <w:rFonts w:ascii="Times New Roman" w:hAnsi="Times New Roman" w:cs="Times New Roman"/>
+          <w:sz w:val="26"/>
+          <w:szCs w:val="26"/>
+        </w:rPr>
+      </w:pPr>
+      <w:r>
+        <w:rPr>
+          <w:rFonts w:ascii="Times New Roman" w:hAnsi="Times New Roman" w:cs="Times New Roman"/>
+          <w:sz w:val="26"/>
+          <w:szCs w:val="26"/>
+        </w:rPr>
+        <w:pict w14:anchorId="4A130F48">
+          <v:rect id="_x0000_i1094" style="width:0;height:1.5pt" o:hralign="center" o:hrstd="t" o:hr="t" fillcolor="#a0a0a0" stroked="f"/>
+        </w:pict>
+      </w:r>
+    </w:p>
+    <w:p>
+      <w:pPr>
+        <w:jc w:val="both"/>
+        <w:rPr>
+          <w:rFonts w:ascii="Times New Roman" w:hAnsi="Times New Roman" w:cs="Times New Roman"/>
+          <w:b/>
+          <w:bCs/>
+          <w:sz w:val="26"/>
+          <w:szCs w:val="26"/>
+        </w:rPr>
+      </w:pPr>
+      <w:r>
+        <w:rPr>
+          <w:rFonts w:ascii="Times New Roman" w:hAnsi="Times New Roman" w:cs="Times New Roman"/>
+          <w:b/>
+          <w:bCs/>
+          <w:sz w:val="26"/>
+          <w:szCs w:val="26"/>
+        </w:rPr>
+        <w:t>Việc làm ngay hôm nay (thứ tự)</w:t>
+      </w:r>
+    </w:p>
+    <w:p>
+      <w:pPr>
+        <w:numPr>
+          <w:ilvl w:val="0"/>
+          <w:numId w:val="20"/>
+        </w:numPr>
+        <w:jc w:val="both"/>
+        <w:rPr>
+          <w:rFonts w:ascii="Times New Roman" w:hAnsi="Times New Roman" w:cs="Times New Roman"/>
+          <w:sz w:val="26"/>
+          <w:szCs w:val="26"/>
+        </w:rPr>
+      </w:pPr>
+      <w:r>
+        <w:rPr>
+          <w:rFonts w:ascii="Times New Roman" w:hAnsi="Times New Roman" w:cs="Times New Roman"/>
+          <w:b/>
+          <w:bCs/>
+          <w:sz w:val="26"/>
+          <w:szCs w:val="26"/>
+        </w:rPr>
+        <w:t>Tải/gom</w:t>
+      </w:r>
+      <w:r>
+        <w:rPr>
+          <w:rFonts w:ascii="Times New Roman" w:hAnsi="Times New Roman" w:cs="Times New Roman"/>
+          <w:sz w:val="26"/>
+          <w:szCs w:val="26"/>
+        </w:rPr>
+        <w:t xml:space="preserve"> toàn </w:t>
+      </w:r>
+      <w:proofErr w:type="gramStart"/>
+      <w:r>
+        <w:rPr>
+          <w:rFonts w:ascii="Times New Roman" w:hAnsi="Times New Roman" w:cs="Times New Roman"/>
+          <w:sz w:val="26"/>
+          <w:szCs w:val="26"/>
+        </w:rPr>
+        <w:t>bộ .npy</w:t>
+      </w:r>
+      <w:proofErr w:type="gramEnd"/>
+      <w:r>
+        <w:rPr>
+          <w:rFonts w:ascii="Times New Roman" w:hAnsi="Times New Roman" w:cs="Times New Roman"/>
+          <w:sz w:val="26"/>
+          <w:szCs w:val="26"/>
+        </w:rPr>
+        <w:t> gốc.</w:t>
+      </w:r>
+    </w:p>
+    <w:p>
+      <w:pPr>
+        <w:numPr>
+          <w:ilvl w:val="0"/>
+          <w:numId w:val="20"/>
+        </w:numPr>
+        <w:jc w:val="both"/>
+        <w:rPr>
+          <w:rFonts w:ascii="Times New Roman" w:hAnsi="Times New Roman" w:cs="Times New Roman"/>
+          <w:sz w:val="26"/>
+          <w:szCs w:val="26"/>
+        </w:rPr>
+      </w:pPr>
+      <w:r>
+        <w:rPr>
+          <w:rFonts w:ascii="Times New Roman" w:hAnsi="Times New Roman" w:cs="Times New Roman"/>
+          <w:b/>
+          <w:bCs/>
+          <w:sz w:val="26"/>
+          <w:szCs w:val="26"/>
+        </w:rPr>
+        <w:t>Script split video-level</w:t>
+      </w:r>
+      <w:r>
+        <w:rPr>
+          <w:rFonts w:ascii="Times New Roman" w:hAnsi="Times New Roman" w:cs="Times New Roman"/>
+          <w:sz w:val="26"/>
+          <w:szCs w:val="26"/>
+        </w:rPr>
+        <w:t> → data_v2 + manifest.</w:t>
+      </w:r>
+    </w:p>
+    <w:p>
+      <w:pPr>
+        <w:numPr>
+          <w:ilvl w:val="0"/>
+          <w:numId w:val="20"/>
+        </w:numPr>
+        <w:jc w:val="both"/>
+        <w:rPr>
+          <w:rFonts w:ascii="Times New Roman" w:hAnsi="Times New Roman" w:cs="Times New Roman"/>
+          <w:sz w:val="26"/>
+          <w:szCs w:val="26"/>
+        </w:rPr>
+      </w:pPr>
+      <w:r>
+        <w:rPr>
+          <w:rFonts w:ascii="Times New Roman" w:hAnsi="Times New Roman" w:cs="Times New Roman"/>
+          <w:b/>
+          <w:bCs/>
+          <w:sz w:val="26"/>
+          <w:szCs w:val="26"/>
+        </w:rPr>
+        <w:t>Upload</w:t>
+      </w:r>
+      <w:r>
+        <w:rPr>
+          <w:rFonts w:ascii="Times New Roman" w:hAnsi="Times New Roman" w:cs="Times New Roman"/>
+          <w:sz w:val="26"/>
+          <w:szCs w:val="26"/>
+        </w:rPr>
+        <w:t> data_v2 lên Kaggle Dataset.</w:t>
+      </w:r>
+    </w:p>
+    <w:p>
+      <w:pPr>
+        <w:numPr>
+          <w:ilvl w:val="0"/>
+          <w:numId w:val="20"/>
+        </w:numPr>
+        <w:jc w:val="both"/>
+        <w:rPr>
+          <w:rFonts w:ascii="Times New Roman" w:hAnsi="Times New Roman" w:cs="Times New Roman"/>
+          <w:sz w:val="26"/>
+          <w:szCs w:val="26"/>
+        </w:rPr>
+      </w:pPr>
+      <w:r>
+        <w:rPr>
+          <w:rFonts w:ascii="Times New Roman" w:hAnsi="Times New Roman" w:cs="Times New Roman"/>
+          <w:b/>
+          <w:bCs/>
+          <w:sz w:val="26"/>
+          <w:szCs w:val="26"/>
+        </w:rPr>
+        <w:t>Chạy</w:t>
+      </w:r>
+      <w:r>
+        <w:rPr>
+          <w:rFonts w:ascii="Times New Roman" w:hAnsi="Times New Roman" w:cs="Times New Roman"/>
+          <w:sz w:val="26"/>
+          <w:szCs w:val="26"/>
+        </w:rPr>
+        <w:t> notebook Transformer (path mới) → TFLite.</w:t>
+      </w:r>
+    </w:p>
+    <w:p>
+      <w:pPr>
+        <w:numPr>
+          <w:ilvl w:val="0"/>
+          <w:numId w:val="20"/>
+        </w:numPr>
+        <w:jc w:val="both"/>
+        <w:rPr>
+          <w:rFonts w:ascii="Times New Roman" w:hAnsi="Times New Roman" w:cs="Times New Roman"/>
+          <w:sz w:val="26"/>
+          <w:szCs w:val="26"/>
+        </w:rPr>
+      </w:pPr>
+      <w:r>
+        <w:rPr>
+          <w:rFonts w:ascii="Times New Roman" w:hAnsi="Times New Roman" w:cs="Times New Roman"/>
+          <w:b/>
+          <w:bCs/>
+          <w:sz w:val="26"/>
+          <w:szCs w:val="26"/>
+        </w:rPr>
+        <w:t>Song song:</w:t>
+      </w:r>
+      <w:r>
+        <w:rPr>
+          <w:rFonts w:ascii="Times New Roman" w:hAnsi="Times New Roman" w:cs="Times New Roman"/>
+          <w:sz w:val="26"/>
+          <w:szCs w:val="26"/>
+        </w:rPr>
+        <w:t> train LSTM baseline cùng dataset.</w:t>
+      </w:r>
+    </w:p>
+    <w:p>
+      <w:pPr>
+        <w:jc w:val="both"/>
+        <w:rPr>
+          <w:rFonts w:ascii="Times New Roman" w:hAnsi="Times New Roman" w:cs="Times New Roman"/>
+          <w:sz w:val="26"/>
+          <w:szCs w:val="26"/>
+          <w:lang w:val="vi-VN"/>
+        </w:rPr>
+      </w:pPr>
+    </w:p>
+    <w:p>
+      <w:pPr>
+        <w:jc w:val="both"/>
+        <w:rPr>
+          <w:rFonts w:ascii="Times New Roman" w:hAnsi="Times New Roman" w:cs="Times New Roman"/>
+          <w:sz w:val="26"/>
+          <w:szCs w:val="26"/>
+          <w:lang w:val="vi-VN"/>
+        </w:rPr>
+      </w:pPr>
+    </w:p>
+    <w:p>
+      <w:pPr>
+        <w:jc w:val="both"/>
+        <w:rPr>
+          <w:rFonts w:ascii="Times New Roman" w:hAnsi="Times New Roman" w:cs="Times New Roman"/>
+          <w:color w:val="EE0000"/>
+          <w:sz w:val="26"/>
+          <w:szCs w:val="26"/>
+        </w:rPr>
+      </w:pPr>
+      <w:r>
+        <w:rPr>
+          <w:rFonts w:ascii="Times New Roman" w:hAnsi="Times New Roman" w:cs="Times New Roman"/>
+          <w:color w:val="EE0000"/>
+          <w:sz w:val="26"/>
+          <w:szCs w:val="26"/>
+        </w:rPr>
+        <w:t>Đã tạo xong folder </w:t>
+      </w:r>
+      <w:r>
+        <w:rPr>
+          <w:rFonts w:ascii="Times New Roman" w:hAnsi="Times New Roman" w:cs="Times New Roman"/>
+          <w:b/>
+          <w:bCs/>
+          <w:color w:val="EE0000"/>
+          <w:sz w:val="26"/>
+          <w:szCs w:val="26"/>
+        </w:rPr>
+        <w:t>ver2/</w:t>
+      </w:r>
+      <w:r>
+        <w:rPr>
+          <w:rFonts w:ascii="Times New Roman" w:hAnsi="Times New Roman" w:cs="Times New Roman"/>
+          <w:color w:val="EE0000"/>
+          <w:sz w:val="26"/>
+          <w:szCs w:val="26"/>
+        </w:rPr>
+        <w:t> với pipeline train lại TFLite theo hướng GV. Tóm tắt:</w:t>
+      </w:r>
+    </w:p>
+    <w:p>
+      <w:pPr>
+        <w:jc w:val="both"/>
+        <w:rPr>
+          <w:rFonts w:ascii="Times New Roman" w:hAnsi="Times New Roman" w:cs="Times New Roman"/>
+          <w:b/>
+          <w:bCs/>
+          <w:sz w:val="26"/>
+          <w:szCs w:val="26"/>
+        </w:rPr>
+      </w:pPr>
+      <w:r>
+        <w:rPr>
+          <w:rFonts w:ascii="Times New Roman" w:hAnsi="Times New Roman" w:cs="Times New Roman"/>
+          <w:b/>
+          <w:bCs/>
+          <w:sz w:val="26"/>
+          <w:szCs w:val="26"/>
+        </w:rPr>
+        <w:t>Cấu trúc ver2/</w:t>
+      </w:r>
+    </w:p>
+    <w:tbl>
+      <w:tblPr>
+        <w:tblW w:w="0" w:type="auto"/>
+        <w:tblCellMar>
+          <w:top w:w="15" w:type="dxa"/>
+          <w:left w:w="15" w:type="dxa"/>
+          <w:bottom w:w="15" w:type="dxa"/>
+          <w:right w:w="15" w:type="dxa"/>
+        </w:tblCellMar>
+        <w:tblLook w:val="04A0" w:firstRow="1" w:lastRow="0" w:firstColumn="1" w:lastColumn="0" w:noHBand="0" w:noVBand="1"/>
+      </w:tblPr>
+      <w:tblGrid>
+        <w:gridCol w:w="2993"/>
+        <w:gridCol w:w="6367"/>
+      </w:tblGrid>
+      <w:tr>
+        <w:trPr>
+          <w:tblHeader/>
+        </w:trPr>
+        <w:tc>
+          <w:tcPr>
+            <w:tcW w:w="0" w:type="auto"/>
+            <w:noWrap/>
+            <w:tcMar>
+              <w:top w:w="75" w:type="dxa"/>
+              <w:left w:w="135" w:type="dxa"/>
+              <w:bottom w:w="75" w:type="dxa"/>
+              <w:right w:w="135" w:type="dxa"/>
+            </w:tcMar>
+            <w:hideMark/>
+          </w:tcPr>
+          <w:p>
+            <w:pPr>
+              <w:jc w:val="both"/>
+              <w:rPr>
+                <w:rFonts w:ascii="Times New Roman" w:hAnsi="Times New Roman" w:cs="Times New Roman"/>
+                <w:b/>
+                <w:bCs/>
+                <w:sz w:val="26"/>
+                <w:szCs w:val="26"/>
+              </w:rPr>
+            </w:pPr>
+            <w:r>
+              <w:rPr>
+                <w:rFonts w:ascii="Times New Roman" w:hAnsi="Times New Roman" w:cs="Times New Roman"/>
+                <w:b/>
+                <w:bCs/>
+                <w:sz w:val="26"/>
+                <w:szCs w:val="26"/>
+              </w:rPr>
+              <w:t>Thành phần</w:t>
+            </w:r>
+          </w:p>
+        </w:tc>
+        <w:tc>
+          <w:tcPr>
+            <w:tcW w:w="0" w:type="auto"/>
+            <w:tcBorders>
+              <w:right w:val="nil"/>
+            </w:tcBorders>
+            <w:noWrap/>
+            <w:tcMar>
+              <w:top w:w="75" w:type="dxa"/>
+              <w:left w:w="135" w:type="dxa"/>
+              <w:bottom w:w="75" w:type="dxa"/>
+              <w:right w:w="135" w:type="dxa"/>
+            </w:tcMar>
+            <w:hideMark/>
+          </w:tcPr>
+          <w:p>
+            <w:pPr>
+              <w:jc w:val="both"/>
+              <w:rPr>
+                <w:rFonts w:ascii="Times New Roman" w:hAnsi="Times New Roman" w:cs="Times New Roman"/>
+                <w:b/>
+                <w:bCs/>
+                <w:sz w:val="26"/>
+                <w:szCs w:val="26"/>
+              </w:rPr>
+            </w:pPr>
+            <w:r>
+              <w:rPr>
+                <w:rFonts w:ascii="Times New Roman" w:hAnsi="Times New Roman" w:cs="Times New Roman"/>
+                <w:b/>
+                <w:bCs/>
+                <w:sz w:val="26"/>
+                <w:szCs w:val="26"/>
+              </w:rPr>
+              <w:t>Chức năng</w:t>
+            </w:r>
+          </w:p>
+        </w:tc>
+      </w:tr>
+      <w:tr>
+        <w:tc>
+          <w:tcPr>
+            <w:tcW w:w="0" w:type="auto"/>
+            <w:tcMar>
+              <w:top w:w="75" w:type="dxa"/>
+              <w:left w:w="135" w:type="dxa"/>
+              <w:bottom w:w="75" w:type="dxa"/>
+              <w:right w:w="135" w:type="dxa"/>
+            </w:tcMar>
+            <w:hideMark/>
+          </w:tcPr>
+          <w:p>
+            <w:pPr>
+              <w:jc w:val="both"/>
+              <w:rPr>
+                <w:rFonts w:ascii="Times New Roman" w:hAnsi="Times New Roman" w:cs="Times New Roman"/>
+                <w:sz w:val="26"/>
+                <w:szCs w:val="26"/>
+              </w:rPr>
+            </w:pPr>
+            <w:r>
+              <w:rPr>
+                <w:rFonts w:ascii="Times New Roman" w:hAnsi="Times New Roman" w:cs="Times New Roman"/>
+                <w:sz w:val="26"/>
+                <w:szCs w:val="26"/>
+              </w:rPr>
+              <w:t>tools/build_video_split.py</w:t>
+            </w:r>
+          </w:p>
+        </w:tc>
+        <w:tc>
+          <w:tcPr>
+            <w:tcW w:w="0" w:type="auto"/>
+            <w:tcBorders>
+              <w:right w:val="nil"/>
+            </w:tcBorders>
+            <w:tcMar>
+              <w:top w:w="75" w:type="dxa"/>
+              <w:left w:w="135" w:type="dxa"/>
+              <w:bottom w:w="75" w:type="dxa"/>
+              <w:right w:w="135" w:type="dxa"/>
+            </w:tcMar>
+            <w:hideMark/>
+          </w:tcPr>
+          <w:p>
+            <w:pPr>
+              <w:jc w:val="both"/>
+              <w:rPr>
+                <w:rFonts w:ascii="Times New Roman" w:hAnsi="Times New Roman" w:cs="Times New Roman"/>
+                <w:sz w:val="26"/>
+                <w:szCs w:val="26"/>
+              </w:rPr>
+            </w:pPr>
+            <w:r>
+              <w:rPr>
+                <w:rFonts w:ascii="Times New Roman" w:hAnsi="Times New Roman" w:cs="Times New Roman"/>
+                <w:sz w:val="26"/>
+                <w:szCs w:val="26"/>
+              </w:rPr>
+              <w:t>Chia </w:t>
+            </w:r>
+            <w:r>
+              <w:rPr>
+                <w:rFonts w:ascii="Times New Roman" w:hAnsi="Times New Roman" w:cs="Times New Roman"/>
+                <w:b/>
+                <w:bCs/>
+                <w:sz w:val="26"/>
+                <w:szCs w:val="26"/>
+              </w:rPr>
+              <w:t>video-level</w:t>
+            </w:r>
+            <w:r>
+              <w:rPr>
+                <w:rFonts w:ascii="Times New Roman" w:hAnsi="Times New Roman" w:cs="Times New Roman"/>
+                <w:sz w:val="26"/>
+                <w:szCs w:val="26"/>
+              </w:rPr>
+              <w:t>, xuất manifest + split_</w:t>
+            </w:r>
+            <w:proofErr w:type="gramStart"/>
+            <w:r>
+              <w:rPr>
+                <w:rFonts w:ascii="Times New Roman" w:hAnsi="Times New Roman" w:cs="Times New Roman"/>
+                <w:sz w:val="26"/>
+                <w:szCs w:val="26"/>
+              </w:rPr>
+              <w:t>stats.json</w:t>
+            </w:r>
+            <w:proofErr w:type="gramEnd"/>
+            <w:r>
+              <w:rPr>
+                <w:rFonts w:ascii="Times New Roman" w:hAnsi="Times New Roman" w:cs="Times New Roman"/>
+                <w:sz w:val="26"/>
+                <w:szCs w:val="26"/>
+              </w:rPr>
+              <w:t>, copy vào data/splits/</w:t>
+            </w:r>
+          </w:p>
+        </w:tc>
+      </w:tr>
+      <w:tr>
+        <w:tc>
+          <w:tcPr>
+            <w:tcW w:w="0" w:type="auto"/>
+            <w:tcMar>
+              <w:top w:w="75" w:type="dxa"/>
+              <w:left w:w="135" w:type="dxa"/>
+              <w:bottom w:w="75" w:type="dxa"/>
+              <w:right w:w="135" w:type="dxa"/>
+            </w:tcMar>
+            <w:hideMark/>
+          </w:tcPr>
+          <w:p>
+            <w:pPr>
+              <w:jc w:val="both"/>
+              <w:rPr>
+                <w:rFonts w:ascii="Times New Roman" w:hAnsi="Times New Roman" w:cs="Times New Roman"/>
+                <w:sz w:val="26"/>
+                <w:szCs w:val="26"/>
+              </w:rPr>
+            </w:pPr>
+            <w:r>
+              <w:rPr>
+                <w:rFonts w:ascii="Times New Roman" w:hAnsi="Times New Roman" w:cs="Times New Roman"/>
+                <w:sz w:val="26"/>
+                <w:szCs w:val="26"/>
+              </w:rPr>
+              <w:t>scripts/train.py</w:t>
+            </w:r>
+          </w:p>
+        </w:tc>
+        <w:tc>
+          <w:tcPr>
+            <w:tcW w:w="0" w:type="auto"/>
+            <w:tcBorders>
+              <w:right w:val="nil"/>
+            </w:tcBorders>
+            <w:tcMar>
+              <w:top w:w="75" w:type="dxa"/>
+              <w:left w:w="135" w:type="dxa"/>
+              <w:bottom w:w="75" w:type="dxa"/>
+              <w:right w:w="135" w:type="dxa"/>
+            </w:tcMar>
+            <w:hideMark/>
+          </w:tcPr>
+          <w:p>
+            <w:pPr>
+              <w:jc w:val="both"/>
+              <w:rPr>
+                <w:rFonts w:ascii="Times New Roman" w:hAnsi="Times New Roman" w:cs="Times New Roman"/>
+                <w:sz w:val="26"/>
+                <w:szCs w:val="26"/>
+              </w:rPr>
+            </w:pPr>
+            <w:r>
+              <w:rPr>
+                <w:rFonts w:ascii="Times New Roman" w:hAnsi="Times New Roman" w:cs="Times New Roman"/>
+                <w:sz w:val="26"/>
+                <w:szCs w:val="26"/>
+              </w:rPr>
+              <w:t>Train </w:t>
+            </w:r>
+            <w:r>
+              <w:rPr>
+                <w:rFonts w:ascii="Times New Roman" w:hAnsi="Times New Roman" w:cs="Times New Roman"/>
+                <w:b/>
+                <w:bCs/>
+                <w:sz w:val="26"/>
+                <w:szCs w:val="26"/>
+              </w:rPr>
+              <w:t>LSTM</w:t>
+            </w:r>
+            <w:r>
+              <w:rPr>
+                <w:rFonts w:ascii="Times New Roman" w:hAnsi="Times New Roman" w:cs="Times New Roman"/>
+                <w:sz w:val="26"/>
+                <w:szCs w:val="26"/>
+              </w:rPr>
+              <w:t> hoặc </w:t>
+            </w:r>
+            <w:r>
+              <w:rPr>
+                <w:rFonts w:ascii="Times New Roman" w:hAnsi="Times New Roman" w:cs="Times New Roman"/>
+                <w:b/>
+                <w:bCs/>
+                <w:sz w:val="26"/>
+                <w:szCs w:val="26"/>
+              </w:rPr>
+              <w:t>Transformer</w:t>
+            </w:r>
+            <w:r>
+              <w:rPr>
+                <w:rFonts w:ascii="Times New Roman" w:hAnsi="Times New Roman" w:cs="Times New Roman"/>
+                <w:sz w:val="26"/>
+                <w:szCs w:val="26"/>
+              </w:rPr>
+              <w:t>, tune threshold trên val, export TFLite</w:t>
+            </w:r>
+          </w:p>
+        </w:tc>
+      </w:tr>
+      <w:tr>
+        <w:tc>
+          <w:tcPr>
+            <w:tcW w:w="0" w:type="auto"/>
+            <w:tcMar>
+              <w:top w:w="75" w:type="dxa"/>
+              <w:left w:w="135" w:type="dxa"/>
+              <w:bottom w:w="75" w:type="dxa"/>
+              <w:right w:w="135" w:type="dxa"/>
+            </w:tcMar>
+            <w:hideMark/>
+          </w:tcPr>
+          <w:p>
+            <w:pPr>
+              <w:jc w:val="both"/>
+              <w:rPr>
+                <w:rFonts w:ascii="Times New Roman" w:hAnsi="Times New Roman" w:cs="Times New Roman"/>
+                <w:sz w:val="26"/>
+                <w:szCs w:val="26"/>
+              </w:rPr>
+            </w:pPr>
+            <w:r>
+              <w:rPr>
+                <w:rFonts w:ascii="Times New Roman" w:hAnsi="Times New Roman" w:cs="Times New Roman"/>
+                <w:sz w:val="26"/>
+                <w:szCs w:val="26"/>
+              </w:rPr>
+              <w:t>scripts/evaluate.py</w:t>
+            </w:r>
+          </w:p>
+        </w:tc>
+        <w:tc>
+          <w:tcPr>
+            <w:tcW w:w="0" w:type="auto"/>
+            <w:tcBorders>
+              <w:right w:val="nil"/>
+            </w:tcBorders>
+            <w:tcMar>
+              <w:top w:w="75" w:type="dxa"/>
+              <w:left w:w="135" w:type="dxa"/>
+              <w:bottom w:w="75" w:type="dxa"/>
+              <w:right w:w="135" w:type="dxa"/>
+            </w:tcMar>
+            <w:hideMark/>
+          </w:tcPr>
+          <w:p>
+            <w:pPr>
+              <w:jc w:val="both"/>
+              <w:rPr>
+                <w:rFonts w:ascii="Times New Roman" w:hAnsi="Times New Roman" w:cs="Times New Roman"/>
+                <w:sz w:val="26"/>
+                <w:szCs w:val="26"/>
+              </w:rPr>
+            </w:pPr>
+            <w:r>
+              <w:rPr>
+                <w:rFonts w:ascii="Times New Roman" w:hAnsi="Times New Roman" w:cs="Times New Roman"/>
+                <w:sz w:val="26"/>
+                <w:szCs w:val="26"/>
+              </w:rPr>
+              <w:t>Đánh giá + CSV lỗi FP/FN</w:t>
+            </w:r>
+          </w:p>
+        </w:tc>
+      </w:tr>
+      <w:tr>
+        <w:tc>
+          <w:tcPr>
+            <w:tcW w:w="0" w:type="auto"/>
+            <w:tcMar>
+              <w:top w:w="75" w:type="dxa"/>
+              <w:left w:w="135" w:type="dxa"/>
+              <w:bottom w:w="75" w:type="dxa"/>
+              <w:right w:w="135" w:type="dxa"/>
+            </w:tcMar>
+            <w:hideMark/>
+          </w:tcPr>
+          <w:p>
+            <w:pPr>
+              <w:jc w:val="both"/>
+              <w:rPr>
+                <w:rFonts w:ascii="Times New Roman" w:hAnsi="Times New Roman" w:cs="Times New Roman"/>
+                <w:sz w:val="26"/>
+                <w:szCs w:val="26"/>
+              </w:rPr>
+            </w:pPr>
+            <w:r>
+              <w:rPr>
+                <w:rFonts w:ascii="Times New Roman" w:hAnsi="Times New Roman" w:cs="Times New Roman"/>
+                <w:sz w:val="26"/>
+                <w:szCs w:val="26"/>
+              </w:rPr>
+              <w:t>scripts/run_pipeline.py</w:t>
+            </w:r>
+          </w:p>
+        </w:tc>
+        <w:tc>
+          <w:tcPr>
+            <w:tcW w:w="0" w:type="auto"/>
+            <w:tcBorders>
+              <w:right w:val="nil"/>
+            </w:tcBorders>
+            <w:tcMar>
+              <w:top w:w="75" w:type="dxa"/>
+              <w:left w:w="135" w:type="dxa"/>
+              <w:bottom w:w="75" w:type="dxa"/>
+              <w:right w:w="135" w:type="dxa"/>
+            </w:tcMar>
+            <w:hideMark/>
+          </w:tcPr>
+          <w:p>
+            <w:pPr>
+              <w:jc w:val="both"/>
+              <w:rPr>
+                <w:rFonts w:ascii="Times New Roman" w:hAnsi="Times New Roman" w:cs="Times New Roman"/>
+                <w:sz w:val="26"/>
+                <w:szCs w:val="26"/>
+              </w:rPr>
+            </w:pPr>
+            <w:r>
+              <w:rPr>
+                <w:rFonts w:ascii="Times New Roman" w:hAnsi="Times New Roman" w:cs="Times New Roman"/>
+                <w:sz w:val="26"/>
+                <w:szCs w:val="26"/>
+              </w:rPr>
+              <w:t>Chạy full pipeline một lệnh</w:t>
+            </w:r>
+          </w:p>
+        </w:tc>
+      </w:tr>
+      <w:tr>
+        <w:tc>
+          <w:tcPr>
+            <w:tcW w:w="0" w:type="auto"/>
+            <w:tcMar>
+              <w:top w:w="75" w:type="dxa"/>
+              <w:left w:w="135" w:type="dxa"/>
+              <w:bottom w:w="75" w:type="dxa"/>
+              <w:right w:w="135" w:type="dxa"/>
+            </w:tcMar>
+            <w:hideMark/>
+          </w:tcPr>
+          <w:p>
+            <w:pPr>
+              <w:jc w:val="both"/>
+              <w:rPr>
+                <w:rFonts w:ascii="Times New Roman" w:hAnsi="Times New Roman" w:cs="Times New Roman"/>
+                <w:sz w:val="26"/>
+                <w:szCs w:val="26"/>
+              </w:rPr>
+            </w:pPr>
+            <w:r>
+              <w:rPr>
+                <w:rFonts w:ascii="Times New Roman" w:hAnsi="Times New Roman" w:cs="Times New Roman"/>
+                <w:sz w:val="26"/>
+                <w:szCs w:val="26"/>
+              </w:rPr>
+              <w:t>src/</w:t>
+            </w:r>
+          </w:p>
+        </w:tc>
+        <w:tc>
+          <w:tcPr>
+            <w:tcW w:w="0" w:type="auto"/>
+            <w:tcBorders>
+              <w:right w:val="nil"/>
+            </w:tcBorders>
+            <w:tcMar>
+              <w:top w:w="75" w:type="dxa"/>
+              <w:left w:w="135" w:type="dxa"/>
+              <w:bottom w:w="75" w:type="dxa"/>
+              <w:right w:w="135" w:type="dxa"/>
+            </w:tcMar>
+            <w:hideMark/>
+          </w:tcPr>
+          <w:p>
+            <w:pPr>
+              <w:jc w:val="both"/>
+              <w:rPr>
+                <w:rFonts w:ascii="Times New Roman" w:hAnsi="Times New Roman" w:cs="Times New Roman"/>
+                <w:sz w:val="26"/>
+                <w:szCs w:val="26"/>
+              </w:rPr>
+            </w:pPr>
+            <w:r>
+              <w:rPr>
+                <w:rFonts w:ascii="Times New Roman" w:hAnsi="Times New Roman" w:cs="Times New Roman"/>
+                <w:sz w:val="26"/>
+                <w:szCs w:val="26"/>
+              </w:rPr>
+              <w:t>Loader, normalize skeleton, models, metrics, export TFLite</w:t>
+            </w:r>
+          </w:p>
+        </w:tc>
+      </w:tr>
+      <w:tr>
+        <w:tc>
+          <w:tcPr>
+            <w:tcW w:w="0" w:type="auto"/>
+            <w:tcMar>
+              <w:top w:w="75" w:type="dxa"/>
+              <w:left w:w="135" w:type="dxa"/>
+              <w:bottom w:w="75" w:type="dxa"/>
+              <w:right w:w="135" w:type="dxa"/>
+            </w:tcMar>
+            <w:hideMark/>
+          </w:tcPr>
+          <w:p>
+            <w:pPr>
+              <w:jc w:val="both"/>
+              <w:rPr>
+                <w:rFonts w:ascii="Times New Roman" w:hAnsi="Times New Roman" w:cs="Times New Roman"/>
+                <w:sz w:val="26"/>
+                <w:szCs w:val="26"/>
+              </w:rPr>
+            </w:pPr>
+            <w:r>
+              <w:rPr>
+                <w:rFonts w:ascii="Times New Roman" w:hAnsi="Times New Roman" w:cs="Times New Roman"/>
+                <w:sz w:val="26"/>
+                <w:szCs w:val="26"/>
+              </w:rPr>
+              <w:lastRenderedPageBreak/>
+              <w:t>deploy/app.py</w:t>
+            </w:r>
+          </w:p>
+        </w:tc>
+        <w:tc>
+          <w:tcPr>
+            <w:tcW w:w="0" w:type="auto"/>
+            <w:tcBorders>
+              <w:right w:val="nil"/>
+            </w:tcBorders>
+            <w:tcMar>
+              <w:top w:w="75" w:type="dxa"/>
+              <w:left w:w="135" w:type="dxa"/>
+              <w:bottom w:w="75" w:type="dxa"/>
+              <w:right w:w="135" w:type="dxa"/>
+            </w:tcMar>
+            <w:hideMark/>
+          </w:tcPr>
+          <w:p>
+            <w:pPr>
+              <w:jc w:val="both"/>
+              <w:rPr>
+                <w:rFonts w:ascii="Times New Roman" w:hAnsi="Times New Roman" w:cs="Times New Roman"/>
+                <w:sz w:val="26"/>
+                <w:szCs w:val="26"/>
+              </w:rPr>
+            </w:pPr>
+            <w:r>
+              <w:rPr>
+                <w:rFonts w:ascii="Times New Roman" w:hAnsi="Times New Roman" w:cs="Times New Roman"/>
+                <w:sz w:val="26"/>
+                <w:szCs w:val="26"/>
+              </w:rPr>
+              <w:t>Gradio (từ ver1), đọc </w:t>
+            </w:r>
+            <w:proofErr w:type="gramStart"/>
+            <w:r>
+              <w:rPr>
+                <w:rFonts w:ascii="Times New Roman" w:hAnsi="Times New Roman" w:cs="Times New Roman"/>
+                <w:sz w:val="26"/>
+                <w:szCs w:val="26"/>
+              </w:rPr>
+              <w:t>threshold.json</w:t>
+            </w:r>
+            <w:proofErr w:type="gramEnd"/>
+            <w:r>
+              <w:rPr>
+                <w:rFonts w:ascii="Times New Roman" w:hAnsi="Times New Roman" w:cs="Times New Roman"/>
+                <w:sz w:val="26"/>
+                <w:szCs w:val="26"/>
+              </w:rPr>
+              <w:t> + TFLite trong cùng folder</w:t>
+            </w:r>
+          </w:p>
+        </w:tc>
+      </w:tr>
+      <w:tr>
+        <w:tc>
+          <w:tcPr>
+            <w:tcW w:w="0" w:type="auto"/>
+            <w:tcBorders>
+              <w:bottom w:val="nil"/>
+            </w:tcBorders>
+            <w:tcMar>
+              <w:top w:w="75" w:type="dxa"/>
+              <w:left w:w="135" w:type="dxa"/>
+              <w:bottom w:w="75" w:type="dxa"/>
+              <w:right w:w="135" w:type="dxa"/>
+            </w:tcMar>
+            <w:hideMark/>
+          </w:tcPr>
+          <w:p>
+            <w:pPr>
+              <w:jc w:val="both"/>
+              <w:rPr>
+                <w:rFonts w:ascii="Times New Roman" w:hAnsi="Times New Roman" w:cs="Times New Roman"/>
+                <w:sz w:val="26"/>
+                <w:szCs w:val="26"/>
+              </w:rPr>
+            </w:pPr>
+            <w:r>
+              <w:rPr>
+                <w:rFonts w:ascii="Times New Roman" w:hAnsi="Times New Roman" w:cs="Times New Roman"/>
+                <w:sz w:val="26"/>
+                <w:szCs w:val="26"/>
+              </w:rPr>
+              <w:t>ver2/README.md</w:t>
+            </w:r>
+          </w:p>
+        </w:tc>
+        <w:tc>
+          <w:tcPr>
+            <w:tcW w:w="0" w:type="auto"/>
+            <w:tcBorders>
+              <w:bottom w:val="nil"/>
+              <w:right w:val="nil"/>
+            </w:tcBorders>
+            <w:tcMar>
+              <w:top w:w="75" w:type="dxa"/>
+              <w:left w:w="135" w:type="dxa"/>
+              <w:bottom w:w="75" w:type="dxa"/>
+              <w:right w:w="135" w:type="dxa"/>
+            </w:tcMar>
+            <w:hideMark/>
+          </w:tcPr>
+          <w:p>
+            <w:pPr>
+              <w:jc w:val="both"/>
+              <w:rPr>
+                <w:rFonts w:ascii="Times New Roman" w:hAnsi="Times New Roman" w:cs="Times New Roman"/>
+                <w:sz w:val="26"/>
+                <w:szCs w:val="26"/>
+              </w:rPr>
+            </w:pPr>
+            <w:r>
+              <w:rPr>
+                <w:rFonts w:ascii="Times New Roman" w:hAnsi="Times New Roman" w:cs="Times New Roman"/>
+                <w:sz w:val="26"/>
+                <w:szCs w:val="26"/>
+              </w:rPr>
+              <w:t>Hướng dẫn chi tiết</w:t>
+            </w:r>
+          </w:p>
+        </w:tc>
+      </w:tr>
+    </w:tbl>
+    <w:p>
+      <w:pPr>
+        <w:jc w:val="both"/>
+        <w:rPr>
+          <w:rFonts w:ascii="Times New Roman" w:hAnsi="Times New Roman" w:cs="Times New Roman"/>
+          <w:sz w:val="26"/>
+          <w:szCs w:val="26"/>
+        </w:rPr>
+      </w:pPr>
+      <w:r>
+        <w:rPr>
+          <w:rFonts w:ascii="Times New Roman" w:hAnsi="Times New Roman" w:cs="Times New Roman"/>
+          <w:sz w:val="26"/>
+          <w:szCs w:val="26"/>
+        </w:rPr>
+        <w:pict w14:anchorId="56BE23A0">
+          <v:rect id="_x0000_i1117" style="width:0;height:1.5pt" o:hralign="center" o:hrstd="t" o:hr="t" fillcolor="#a0a0a0" stroked="f"/>
+        </w:pict>
+      </w:r>
+    </w:p>
+    <w:p>
+      <w:pPr>
+        <w:jc w:val="both"/>
+        <w:rPr>
+          <w:rFonts w:ascii="Times New Roman" w:hAnsi="Times New Roman" w:cs="Times New Roman"/>
+          <w:b/>
+          <w:bCs/>
+          <w:sz w:val="26"/>
+          <w:szCs w:val="26"/>
+        </w:rPr>
+      </w:pPr>
+      <w:r>
+        <w:rPr>
+          <w:rFonts w:ascii="Times New Roman" w:hAnsi="Times New Roman" w:cs="Times New Roman"/>
+          <w:b/>
+          <w:bCs/>
+          <w:sz w:val="26"/>
+          <w:szCs w:val="26"/>
+        </w:rPr>
+        <w:t>Việc bạn làm tiếp (theo thứ tự)</w:t>
+      </w:r>
+    </w:p>
+    <w:p>
+      <w:pPr>
+        <w:jc w:val="both"/>
+        <w:rPr>
+          <w:rFonts w:ascii="Times New Roman" w:hAnsi="Times New Roman" w:cs="Times New Roman"/>
+          <w:b/>
+          <w:bCs/>
+          <w:sz w:val="26"/>
+          <w:szCs w:val="26"/>
+        </w:rPr>
+      </w:pPr>
+      <w:r>
+        <w:rPr>
+          <w:rFonts w:ascii="Times New Roman" w:hAnsi="Times New Roman" w:cs="Times New Roman"/>
+          <w:b/>
+          <w:bCs/>
+          <w:sz w:val="26"/>
+          <w:szCs w:val="26"/>
+        </w:rPr>
+        <w:t>1. Cài dependency</w:t>
+      </w:r>
+    </w:p>
+    <w:p>
+      <w:pPr>
+        <w:jc w:val="both"/>
+        <w:rPr>
+          <w:rFonts w:ascii="Times New Roman" w:hAnsi="Times New Roman" w:cs="Times New Roman"/>
+          <w:sz w:val="26"/>
+          <w:szCs w:val="26"/>
+        </w:rPr>
+      </w:pPr>
+      <w:r>
+        <w:rPr>
+          <w:rFonts w:ascii="Times New Roman" w:hAnsi="Times New Roman" w:cs="Times New Roman"/>
+          <w:sz w:val="26"/>
+          <w:szCs w:val="26"/>
+        </w:rPr>
+        <w:t>cd c:\KLTN\THESIS_CS\ver2</w:t>
+      </w:r>
+    </w:p>
+    <w:p>
+      <w:pPr>
+        <w:jc w:val="both"/>
+        <w:rPr>
+          <w:rFonts w:ascii="Times New Roman" w:hAnsi="Times New Roman" w:cs="Times New Roman"/>
+          <w:sz w:val="26"/>
+          <w:szCs w:val="26"/>
+        </w:rPr>
+      </w:pPr>
+      <w:r>
+        <w:rPr>
+          <w:rFonts w:ascii="Times New Roman" w:hAnsi="Times New Roman" w:cs="Times New Roman"/>
+          <w:sz w:val="26"/>
+          <w:szCs w:val="26"/>
+        </w:rPr>
+        <w:t>pip install -r requirements.txt</w:t>
+      </w:r>
+    </w:p>
+    <w:p>
+      <w:pPr>
+        <w:jc w:val="both"/>
+        <w:rPr>
+          <w:rFonts w:ascii="Times New Roman" w:hAnsi="Times New Roman" w:cs="Times New Roman"/>
+          <w:b/>
+          <w:bCs/>
+          <w:sz w:val="26"/>
+          <w:szCs w:val="26"/>
+        </w:rPr>
+      </w:pPr>
+      <w:r>
+        <w:rPr>
+          <w:rFonts w:ascii="Times New Roman" w:hAnsi="Times New Roman" w:cs="Times New Roman"/>
+          <w:b/>
+          <w:bCs/>
+          <w:sz w:val="26"/>
+          <w:szCs w:val="26"/>
+        </w:rPr>
+        <w:t>2. Chia dữ liệu (bắt buộc)</w:t>
+      </w:r>
+    </w:p>
+    <w:p>
+      <w:pPr>
+        <w:jc w:val="both"/>
+        <w:rPr>
+          <w:rFonts w:ascii="Times New Roman" w:hAnsi="Times New Roman" w:cs="Times New Roman"/>
+          <w:sz w:val="26"/>
+          <w:szCs w:val="26"/>
+        </w:rPr>
+      </w:pPr>
+      <w:r>
+        <w:rPr>
+          <w:rFonts w:ascii="Times New Roman" w:hAnsi="Times New Roman" w:cs="Times New Roman"/>
+          <w:sz w:val="26"/>
+          <w:szCs w:val="26"/>
+        </w:rPr>
+        <w:t>Nếu còn dataset cũ dạng train/val/test (fall-dataset6 trên Kaggle):</w:t>
+      </w:r>
+    </w:p>
+    <w:p>
+      <w:pPr>
+        <w:jc w:val="both"/>
+        <w:rPr>
+          <w:rFonts w:ascii="Times New Roman" w:hAnsi="Times New Roman" w:cs="Times New Roman"/>
+          <w:sz w:val="26"/>
+          <w:szCs w:val="26"/>
+        </w:rPr>
+      </w:pPr>
+      <w:r>
+        <w:rPr>
+          <w:rFonts w:ascii="Times New Roman" w:hAnsi="Times New Roman" w:cs="Times New Roman"/>
+          <w:sz w:val="26"/>
+          <w:szCs w:val="26"/>
+        </w:rPr>
+        <w:t>python tools/build_video_split.py --source "D:\duong\dan\fall-dataset6" --source-mode nested</w:t>
+      </w:r>
+    </w:p>
+    <w:p>
+      <w:pPr>
+        <w:jc w:val="both"/>
+        <w:rPr>
+          <w:rFonts w:ascii="Times New Roman" w:hAnsi="Times New Roman" w:cs="Times New Roman"/>
+          <w:sz w:val="26"/>
+          <w:szCs w:val="26"/>
+        </w:rPr>
+      </w:pPr>
+      <w:r>
+        <w:rPr>
+          <w:rFonts w:ascii="Times New Roman" w:hAnsi="Times New Roman" w:cs="Times New Roman"/>
+          <w:sz w:val="26"/>
+          <w:szCs w:val="26"/>
+        </w:rPr>
+        <w:t>Hoặc gom file vào data/raw/fall/ và data/raw/no_fall/ rồi:</w:t>
+      </w:r>
+    </w:p>
+    <w:p>
+      <w:pPr>
+        <w:jc w:val="both"/>
+        <w:rPr>
+          <w:rFonts w:ascii="Times New Roman" w:hAnsi="Times New Roman" w:cs="Times New Roman"/>
+          <w:sz w:val="26"/>
+          <w:szCs w:val="26"/>
+        </w:rPr>
+      </w:pPr>
+      <w:r>
+        <w:rPr>
+          <w:rFonts w:ascii="Times New Roman" w:hAnsi="Times New Roman" w:cs="Times New Roman"/>
+          <w:sz w:val="26"/>
+          <w:szCs w:val="26"/>
+        </w:rPr>
+        <w:t>python tools/build_video_split.py --source data/raw --source-mode flat</w:t>
+      </w:r>
+    </w:p>
+    <w:p>
+      <w:pPr>
+        <w:jc w:val="both"/>
+        <w:rPr>
+          <w:rFonts w:ascii="Times New Roman" w:hAnsi="Times New Roman" w:cs="Times New Roman"/>
+          <w:sz w:val="26"/>
+          <w:szCs w:val="26"/>
+        </w:rPr>
+      </w:pPr>
+      <w:r>
+        <w:rPr>
+          <w:rFonts w:ascii="Times New Roman" w:hAnsi="Times New Roman" w:cs="Times New Roman"/>
+          <w:sz w:val="26"/>
+          <w:szCs w:val="26"/>
+        </w:rPr>
+        <w:t>Tên file phải đúng dạng: B_D_0176_no_fall_seq_002.npy</w:t>
+      </w:r>
+    </w:p>
+    <w:p>
+      <w:pPr>
+        <w:jc w:val="both"/>
+        <w:rPr>
+          <w:rFonts w:ascii="Times New Roman" w:hAnsi="Times New Roman" w:cs="Times New Roman"/>
+          <w:b/>
+          <w:bCs/>
+          <w:sz w:val="26"/>
+          <w:szCs w:val="26"/>
+        </w:rPr>
+      </w:pPr>
+      <w:r>
+        <w:rPr>
+          <w:rFonts w:ascii="Times New Roman" w:hAnsi="Times New Roman" w:cs="Times New Roman"/>
+          <w:b/>
+          <w:bCs/>
+          <w:sz w:val="26"/>
+          <w:szCs w:val="26"/>
+        </w:rPr>
+        <w:t>3. Train</w:t>
+      </w:r>
+    </w:p>
+    <w:p>
+      <w:pPr>
+        <w:jc w:val="both"/>
+        <w:rPr>
+          <w:rFonts w:ascii="Times New Roman" w:hAnsi="Times New Roman" w:cs="Times New Roman"/>
+          <w:sz w:val="26"/>
+          <w:szCs w:val="26"/>
+        </w:rPr>
+      </w:pPr>
+      <w:r>
+        <w:rPr>
+          <w:rFonts w:ascii="Times New Roman" w:hAnsi="Times New Roman" w:cs="Times New Roman"/>
+          <w:sz w:val="26"/>
+          <w:szCs w:val="26"/>
+        </w:rPr>
+        <w:t>python scripts/train.py --model lstm</w:t>
+      </w:r>
+    </w:p>
+    <w:p>
+      <w:pPr>
+        <w:jc w:val="both"/>
+        <w:rPr>
+          <w:rFonts w:ascii="Times New Roman" w:hAnsi="Times New Roman" w:cs="Times New Roman"/>
+          <w:sz w:val="26"/>
+          <w:szCs w:val="26"/>
+        </w:rPr>
+      </w:pPr>
+      <w:r>
+        <w:rPr>
+          <w:rFonts w:ascii="Times New Roman" w:hAnsi="Times New Roman" w:cs="Times New Roman"/>
+          <w:sz w:val="26"/>
+          <w:szCs w:val="26"/>
+        </w:rPr>
+        <w:t>python scripts/train.py --model transformer</w:t>
+      </w:r>
+    </w:p>
+    <w:p>
+      <w:pPr>
+        <w:jc w:val="both"/>
+        <w:rPr>
+          <w:rFonts w:ascii="Times New Roman" w:hAnsi="Times New Roman" w:cs="Times New Roman"/>
+          <w:sz w:val="26"/>
+          <w:szCs w:val="26"/>
+        </w:rPr>
+      </w:pPr>
+      <w:r>
+        <w:rPr>
+          <w:rFonts w:ascii="Times New Roman" w:hAnsi="Times New Roman" w:cs="Times New Roman"/>
+          <w:sz w:val="26"/>
+          <w:szCs w:val="26"/>
+        </w:rPr>
+        <w:t>Sinh ra:</w:t>
+      </w:r>
+    </w:p>
+    <w:p>
+      <w:pPr>
+        <w:numPr>
+          <w:ilvl w:val="0"/>
+          <w:numId w:val="21"/>
+        </w:numPr>
+        <w:jc w:val="both"/>
+        <w:rPr>
+          <w:rFonts w:ascii="Times New Roman" w:hAnsi="Times New Roman" w:cs="Times New Roman"/>
+          <w:sz w:val="26"/>
+          <w:szCs w:val="26"/>
+        </w:rPr>
+      </w:pPr>
+      <w:r>
+        <w:rPr>
+          <w:rFonts w:ascii="Times New Roman" w:hAnsi="Times New Roman" w:cs="Times New Roman"/>
+          <w:sz w:val="26"/>
+          <w:szCs w:val="26"/>
+        </w:rPr>
+        <w:t>artifacts/fall_detection_transformer.tflite</w:t>
+      </w:r>
+    </w:p>
+    <w:p>
+      <w:pPr>
+        <w:numPr>
+          <w:ilvl w:val="0"/>
+          <w:numId w:val="21"/>
+        </w:numPr>
+        <w:jc w:val="both"/>
+        <w:rPr>
+          <w:rFonts w:ascii="Times New Roman" w:hAnsi="Times New Roman" w:cs="Times New Roman"/>
+          <w:sz w:val="26"/>
+          <w:szCs w:val="26"/>
+        </w:rPr>
+      </w:pPr>
+      <w:r>
+        <w:rPr>
+          <w:rFonts w:ascii="Times New Roman" w:hAnsi="Times New Roman" w:cs="Times New Roman"/>
+          <w:sz w:val="26"/>
+          <w:szCs w:val="26"/>
+        </w:rPr>
+        <w:t>deploy/fall_detection_transformer.tflite</w:t>
+      </w:r>
+    </w:p>
+    <w:p>
+      <w:pPr>
+        <w:numPr>
+          <w:ilvl w:val="0"/>
+          <w:numId w:val="21"/>
+        </w:numPr>
+        <w:jc w:val="both"/>
+        <w:rPr>
+          <w:rFonts w:ascii="Times New Roman" w:hAnsi="Times New Roman" w:cs="Times New Roman"/>
+          <w:sz w:val="26"/>
+          <w:szCs w:val="26"/>
+        </w:rPr>
+      </w:pPr>
+      <w:r>
+        <w:rPr>
+          <w:rFonts w:ascii="Times New Roman" w:hAnsi="Times New Roman" w:cs="Times New Roman"/>
+          <w:sz w:val="26"/>
+          <w:szCs w:val="26"/>
+        </w:rPr>
+        <w:t>deploy/threshold.json (ngưỡng từ val)</w:t>
+      </w:r>
+    </w:p>
+    <w:p>
+      <w:pPr>
+        <w:numPr>
+          <w:ilvl w:val="0"/>
+          <w:numId w:val="21"/>
+        </w:numPr>
+        <w:jc w:val="both"/>
+        <w:rPr>
+          <w:rFonts w:ascii="Times New Roman" w:hAnsi="Times New Roman" w:cs="Times New Roman"/>
+          <w:sz w:val="26"/>
+          <w:szCs w:val="26"/>
+        </w:rPr>
+      </w:pPr>
+      <w:r>
+        <w:rPr>
+          <w:rFonts w:ascii="Times New Roman" w:hAnsi="Times New Roman" w:cs="Times New Roman"/>
+          <w:sz w:val="26"/>
+          <w:szCs w:val="26"/>
+        </w:rPr>
+        <w:t>report/*_metrics.csv</w:t>
+      </w:r>
+    </w:p>
+    <w:p>
+      <w:pPr>
+        <w:jc w:val="both"/>
+        <w:rPr>
+          <w:rFonts w:ascii="Times New Roman" w:hAnsi="Times New Roman" w:cs="Times New Roman"/>
+          <w:b/>
+          <w:bCs/>
+          <w:sz w:val="26"/>
+          <w:szCs w:val="26"/>
+        </w:rPr>
+      </w:pPr>
+      <w:r>
+        <w:rPr>
+          <w:rFonts w:ascii="Times New Roman" w:hAnsi="Times New Roman" w:cs="Times New Roman"/>
+          <w:b/>
+          <w:bCs/>
+          <w:sz w:val="26"/>
+          <w:szCs w:val="26"/>
+        </w:rPr>
+        <w:t>4. Chạy demo</w:t>
+      </w:r>
+    </w:p>
+    <w:p>
+      <w:pPr>
+        <w:jc w:val="both"/>
+        <w:rPr>
+          <w:rFonts w:ascii="Times New Roman" w:hAnsi="Times New Roman" w:cs="Times New Roman"/>
+          <w:sz w:val="26"/>
+          <w:szCs w:val="26"/>
+        </w:rPr>
+      </w:pPr>
+      <w:r>
+        <w:rPr>
+          <w:rFonts w:ascii="Times New Roman" w:hAnsi="Times New Roman" w:cs="Times New Roman"/>
+          <w:sz w:val="26"/>
+          <w:szCs w:val="26"/>
+        </w:rPr>
+        <w:lastRenderedPageBreak/>
+        <w:t xml:space="preserve">cd </w:t>
+      </w:r>
+      <w:proofErr w:type="gramStart"/>
+      <w:r>
+        <w:rPr>
+          <w:rFonts w:ascii="Times New Roman" w:hAnsi="Times New Roman" w:cs="Times New Roman"/>
+          <w:sz w:val="26"/>
+          <w:szCs w:val="26"/>
+        </w:rPr>
+        <w:t>deploy</w:t>
+      </w:r>
+      <w:proofErr w:type="gramEnd"/>
+    </w:p>
+    <w:p>
+      <w:pPr>
+        <w:jc w:val="both"/>
+        <w:rPr>
+          <w:rFonts w:ascii="Times New Roman" w:hAnsi="Times New Roman" w:cs="Times New Roman"/>
+          <w:sz w:val="26"/>
+          <w:szCs w:val="26"/>
+        </w:rPr>
+      </w:pPr>
+      <w:r>
+        <w:rPr>
+          <w:rFonts w:ascii="Times New Roman" w:hAnsi="Times New Roman" w:cs="Times New Roman"/>
+          <w:sz w:val="26"/>
+          <w:szCs w:val="26"/>
+        </w:rPr>
+        <w:t>pip install -r requirements.txt</w:t>
+      </w:r>
+    </w:p>
+    <w:p>
+      <w:pPr>
+        <w:jc w:val="both"/>
+        <w:rPr>
+          <w:rFonts w:ascii="Times New Roman" w:hAnsi="Times New Roman" w:cs="Times New Roman"/>
+          <w:sz w:val="26"/>
+          <w:szCs w:val="26"/>
+        </w:rPr>
+      </w:pPr>
+      <w:r>
+        <w:rPr>
+          <w:rFonts w:ascii="Times New Roman" w:hAnsi="Times New Roman" w:cs="Times New Roman"/>
+          <w:sz w:val="26"/>
+          <w:szCs w:val="26"/>
+        </w:rPr>
+        <w:t>python app.py</w:t>
+      </w:r>
+    </w:p>
+    <w:p>
+      <w:pPr>
+        <w:jc w:val="both"/>
+        <w:rPr>
+          <w:rFonts w:ascii="Times New Roman" w:hAnsi="Times New Roman" w:cs="Times New Roman"/>
+          <w:sz w:val="26"/>
+          <w:szCs w:val="26"/>
+        </w:rPr>
+      </w:pPr>
+      <w:r>
+        <w:rPr>
+          <w:rFonts w:ascii="Times New Roman" w:hAnsi="Times New Roman" w:cs="Times New Roman"/>
+          <w:sz w:val="26"/>
+          <w:szCs w:val="26"/>
+        </w:rPr>
+        <w:pict w14:anchorId="57698DCF">
+          <v:rect id="_x0000_i1118" style="width:0;height:1.5pt" o:hralign="center" o:hrstd="t" o:hr="t" fillcolor="#a0a0a0" stroked="f"/>
+        </w:pict>
+      </w:r>
+    </w:p>
+    <w:p>
+      <w:pPr>
+        <w:jc w:val="both"/>
+        <w:rPr>
+          <w:rFonts w:ascii="Times New Roman" w:hAnsi="Times New Roman" w:cs="Times New Roman"/>
+          <w:b/>
+          <w:bCs/>
+          <w:sz w:val="26"/>
+          <w:szCs w:val="26"/>
+        </w:rPr>
+      </w:pPr>
+      <w:r>
+        <w:rPr>
+          <w:rFonts w:ascii="Times New Roman" w:hAnsi="Times New Roman" w:cs="Times New Roman"/>
+          <w:b/>
+          <w:bCs/>
+          <w:sz w:val="26"/>
+          <w:szCs w:val="26"/>
+        </w:rPr>
+        <w:t>Lưu ý</w:t>
+      </w:r>
+    </w:p>
+    <w:p>
+      <w:pPr>
+        <w:numPr>
+          <w:ilvl w:val="0"/>
+          <w:numId w:val="22"/>
+        </w:numPr>
+        <w:jc w:val="both"/>
+        <w:rPr>
+          <w:rFonts w:ascii="Times New Roman" w:hAnsi="Times New Roman" w:cs="Times New Roman"/>
+          <w:sz w:val="26"/>
+          <w:szCs w:val="26"/>
+        </w:rPr>
+      </w:pPr>
+      <w:r>
+        <w:rPr>
+          <w:rFonts w:ascii="Times New Roman" w:hAnsi="Times New Roman" w:cs="Times New Roman"/>
+          <w:b/>
+          <w:bCs/>
+          <w:sz w:val="26"/>
+          <w:szCs w:val="26"/>
+        </w:rPr>
+        <w:t>Chưa có file .npy trong repo</w:t>
+      </w:r>
+      <w:r>
+        <w:rPr>
+          <w:rFonts w:ascii="Times New Roman" w:hAnsi="Times New Roman" w:cs="Times New Roman"/>
+          <w:sz w:val="26"/>
+          <w:szCs w:val="26"/>
+        </w:rPr>
+        <w:t> — bạn cần trỏ --source tới dataset thật (Kaggle/local).</w:t>
+      </w:r>
+    </w:p>
+    <w:p>
+      <w:pPr>
+        <w:numPr>
+          <w:ilvl w:val="0"/>
+          <w:numId w:val="22"/>
+        </w:numPr>
+        <w:jc w:val="both"/>
+        <w:rPr>
+          <w:rFonts w:ascii="Times New Roman" w:hAnsi="Times New Roman" w:cs="Times New Roman"/>
+          <w:sz w:val="26"/>
+          <w:szCs w:val="26"/>
+        </w:rPr>
+      </w:pPr>
+      <w:r>
+        <w:rPr>
+          <w:rFonts w:ascii="Times New Roman" w:hAnsi="Times New Roman" w:cs="Times New Roman"/>
+          <w:sz w:val="26"/>
+          <w:szCs w:val="26"/>
+        </w:rPr>
+        <w:t>Metric sau split video-level có thể </w:t>
+      </w:r>
+      <w:r>
+        <w:rPr>
+          <w:rFonts w:ascii="Times New Roman" w:hAnsi="Times New Roman" w:cs="Times New Roman"/>
+          <w:b/>
+          <w:bCs/>
+          <w:sz w:val="26"/>
+          <w:szCs w:val="26"/>
+        </w:rPr>
+        <w:t>thấp hơn ver1</w:t>
+      </w:r>
+      <w:r>
+        <w:rPr>
+          <w:rFonts w:ascii="Times New Roman" w:hAnsi="Times New Roman" w:cs="Times New Roman"/>
+          <w:sz w:val="26"/>
+          <w:szCs w:val="26"/>
+        </w:rPr>
+        <w:t> — đó là bình thường và dùng cho luận văn.</w:t>
+      </w:r>
+    </w:p>
+    <w:p>
+      <w:pPr>
+        <w:numPr>
+          <w:ilvl w:val="0"/>
+          <w:numId w:val="22"/>
+        </w:numPr>
+        <w:jc w:val="both"/>
+        <w:rPr>
+          <w:rFonts w:ascii="Times New Roman" w:hAnsi="Times New Roman" w:cs="Times New Roman"/>
+          <w:sz w:val="26"/>
+          <w:szCs w:val="26"/>
+        </w:rPr>
+      </w:pPr>
+      <w:r>
+        <w:rPr>
+          <w:rFonts w:ascii="Times New Roman" w:hAnsi="Times New Roman" w:cs="Times New Roman"/>
+          <w:sz w:val="26"/>
+          <w:szCs w:val="26"/>
+        </w:rPr>
+        <w:t>ver1/ giữ nguyên; mọi thứ mới nằm trong ver2/.</w:t>
+      </w:r>
+    </w:p>
+    <w:p>
+      <w:pPr>
+        <w:jc w:val="both"/>
+        <w:rPr>
+          <w:rFonts w:ascii="Times New Roman" w:hAnsi="Times New Roman" w:cs="Times New Roman"/>
+          <w:sz w:val="26"/>
+          <w:szCs w:val="26"/>
+        </w:rPr>
+      </w:pPr>
+      <w:r>
+        <w:rPr>
+          <w:rFonts w:ascii="Times New Roman" w:hAnsi="Times New Roman" w:cs="Times New Roman"/>
+          <w:sz w:val="26"/>
+          <w:szCs w:val="26"/>
+        </w:rPr>
+        <w:t>Chi tiết đầy đủ: </w:t>
+      </w:r>
+      <w:hyperlink r:id="rId5" w:tgtFrame="_blank" w:history="1">
+        <w:r>
+          <w:rPr>
+            <w:rStyle w:val="Hyperlink"/>
+            <w:rFonts w:ascii="Times New Roman" w:hAnsi="Times New Roman" w:cs="Times New Roman"/>
+            <w:sz w:val="26"/>
+            <w:szCs w:val="26"/>
+          </w:rPr>
+          <w:t>ver2/README.md</w:t>
+        </w:r>
+      </w:hyperlink>
+    </w:p>
+    <w:p>
+      <w:pPr>
+        <w:jc w:val="both"/>
+        <w:rPr>
+          <w:rFonts w:ascii="Times New Roman" w:hAnsi="Times New Roman" w:cs="Times New Roman"/>
+          <w:sz w:val="26"/>
+          <w:szCs w:val="26"/>
+        </w:rPr>
+      </w:pPr>
+      <w:r>
+        <w:rPr>
+          <w:rFonts w:ascii="Times New Roman" w:hAnsi="Times New Roman" w:cs="Times New Roman"/>
+          <w:sz w:val="26"/>
+          <w:szCs w:val="26"/>
+        </w:rPr>
+        <w:t>Nếu bạn gửi </w:t>
+      </w:r>
+      <w:r>
+        <w:rPr>
+          <w:rFonts w:ascii="Times New Roman" w:hAnsi="Times New Roman" w:cs="Times New Roman"/>
+          <w:b/>
+          <w:bCs/>
+          <w:sz w:val="26"/>
+          <w:szCs w:val="26"/>
+        </w:rPr>
+        <w:t xml:space="preserve">đường dẫn thư mục </w:t>
+      </w:r>
+      <w:proofErr w:type="gramStart"/>
+      <w:r>
+        <w:rPr>
+          <w:rFonts w:ascii="Times New Roman" w:hAnsi="Times New Roman" w:cs="Times New Roman"/>
+          <w:b/>
+          <w:bCs/>
+          <w:sz w:val="26"/>
+          <w:szCs w:val="26"/>
+        </w:rPr>
+        <w:t>chứa .npy</w:t>
+      </w:r>
+      <w:proofErr w:type="gramEnd"/>
+      <w:r>
+        <w:rPr>
+          <w:rFonts w:ascii="Times New Roman" w:hAnsi="Times New Roman" w:cs="Times New Roman"/>
+          <w:sz w:val="26"/>
+          <w:szCs w:val="26"/>
+        </w:rPr>
+        <w:t> trên máy, tôi có thể chạy giúp lệnh build_video_split với path cụ thể đó.</w:t>
+      </w:r>
+    </w:p>
+    <w:p>
+      <w:pPr>
+        <w:jc w:val="both"/>
+        <w:rPr>
+          <w:rFonts w:ascii="Times New Roman" w:hAnsi="Times New Roman" w:cs="Times New Roman"/>
+          <w:sz w:val="26"/>
+          <w:szCs w:val="26"/>
+          <w:lang w:val="vi-VN"/>
+        </w:rPr>
+      </w:pPr>
+    </w:p>
     <w:sectPr>
       <w:pgSz w:w="12240" w:h="15840"/>
       <w:pgMar w:top="1440" w:right="1440" w:bottom="1440" w:left="1440" w:header="720" w:footer="720" w:gutter="0"/>
@@ -2421,6 +9304,530 @@
     </w:lvl>
   </w:abstractNum>
   <w:abstractNum w:abstractNumId="1" w15:restartNumberingAfterBreak="0">
+    <w:nsid w:val="0F3E6318"/>
+    <w:multiLevelType w:val="multilevel"/>
+    <w:tmpl w:val="D9762680"/>
+    <w:lvl w:ilvl="0">
+      <w:start w:val="1"/>
+      <w:numFmt w:val="bullet"/>
+      <w:lvlText w:val=""/>
+      <w:lvlJc w:val="left"/>
+      <w:pPr>
+        <w:tabs>
+          <w:tab w:val="num" w:pos="720"/>
+        </w:tabs>
+        <w:ind w:left="720" w:hanging="360"/>
+      </w:pPr>
+      <w:rPr>
+        <w:rFonts w:ascii="Symbol" w:hAnsi="Symbol" w:hint="default"/>
+        <w:sz w:val="20"/>
+      </w:rPr>
+    </w:lvl>
+    <w:lvl w:ilvl="1" w:tentative="1">
+      <w:start w:val="1"/>
+      <w:numFmt w:val="bullet"/>
+      <w:lvlText w:val=""/>
+      <w:lvlJc w:val="left"/>
+      <w:pPr>
+        <w:tabs>
+          <w:tab w:val="num" w:pos="1440"/>
+        </w:tabs>
+        <w:ind w:left="1440" w:hanging="360"/>
+      </w:pPr>
+      <w:rPr>
+        <w:rFonts w:ascii="Symbol" w:hAnsi="Symbol" w:hint="default"/>
+        <w:sz w:val="20"/>
+      </w:rPr>
+    </w:lvl>
+    <w:lvl w:ilvl="2" w:tentative="1">
+      <w:start w:val="1"/>
+      <w:numFmt w:val="bullet"/>
+      <w:lvlText w:val=""/>
+      <w:lvlJc w:val="left"/>
+      <w:pPr>
+        <w:tabs>
+          <w:tab w:val="num" w:pos="2160"/>
+        </w:tabs>
+        <w:ind w:left="2160" w:hanging="360"/>
+      </w:pPr>
+      <w:rPr>
+        <w:rFonts w:ascii="Symbol" w:hAnsi="Symbol" w:hint="default"/>
+        <w:sz w:val="20"/>
+      </w:rPr>
+    </w:lvl>
+    <w:lvl w:ilvl="3" w:tentative="1">
+      <w:start w:val="1"/>
+      <w:numFmt w:val="bullet"/>
+      <w:lvlText w:val=""/>
+      <w:lvlJc w:val="left"/>
+      <w:pPr>
+        <w:tabs>
+          <w:tab w:val="num" w:pos="2880"/>
+        </w:tabs>
+        <w:ind w:left="2880" w:hanging="360"/>
+      </w:pPr>
+      <w:rPr>
+        <w:rFonts w:ascii="Symbol" w:hAnsi="Symbol" w:hint="default"/>
+        <w:sz w:val="20"/>
+      </w:rPr>
+    </w:lvl>
+    <w:lvl w:ilvl="4" w:tentative="1">
+      <w:start w:val="1"/>
+      <w:numFmt w:val="bullet"/>
+      <w:lvlText w:val=""/>
+      <w:lvlJc w:val="left"/>
+      <w:pPr>
+        <w:tabs>
+          <w:tab w:val="num" w:pos="3600"/>
+        </w:tabs>
+        <w:ind w:left="3600" w:hanging="360"/>
+      </w:pPr>
+      <w:rPr>
+        <w:rFonts w:ascii="Symbol" w:hAnsi="Symbol" w:hint="default"/>
+        <w:sz w:val="20"/>
+      </w:rPr>
+    </w:lvl>
+    <w:lvl w:ilvl="5" w:tentative="1">
+      <w:start w:val="1"/>
+      <w:numFmt w:val="bullet"/>
+      <w:lvlText w:val=""/>
+      <w:lvlJc w:val="left"/>
+      <w:pPr>
+        <w:tabs>
+          <w:tab w:val="num" w:pos="4320"/>
+        </w:tabs>
+        <w:ind w:left="4320" w:hanging="360"/>
+      </w:pPr>
+      <w:rPr>
+        <w:rFonts w:ascii="Symbol" w:hAnsi="Symbol" w:hint="default"/>
+        <w:sz w:val="20"/>
+      </w:rPr>
+    </w:lvl>
+    <w:lvl w:ilvl="6" w:tentative="1">
+      <w:start w:val="1"/>
+      <w:numFmt w:val="bullet"/>
+      <w:lvlText w:val=""/>
+      <w:lvlJc w:val="left"/>
+      <w:pPr>
+        <w:tabs>
+          <w:tab w:val="num" w:pos="5040"/>
+        </w:tabs>
+        <w:ind w:left="5040" w:hanging="360"/>
+      </w:pPr>
+      <w:rPr>
+        <w:rFonts w:ascii="Symbol" w:hAnsi="Symbol" w:hint="default"/>
+        <w:sz w:val="20"/>
+      </w:rPr>
+    </w:lvl>
+    <w:lvl w:ilvl="7" w:tentative="1">
+      <w:start w:val="1"/>
+      <w:numFmt w:val="bullet"/>
+      <w:lvlText w:val=""/>
+      <w:lvlJc w:val="left"/>
+      <w:pPr>
+        <w:tabs>
+          <w:tab w:val="num" w:pos="5760"/>
+        </w:tabs>
+        <w:ind w:left="5760" w:hanging="360"/>
+      </w:pPr>
+      <w:rPr>
+        <w:rFonts w:ascii="Symbol" w:hAnsi="Symbol" w:hint="default"/>
+        <w:sz w:val="20"/>
+      </w:rPr>
+    </w:lvl>
+    <w:lvl w:ilvl="8" w:tentative="1">
+      <w:start w:val="1"/>
+      <w:numFmt w:val="bullet"/>
+      <w:lvlText w:val=""/>
+      <w:lvlJc w:val="left"/>
+      <w:pPr>
+        <w:tabs>
+          <w:tab w:val="num" w:pos="6480"/>
+        </w:tabs>
+        <w:ind w:left="6480" w:hanging="360"/>
+      </w:pPr>
+      <w:rPr>
+        <w:rFonts w:ascii="Symbol" w:hAnsi="Symbol" w:hint="default"/>
+        <w:sz w:val="20"/>
+      </w:rPr>
+    </w:lvl>
+  </w:abstractNum>
+  <w:abstractNum w:abstractNumId="2" w15:restartNumberingAfterBreak="0">
+    <w:nsid w:val="28574D97"/>
+    <w:multiLevelType w:val="multilevel"/>
+    <w:tmpl w:val="D4D6A8F4"/>
+    <w:lvl w:ilvl="0">
+      <w:start w:val="1"/>
+      <w:numFmt w:val="bullet"/>
+      <w:lvlText w:val=""/>
+      <w:lvlJc w:val="left"/>
+      <w:pPr>
+        <w:tabs>
+          <w:tab w:val="num" w:pos="720"/>
+        </w:tabs>
+        <w:ind w:left="720" w:hanging="360"/>
+      </w:pPr>
+      <w:rPr>
+        <w:rFonts w:ascii="Symbol" w:hAnsi="Symbol" w:hint="default"/>
+        <w:sz w:val="20"/>
+      </w:rPr>
+    </w:lvl>
+    <w:lvl w:ilvl="1" w:tentative="1">
+      <w:start w:val="1"/>
+      <w:numFmt w:val="bullet"/>
+      <w:lvlText w:val=""/>
+      <w:lvlJc w:val="left"/>
+      <w:pPr>
+        <w:tabs>
+          <w:tab w:val="num" w:pos="1440"/>
+        </w:tabs>
+        <w:ind w:left="1440" w:hanging="360"/>
+      </w:pPr>
+      <w:rPr>
+        <w:rFonts w:ascii="Symbol" w:hAnsi="Symbol" w:hint="default"/>
+        <w:sz w:val="20"/>
+      </w:rPr>
+    </w:lvl>
+    <w:lvl w:ilvl="2" w:tentative="1">
+      <w:start w:val="1"/>
+      <w:numFmt w:val="bullet"/>
+      <w:lvlText w:val=""/>
+      <w:lvlJc w:val="left"/>
+      <w:pPr>
+        <w:tabs>
+          <w:tab w:val="num" w:pos="2160"/>
+        </w:tabs>
+        <w:ind w:left="2160" w:hanging="360"/>
+      </w:pPr>
+      <w:rPr>
+        <w:rFonts w:ascii="Symbol" w:hAnsi="Symbol" w:hint="default"/>
+        <w:sz w:val="20"/>
+      </w:rPr>
+    </w:lvl>
+    <w:lvl w:ilvl="3" w:tentative="1">
+      <w:start w:val="1"/>
+      <w:numFmt w:val="bullet"/>
+      <w:lvlText w:val=""/>
+      <w:lvlJc w:val="left"/>
+      <w:pPr>
+        <w:tabs>
+          <w:tab w:val="num" w:pos="2880"/>
+        </w:tabs>
+        <w:ind w:left="2880" w:hanging="360"/>
+      </w:pPr>
+      <w:rPr>
+        <w:rFonts w:ascii="Symbol" w:hAnsi="Symbol" w:hint="default"/>
+        <w:sz w:val="20"/>
+      </w:rPr>
+    </w:lvl>
+    <w:lvl w:ilvl="4" w:tentative="1">
+      <w:start w:val="1"/>
+      <w:numFmt w:val="bullet"/>
+      <w:lvlText w:val=""/>
+      <w:lvlJc w:val="left"/>
+      <w:pPr>
+        <w:tabs>
+          <w:tab w:val="num" w:pos="3600"/>
+        </w:tabs>
+        <w:ind w:left="3600" w:hanging="360"/>
+      </w:pPr>
+      <w:rPr>
+        <w:rFonts w:ascii="Symbol" w:hAnsi="Symbol" w:hint="default"/>
+        <w:sz w:val="20"/>
+      </w:rPr>
+    </w:lvl>
+    <w:lvl w:ilvl="5" w:tentative="1">
+      <w:start w:val="1"/>
+      <w:numFmt w:val="bullet"/>
+      <w:lvlText w:val=""/>
+      <w:lvlJc w:val="left"/>
+      <w:pPr>
+        <w:tabs>
+          <w:tab w:val="num" w:pos="4320"/>
+        </w:tabs>
+        <w:ind w:left="4320" w:hanging="360"/>
+      </w:pPr>
+      <w:rPr>
+        <w:rFonts w:ascii="Symbol" w:hAnsi="Symbol" w:hint="default"/>
+        <w:sz w:val="20"/>
+      </w:rPr>
+    </w:lvl>
+    <w:lvl w:ilvl="6" w:tentative="1">
+      <w:start w:val="1"/>
+      <w:numFmt w:val="bullet"/>
+      <w:lvlText w:val=""/>
+      <w:lvlJc w:val="left"/>
+      <w:pPr>
+        <w:tabs>
+          <w:tab w:val="num" w:pos="5040"/>
+        </w:tabs>
+        <w:ind w:left="5040" w:hanging="360"/>
+      </w:pPr>
+      <w:rPr>
+        <w:rFonts w:ascii="Symbol" w:hAnsi="Symbol" w:hint="default"/>
+        <w:sz w:val="20"/>
+      </w:rPr>
+    </w:lvl>
+    <w:lvl w:ilvl="7" w:tentative="1">
+      <w:start w:val="1"/>
+      <w:numFmt w:val="bullet"/>
+      <w:lvlText w:val=""/>
+      <w:lvlJc w:val="left"/>
+      <w:pPr>
+        <w:tabs>
+          <w:tab w:val="num" w:pos="5760"/>
+        </w:tabs>
+        <w:ind w:left="5760" w:hanging="360"/>
+      </w:pPr>
+      <w:rPr>
+        <w:rFonts w:ascii="Symbol" w:hAnsi="Symbol" w:hint="default"/>
+        <w:sz w:val="20"/>
+      </w:rPr>
+    </w:lvl>
+    <w:lvl w:ilvl="8" w:tentative="1">
+      <w:start w:val="1"/>
+      <w:numFmt w:val="bullet"/>
+      <w:lvlText w:val=""/>
+      <w:lvlJc w:val="left"/>
+      <w:pPr>
+        <w:tabs>
+          <w:tab w:val="num" w:pos="6480"/>
+        </w:tabs>
+        <w:ind w:left="6480" w:hanging="360"/>
+      </w:pPr>
+      <w:rPr>
+        <w:rFonts w:ascii="Symbol" w:hAnsi="Symbol" w:hint="default"/>
+        <w:sz w:val="20"/>
+      </w:rPr>
+    </w:lvl>
+  </w:abstractNum>
+  <w:abstractNum w:abstractNumId="3" w15:restartNumberingAfterBreak="0">
+    <w:nsid w:val="2A011916"/>
+    <w:multiLevelType w:val="multilevel"/>
+    <w:tmpl w:val="23C23400"/>
+    <w:lvl w:ilvl="0">
+      <w:start w:val="1"/>
+      <w:numFmt w:val="decimal"/>
+      <w:lvlText w:val="%1."/>
+      <w:lvlJc w:val="left"/>
+      <w:pPr>
+        <w:tabs>
+          <w:tab w:val="num" w:pos="720"/>
+        </w:tabs>
+        <w:ind w:left="720" w:hanging="360"/>
+      </w:pPr>
+    </w:lvl>
+    <w:lvl w:ilvl="1" w:tentative="1">
+      <w:start w:val="1"/>
+      <w:numFmt w:val="decimal"/>
+      <w:lvlText w:val="%2."/>
+      <w:lvlJc w:val="left"/>
+      <w:pPr>
+        <w:tabs>
+          <w:tab w:val="num" w:pos="1440"/>
+        </w:tabs>
+        <w:ind w:left="1440" w:hanging="360"/>
+      </w:pPr>
+    </w:lvl>
+    <w:lvl w:ilvl="2" w:tentative="1">
+      <w:start w:val="1"/>
+      <w:numFmt w:val="decimal"/>
+      <w:lvlText w:val="%3."/>
+      <w:lvlJc w:val="left"/>
+      <w:pPr>
+        <w:tabs>
+          <w:tab w:val="num" w:pos="2160"/>
+        </w:tabs>
+        <w:ind w:left="2160" w:hanging="360"/>
+      </w:pPr>
+    </w:lvl>
+    <w:lvl w:ilvl="3" w:tentative="1">
+      <w:start w:val="1"/>
+      <w:numFmt w:val="decimal"/>
+      <w:lvlText w:val="%4."/>
+      <w:lvlJc w:val="left"/>
+      <w:pPr>
+        <w:tabs>
+          <w:tab w:val="num" w:pos="2880"/>
+        </w:tabs>
+        <w:ind w:left="2880" w:hanging="360"/>
+      </w:pPr>
+    </w:lvl>
+    <w:lvl w:ilvl="4" w:tentative="1">
+      <w:start w:val="1"/>
+      <w:numFmt w:val="decimal"/>
+      <w:lvlText w:val="%5."/>
+      <w:lvlJc w:val="left"/>
+      <w:pPr>
+        <w:tabs>
+          <w:tab w:val="num" w:pos="3600"/>
+        </w:tabs>
+        <w:ind w:left="3600" w:hanging="360"/>
+      </w:pPr>
+    </w:lvl>
+    <w:lvl w:ilvl="5" w:tentative="1">
+      <w:start w:val="1"/>
+      <w:numFmt w:val="decimal"/>
+      <w:lvlText w:val="%6."/>
+      <w:lvlJc w:val="left"/>
+      <w:pPr>
+        <w:tabs>
+          <w:tab w:val="num" w:pos="4320"/>
+        </w:tabs>
+        <w:ind w:left="4320" w:hanging="360"/>
+      </w:pPr>
+    </w:lvl>
+    <w:lvl w:ilvl="6" w:tentative="1">
+      <w:start w:val="1"/>
+      <w:numFmt w:val="decimal"/>
+      <w:lvlText w:val="%7."/>
+      <w:lvlJc w:val="left"/>
+      <w:pPr>
+        <w:tabs>
+          <w:tab w:val="num" w:pos="5040"/>
+        </w:tabs>
+        <w:ind w:left="5040" w:hanging="360"/>
+      </w:pPr>
+    </w:lvl>
+    <w:lvl w:ilvl="7" w:tentative="1">
+      <w:start w:val="1"/>
+      <w:numFmt w:val="decimal"/>
+      <w:lvlText w:val="%8."/>
+      <w:lvlJc w:val="left"/>
+      <w:pPr>
+        <w:tabs>
+          <w:tab w:val="num" w:pos="5760"/>
+        </w:tabs>
+        <w:ind w:left="5760" w:hanging="360"/>
+      </w:pPr>
+    </w:lvl>
+    <w:lvl w:ilvl="8" w:tentative="1">
+      <w:start w:val="1"/>
+      <w:numFmt w:val="decimal"/>
+      <w:lvlText w:val="%9."/>
+      <w:lvlJc w:val="left"/>
+      <w:pPr>
+        <w:tabs>
+          <w:tab w:val="num" w:pos="6480"/>
+        </w:tabs>
+        <w:ind w:left="6480" w:hanging="360"/>
+      </w:pPr>
+    </w:lvl>
+  </w:abstractNum>
+  <w:abstractNum w:abstractNumId="4" w15:restartNumberingAfterBreak="0">
+    <w:nsid w:val="345143D6"/>
+    <w:multiLevelType w:val="multilevel"/>
+    <w:tmpl w:val="6B3C68E8"/>
+    <w:lvl w:ilvl="0">
+      <w:start w:val="1"/>
+      <w:numFmt w:val="decimal"/>
+      <w:lvlText w:val="%1."/>
+      <w:lvlJc w:val="left"/>
+      <w:pPr>
+        <w:tabs>
+          <w:tab w:val="num" w:pos="720"/>
+        </w:tabs>
+        <w:ind w:left="720" w:hanging="360"/>
+      </w:pPr>
+    </w:lvl>
+    <w:lvl w:ilvl="1" w:tentative="1">
+      <w:start w:val="1"/>
+      <w:numFmt w:val="decimal"/>
+      <w:lvlText w:val="%2."/>
+      <w:lvlJc w:val="left"/>
+      <w:pPr>
+        <w:tabs>
+          <w:tab w:val="num" w:pos="1440"/>
+        </w:tabs>
+        <w:ind w:left="1440" w:hanging="360"/>
+      </w:pPr>
+    </w:lvl>
+    <w:lvl w:ilvl="2" w:tentative="1">
+      <w:start w:val="1"/>
+      <w:numFmt w:val="decimal"/>
+      <w:lvlText w:val="%3."/>
+      <w:lvlJc w:val="left"/>
+      <w:pPr>
+        <w:tabs>
+          <w:tab w:val="num" w:pos="2160"/>
+        </w:tabs>
+        <w:ind w:left="2160" w:hanging="360"/>
+      </w:pPr>
+    </w:lvl>
+    <w:lvl w:ilvl="3" w:tentative="1">
+      <w:start w:val="1"/>
+      <w:numFmt w:val="decimal"/>
+      <w:lvlText w:val="%4."/>
+      <w:lvlJc w:val="left"/>
+      <w:pPr>
+        <w:tabs>
+          <w:tab w:val="num" w:pos="2880"/>
+        </w:tabs>
+        <w:ind w:left="2880" w:hanging="360"/>
+      </w:pPr>
+    </w:lvl>
+    <w:lvl w:ilvl="4" w:tentative="1">
+      <w:start w:val="1"/>
+      <w:numFmt w:val="decimal"/>
+      <w:lvlText w:val="%5."/>
+      <w:lvlJc w:val="left"/>
+      <w:pPr>
+        <w:tabs>
+          <w:tab w:val="num" w:pos="3600"/>
+        </w:tabs>
+        <w:ind w:left="3600" w:hanging="360"/>
+      </w:pPr>
+    </w:lvl>
+    <w:lvl w:ilvl="5" w:tentative="1">
+      <w:start w:val="1"/>
+      <w:numFmt w:val="decimal"/>
+      <w:lvlText w:val="%6."/>
+      <w:lvlJc w:val="left"/>
+      <w:pPr>
+        <w:tabs>
+          <w:tab w:val="num" w:pos="4320"/>
+        </w:tabs>
+        <w:ind w:left="4320" w:hanging="360"/>
+      </w:pPr>
+    </w:lvl>
+    <w:lvl w:ilvl="6" w:tentative="1">
+      <w:start w:val="1"/>
+      <w:numFmt w:val="decimal"/>
+      <w:lvlText w:val="%7."/>
+      <w:lvlJc w:val="left"/>
+      <w:pPr>
+        <w:tabs>
+          <w:tab w:val="num" w:pos="5040"/>
+        </w:tabs>
+        <w:ind w:left="5040" w:hanging="360"/>
+      </w:pPr>
+    </w:lvl>
+    <w:lvl w:ilvl="7" w:tentative="1">
+      <w:start w:val="1"/>
+      <w:numFmt w:val="decimal"/>
+      <w:lvlText w:val="%8."/>
+      <w:lvlJc w:val="left"/>
+      <w:pPr>
+        <w:tabs>
+          <w:tab w:val="num" w:pos="5760"/>
+        </w:tabs>
+        <w:ind w:left="5760" w:hanging="360"/>
+      </w:pPr>
+    </w:lvl>
+    <w:lvl w:ilvl="8" w:tentative="1">
+      <w:start w:val="1"/>
+      <w:numFmt w:val="decimal"/>
+      <w:lvlText w:val="%9."/>
+      <w:lvlJc w:val="left"/>
+      <w:pPr>
+        <w:tabs>
+          <w:tab w:val="num" w:pos="6480"/>
+        </w:tabs>
+        <w:ind w:left="6480" w:hanging="360"/>
+      </w:pPr>
+    </w:lvl>
+  </w:abstractNum>
+  <w:abstractNum w:abstractNumId="5" w15:restartNumberingAfterBreak="0">
     <w:nsid w:val="3A267CC0"/>
     <w:multiLevelType w:val="multilevel"/>
     <w:tmpl w:val="61C2B61E"/>
@@ -2569,7 +9976,7 @@
       </w:rPr>
     </w:lvl>
   </w:abstractNum>
-  <w:abstractNum w:abstractNumId="2" w15:restartNumberingAfterBreak="0">
+  <w:abstractNum w:abstractNumId="6" w15:restartNumberingAfterBreak="0">
     <w:nsid w:val="3F282796"/>
     <w:multiLevelType w:val="multilevel"/>
     <w:tmpl w:val="C76C0A56"/>
@@ -2718,7 +10125,269 @@
       </w:rPr>
     </w:lvl>
   </w:abstractNum>
-  <w:abstractNum w:abstractNumId="3" w15:restartNumberingAfterBreak="0">
+  <w:abstractNum w:abstractNumId="7" w15:restartNumberingAfterBreak="0">
+    <w:nsid w:val="411870B1"/>
+    <w:multiLevelType w:val="multilevel"/>
+    <w:tmpl w:val="FD3682E6"/>
+    <w:lvl w:ilvl="0">
+      <w:start w:val="4"/>
+      <w:numFmt w:val="decimal"/>
+      <w:lvlText w:val="%1."/>
+      <w:lvlJc w:val="left"/>
+      <w:pPr>
+        <w:tabs>
+          <w:tab w:val="num" w:pos="720"/>
+        </w:tabs>
+        <w:ind w:left="720" w:hanging="360"/>
+      </w:pPr>
+    </w:lvl>
+    <w:lvl w:ilvl="1" w:tentative="1">
+      <w:start w:val="1"/>
+      <w:numFmt w:val="decimal"/>
+      <w:lvlText w:val="%2."/>
+      <w:lvlJc w:val="left"/>
+      <w:pPr>
+        <w:tabs>
+          <w:tab w:val="num" w:pos="1440"/>
+        </w:tabs>
+        <w:ind w:left="1440" w:hanging="360"/>
+      </w:pPr>
+    </w:lvl>
+    <w:lvl w:ilvl="2" w:tentative="1">
+      <w:start w:val="1"/>
+      <w:numFmt w:val="decimal"/>
+      <w:lvlText w:val="%3."/>
+      <w:lvlJc w:val="left"/>
+      <w:pPr>
+        <w:tabs>
+          <w:tab w:val="num" w:pos="2160"/>
+        </w:tabs>
+        <w:ind w:left="2160" w:hanging="360"/>
+      </w:pPr>
+    </w:lvl>
+    <w:lvl w:ilvl="3" w:tentative="1">
+      <w:start w:val="1"/>
+      <w:numFmt w:val="decimal"/>
+      <w:lvlText w:val="%4."/>
+      <w:lvlJc w:val="left"/>
+      <w:pPr>
+        <w:tabs>
+          <w:tab w:val="num" w:pos="2880"/>
+        </w:tabs>
+        <w:ind w:left="2880" w:hanging="360"/>
+      </w:pPr>
+    </w:lvl>
+    <w:lvl w:ilvl="4" w:tentative="1">
+      <w:start w:val="1"/>
+      <w:numFmt w:val="decimal"/>
+      <w:lvlText w:val="%5."/>
+      <w:lvlJc w:val="left"/>
+      <w:pPr>
+        <w:tabs>
+          <w:tab w:val="num" w:pos="3600"/>
+        </w:tabs>
+        <w:ind w:left="3600" w:hanging="360"/>
+      </w:pPr>
+    </w:lvl>
+    <w:lvl w:ilvl="5" w:tentative="1">
+      <w:start w:val="1"/>
+      <w:numFmt w:val="decimal"/>
+      <w:lvlText w:val="%6."/>
+      <w:lvlJc w:val="left"/>
+      <w:pPr>
+        <w:tabs>
+          <w:tab w:val="num" w:pos="4320"/>
+        </w:tabs>
+        <w:ind w:left="4320" w:hanging="360"/>
+      </w:pPr>
+    </w:lvl>
+    <w:lvl w:ilvl="6" w:tentative="1">
+      <w:start w:val="1"/>
+      <w:numFmt w:val="decimal"/>
+      <w:lvlText w:val="%7."/>
+      <w:lvlJc w:val="left"/>
+      <w:pPr>
+        <w:tabs>
+          <w:tab w:val="num" w:pos="5040"/>
+        </w:tabs>
+        <w:ind w:left="5040" w:hanging="360"/>
+      </w:pPr>
+    </w:lvl>
+    <w:lvl w:ilvl="7" w:tentative="1">
+      <w:start w:val="1"/>
+      <w:numFmt w:val="decimal"/>
+      <w:lvlText w:val="%8."/>
+      <w:lvlJc w:val="left"/>
+      <w:pPr>
+        <w:tabs>
+          <w:tab w:val="num" w:pos="5760"/>
+        </w:tabs>
+        <w:ind w:left="5760" w:hanging="360"/>
+      </w:pPr>
+    </w:lvl>
+    <w:lvl w:ilvl="8" w:tentative="1">
+      <w:start w:val="1"/>
+      <w:numFmt w:val="decimal"/>
+      <w:lvlText w:val="%9."/>
+      <w:lvlJc w:val="left"/>
+      <w:pPr>
+        <w:tabs>
+          <w:tab w:val="num" w:pos="6480"/>
+        </w:tabs>
+        <w:ind w:left="6480" w:hanging="360"/>
+      </w:pPr>
+    </w:lvl>
+  </w:abstractNum>
+  <w:abstractNum w:abstractNumId="8" w15:restartNumberingAfterBreak="0">
+    <w:nsid w:val="416F0323"/>
+    <w:multiLevelType w:val="multilevel"/>
+    <w:tmpl w:val="F598901A"/>
+    <w:lvl w:ilvl="0">
+      <w:start w:val="1"/>
+      <w:numFmt w:val="bullet"/>
+      <w:lvlText w:val=""/>
+      <w:lvlJc w:val="left"/>
+      <w:pPr>
+        <w:tabs>
+          <w:tab w:val="num" w:pos="720"/>
+        </w:tabs>
+        <w:ind w:left="720" w:hanging="360"/>
+      </w:pPr>
+      <w:rPr>
+        <w:rFonts w:ascii="Symbol" w:hAnsi="Symbol" w:hint="default"/>
+        <w:sz w:val="20"/>
+      </w:rPr>
+    </w:lvl>
+    <w:lvl w:ilvl="1" w:tentative="1">
+      <w:start w:val="1"/>
+      <w:numFmt w:val="bullet"/>
+      <w:lvlText w:val=""/>
+      <w:lvlJc w:val="left"/>
+      <w:pPr>
+        <w:tabs>
+          <w:tab w:val="num" w:pos="1440"/>
+        </w:tabs>
+        <w:ind w:left="1440" w:hanging="360"/>
+      </w:pPr>
+      <w:rPr>
+        <w:rFonts w:ascii="Symbol" w:hAnsi="Symbol" w:hint="default"/>
+        <w:sz w:val="20"/>
+      </w:rPr>
+    </w:lvl>
+    <w:lvl w:ilvl="2" w:tentative="1">
+      <w:start w:val="1"/>
+      <w:numFmt w:val="bullet"/>
+      <w:lvlText w:val=""/>
+      <w:lvlJc w:val="left"/>
+      <w:pPr>
+        <w:tabs>
+          <w:tab w:val="num" w:pos="2160"/>
+        </w:tabs>
+        <w:ind w:left="2160" w:hanging="360"/>
+      </w:pPr>
+      <w:rPr>
+        <w:rFonts w:ascii="Symbol" w:hAnsi="Symbol" w:hint="default"/>
+        <w:sz w:val="20"/>
+      </w:rPr>
+    </w:lvl>
+    <w:lvl w:ilvl="3" w:tentative="1">
+      <w:start w:val="1"/>
+      <w:numFmt w:val="bullet"/>
+      <w:lvlText w:val=""/>
+      <w:lvlJc w:val="left"/>
+      <w:pPr>
+        <w:tabs>
+          <w:tab w:val="num" w:pos="2880"/>
+        </w:tabs>
+        <w:ind w:left="2880" w:hanging="360"/>
+      </w:pPr>
+      <w:rPr>
+        <w:rFonts w:ascii="Symbol" w:hAnsi="Symbol" w:hint="default"/>
+        <w:sz w:val="20"/>
+      </w:rPr>
+    </w:lvl>
+    <w:lvl w:ilvl="4" w:tentative="1">
+      <w:start w:val="1"/>
+      <w:numFmt w:val="bullet"/>
+      <w:lvlText w:val=""/>
+      <w:lvlJc w:val="left"/>
+      <w:pPr>
+        <w:tabs>
+          <w:tab w:val="num" w:pos="3600"/>
+        </w:tabs>
+        <w:ind w:left="3600" w:hanging="360"/>
+      </w:pPr>
+      <w:rPr>
+        <w:rFonts w:ascii="Symbol" w:hAnsi="Symbol" w:hint="default"/>
+        <w:sz w:val="20"/>
+      </w:rPr>
+    </w:lvl>
+    <w:lvl w:ilvl="5" w:tentative="1">
+      <w:start w:val="1"/>
+      <w:numFmt w:val="bullet"/>
+      <w:lvlText w:val=""/>
+      <w:lvlJc w:val="left"/>
+      <w:pPr>
+        <w:tabs>
+          <w:tab w:val="num" w:pos="4320"/>
+        </w:tabs>
+        <w:ind w:left="4320" w:hanging="360"/>
+      </w:pPr>
+      <w:rPr>
+        <w:rFonts w:ascii="Symbol" w:hAnsi="Symbol" w:hint="default"/>
+        <w:sz w:val="20"/>
+      </w:rPr>
+    </w:lvl>
+    <w:lvl w:ilvl="6" w:tentative="1">
+      <w:start w:val="1"/>
+      <w:numFmt w:val="bullet"/>
+      <w:lvlText w:val=""/>
+      <w:lvlJc w:val="left"/>
+      <w:pPr>
+        <w:tabs>
+          <w:tab w:val="num" w:pos="5040"/>
+        </w:tabs>
+        <w:ind w:left="5040" w:hanging="360"/>
+      </w:pPr>
+      <w:rPr>
+        <w:rFonts w:ascii="Symbol" w:hAnsi="Symbol" w:hint="default"/>
+        <w:sz w:val="20"/>
+      </w:rPr>
+    </w:lvl>
+    <w:lvl w:ilvl="7" w:tentative="1">
+      <w:start w:val="1"/>
+      <w:numFmt w:val="bullet"/>
+      <w:lvlText w:val=""/>
+      <w:lvlJc w:val="left"/>
+      <w:pPr>
+        <w:tabs>
+          <w:tab w:val="num" w:pos="5760"/>
+        </w:tabs>
+        <w:ind w:left="5760" w:hanging="360"/>
+      </w:pPr>
+      <w:rPr>
+        <w:rFonts w:ascii="Symbol" w:hAnsi="Symbol" w:hint="default"/>
+        <w:sz w:val="20"/>
+      </w:rPr>
+    </w:lvl>
+    <w:lvl w:ilvl="8" w:tentative="1">
+      <w:start w:val="1"/>
+      <w:numFmt w:val="bullet"/>
+      <w:lvlText w:val=""/>
+      <w:lvlJc w:val="left"/>
+      <w:pPr>
+        <w:tabs>
+          <w:tab w:val="num" w:pos="6480"/>
+        </w:tabs>
+        <w:ind w:left="6480" w:hanging="360"/>
+      </w:pPr>
+      <w:rPr>
+        <w:rFonts w:ascii="Symbol" w:hAnsi="Symbol" w:hint="default"/>
+        <w:sz w:val="20"/>
+      </w:rPr>
+    </w:lvl>
+  </w:abstractNum>
+  <w:abstractNum w:abstractNumId="9" w15:restartNumberingAfterBreak="0">
     <w:nsid w:val="49B43664"/>
     <w:multiLevelType w:val="multilevel"/>
     <w:tmpl w:val="AF2A6890"/>
@@ -2867,7 +10536,7 @@
       </w:rPr>
     </w:lvl>
   </w:abstractNum>
-  <w:abstractNum w:abstractNumId="4" w15:restartNumberingAfterBreak="0">
+  <w:abstractNum w:abstractNumId="10" w15:restartNumberingAfterBreak="0">
     <w:nsid w:val="4AA14E95"/>
     <w:multiLevelType w:val="multilevel"/>
     <w:tmpl w:val="DFCE7D28"/>
@@ -3016,7 +10685,644 @@
       </w:rPr>
     </w:lvl>
   </w:abstractNum>
-  <w:abstractNum w:abstractNumId="5" w15:restartNumberingAfterBreak="0">
+  <w:abstractNum w:abstractNumId="11" w15:restartNumberingAfterBreak="0">
+    <w:nsid w:val="4C4662C5"/>
+    <w:multiLevelType w:val="multilevel"/>
+    <w:tmpl w:val="C99032DC"/>
+    <w:lvl w:ilvl="0">
+      <w:start w:val="1"/>
+      <w:numFmt w:val="bullet"/>
+      <w:lvlText w:val=""/>
+      <w:lvlJc w:val="left"/>
+      <w:pPr>
+        <w:tabs>
+          <w:tab w:val="num" w:pos="720"/>
+        </w:tabs>
+        <w:ind w:left="720" w:hanging="360"/>
+      </w:pPr>
+      <w:rPr>
+        <w:rFonts w:ascii="Symbol" w:hAnsi="Symbol" w:hint="default"/>
+        <w:sz w:val="20"/>
+      </w:rPr>
+    </w:lvl>
+    <w:lvl w:ilvl="1" w:tentative="1">
+      <w:start w:val="1"/>
+      <w:numFmt w:val="bullet"/>
+      <w:lvlText w:val=""/>
+      <w:lvlJc w:val="left"/>
+      <w:pPr>
+        <w:tabs>
+          <w:tab w:val="num" w:pos="1440"/>
+        </w:tabs>
+        <w:ind w:left="1440" w:hanging="360"/>
+      </w:pPr>
+      <w:rPr>
+        <w:rFonts w:ascii="Symbol" w:hAnsi="Symbol" w:hint="default"/>
+        <w:sz w:val="20"/>
+      </w:rPr>
+    </w:lvl>
+    <w:lvl w:ilvl="2" w:tentative="1">
+      <w:start w:val="1"/>
+      <w:numFmt w:val="bullet"/>
+      <w:lvlText w:val=""/>
+      <w:lvlJc w:val="left"/>
+      <w:pPr>
+        <w:tabs>
+          <w:tab w:val="num" w:pos="2160"/>
+        </w:tabs>
+        <w:ind w:left="2160" w:hanging="360"/>
+      </w:pPr>
+      <w:rPr>
+        <w:rFonts w:ascii="Symbol" w:hAnsi="Symbol" w:hint="default"/>
+        <w:sz w:val="20"/>
+      </w:rPr>
+    </w:lvl>
+    <w:lvl w:ilvl="3" w:tentative="1">
+      <w:start w:val="1"/>
+      <w:numFmt w:val="bullet"/>
+      <w:lvlText w:val=""/>
+      <w:lvlJc w:val="left"/>
+      <w:pPr>
+        <w:tabs>
+          <w:tab w:val="num" w:pos="2880"/>
+        </w:tabs>
+        <w:ind w:left="2880" w:hanging="360"/>
+      </w:pPr>
+      <w:rPr>
+        <w:rFonts w:ascii="Symbol" w:hAnsi="Symbol" w:hint="default"/>
+        <w:sz w:val="20"/>
+      </w:rPr>
+    </w:lvl>
+    <w:lvl w:ilvl="4" w:tentative="1">
+      <w:start w:val="1"/>
+      <w:numFmt w:val="bullet"/>
+      <w:lvlText w:val=""/>
+      <w:lvlJc w:val="left"/>
+      <w:pPr>
+        <w:tabs>
+          <w:tab w:val="num" w:pos="3600"/>
+        </w:tabs>
+        <w:ind w:left="3600" w:hanging="360"/>
+      </w:pPr>
+      <w:rPr>
+        <w:rFonts w:ascii="Symbol" w:hAnsi="Symbol" w:hint="default"/>
+        <w:sz w:val="20"/>
+      </w:rPr>
+    </w:lvl>
+    <w:lvl w:ilvl="5" w:tentative="1">
+      <w:start w:val="1"/>
+      <w:numFmt w:val="bullet"/>
+      <w:lvlText w:val=""/>
+      <w:lvlJc w:val="left"/>
+      <w:pPr>
+        <w:tabs>
+          <w:tab w:val="num" w:pos="4320"/>
+        </w:tabs>
+        <w:ind w:left="4320" w:hanging="360"/>
+      </w:pPr>
+      <w:rPr>
+        <w:rFonts w:ascii="Symbol" w:hAnsi="Symbol" w:hint="default"/>
+        <w:sz w:val="20"/>
+      </w:rPr>
+    </w:lvl>
+    <w:lvl w:ilvl="6" w:tentative="1">
+      <w:start w:val="1"/>
+      <w:numFmt w:val="bullet"/>
+      <w:lvlText w:val=""/>
+      <w:lvlJc w:val="left"/>
+      <w:pPr>
+        <w:tabs>
+          <w:tab w:val="num" w:pos="5040"/>
+        </w:tabs>
+        <w:ind w:left="5040" w:hanging="360"/>
+      </w:pPr>
+      <w:rPr>
+        <w:rFonts w:ascii="Symbol" w:hAnsi="Symbol" w:hint="default"/>
+        <w:sz w:val="20"/>
+      </w:rPr>
+    </w:lvl>
+    <w:lvl w:ilvl="7" w:tentative="1">
+      <w:start w:val="1"/>
+      <w:numFmt w:val="bullet"/>
+      <w:lvlText w:val=""/>
+      <w:lvlJc w:val="left"/>
+      <w:pPr>
+        <w:tabs>
+          <w:tab w:val="num" w:pos="5760"/>
+        </w:tabs>
+        <w:ind w:left="5760" w:hanging="360"/>
+      </w:pPr>
+      <w:rPr>
+        <w:rFonts w:ascii="Symbol" w:hAnsi="Symbol" w:hint="default"/>
+        <w:sz w:val="20"/>
+      </w:rPr>
+    </w:lvl>
+    <w:lvl w:ilvl="8" w:tentative="1">
+      <w:start w:val="1"/>
+      <w:numFmt w:val="bullet"/>
+      <w:lvlText w:val=""/>
+      <w:lvlJc w:val="left"/>
+      <w:pPr>
+        <w:tabs>
+          <w:tab w:val="num" w:pos="6480"/>
+        </w:tabs>
+        <w:ind w:left="6480" w:hanging="360"/>
+      </w:pPr>
+      <w:rPr>
+        <w:rFonts w:ascii="Symbol" w:hAnsi="Symbol" w:hint="default"/>
+        <w:sz w:val="20"/>
+      </w:rPr>
+    </w:lvl>
+  </w:abstractNum>
+  <w:abstractNum w:abstractNumId="12" w15:restartNumberingAfterBreak="0">
+    <w:nsid w:val="535A7946"/>
+    <w:multiLevelType w:val="multilevel"/>
+    <w:tmpl w:val="AA1C719A"/>
+    <w:lvl w:ilvl="0">
+      <w:start w:val="3"/>
+      <w:numFmt w:val="decimal"/>
+      <w:lvlText w:val="%1."/>
+      <w:lvlJc w:val="left"/>
+      <w:pPr>
+        <w:tabs>
+          <w:tab w:val="num" w:pos="720"/>
+        </w:tabs>
+        <w:ind w:left="720" w:hanging="360"/>
+      </w:pPr>
+    </w:lvl>
+    <w:lvl w:ilvl="1" w:tentative="1">
+      <w:start w:val="1"/>
+      <w:numFmt w:val="decimal"/>
+      <w:lvlText w:val="%2."/>
+      <w:lvlJc w:val="left"/>
+      <w:pPr>
+        <w:tabs>
+          <w:tab w:val="num" w:pos="1440"/>
+        </w:tabs>
+        <w:ind w:left="1440" w:hanging="360"/>
+      </w:pPr>
+    </w:lvl>
+    <w:lvl w:ilvl="2" w:tentative="1">
+      <w:start w:val="1"/>
+      <w:numFmt w:val="decimal"/>
+      <w:lvlText w:val="%3."/>
+      <w:lvlJc w:val="left"/>
+      <w:pPr>
+        <w:tabs>
+          <w:tab w:val="num" w:pos="2160"/>
+        </w:tabs>
+        <w:ind w:left="2160" w:hanging="360"/>
+      </w:pPr>
+    </w:lvl>
+    <w:lvl w:ilvl="3" w:tentative="1">
+      <w:start w:val="1"/>
+      <w:numFmt w:val="decimal"/>
+      <w:lvlText w:val="%4."/>
+      <w:lvlJc w:val="left"/>
+      <w:pPr>
+        <w:tabs>
+          <w:tab w:val="num" w:pos="2880"/>
+        </w:tabs>
+        <w:ind w:left="2880" w:hanging="360"/>
+      </w:pPr>
+    </w:lvl>
+    <w:lvl w:ilvl="4" w:tentative="1">
+      <w:start w:val="1"/>
+      <w:numFmt w:val="decimal"/>
+      <w:lvlText w:val="%5."/>
+      <w:lvlJc w:val="left"/>
+      <w:pPr>
+        <w:tabs>
+          <w:tab w:val="num" w:pos="3600"/>
+        </w:tabs>
+        <w:ind w:left="3600" w:hanging="360"/>
+      </w:pPr>
+    </w:lvl>
+    <w:lvl w:ilvl="5" w:tentative="1">
+      <w:start w:val="1"/>
+      <w:numFmt w:val="decimal"/>
+      <w:lvlText w:val="%6."/>
+      <w:lvlJc w:val="left"/>
+      <w:pPr>
+        <w:tabs>
+          <w:tab w:val="num" w:pos="4320"/>
+        </w:tabs>
+        <w:ind w:left="4320" w:hanging="360"/>
+      </w:pPr>
+    </w:lvl>
+    <w:lvl w:ilvl="6" w:tentative="1">
+      <w:start w:val="1"/>
+      <w:numFmt w:val="decimal"/>
+      <w:lvlText w:val="%7."/>
+      <w:lvlJc w:val="left"/>
+      <w:pPr>
+        <w:tabs>
+          <w:tab w:val="num" w:pos="5040"/>
+        </w:tabs>
+        <w:ind w:left="5040" w:hanging="360"/>
+      </w:pPr>
+    </w:lvl>
+    <w:lvl w:ilvl="7" w:tentative="1">
+      <w:start w:val="1"/>
+      <w:numFmt w:val="decimal"/>
+      <w:lvlText w:val="%8."/>
+      <w:lvlJc w:val="left"/>
+      <w:pPr>
+        <w:tabs>
+          <w:tab w:val="num" w:pos="5760"/>
+        </w:tabs>
+        <w:ind w:left="5760" w:hanging="360"/>
+      </w:pPr>
+    </w:lvl>
+    <w:lvl w:ilvl="8" w:tentative="1">
+      <w:start w:val="1"/>
+      <w:numFmt w:val="decimal"/>
+      <w:lvlText w:val="%9."/>
+      <w:lvlJc w:val="left"/>
+      <w:pPr>
+        <w:tabs>
+          <w:tab w:val="num" w:pos="6480"/>
+        </w:tabs>
+        <w:ind w:left="6480" w:hanging="360"/>
+      </w:pPr>
+    </w:lvl>
+  </w:abstractNum>
+  <w:abstractNum w:abstractNumId="13" w15:restartNumberingAfterBreak="0">
+    <w:nsid w:val="667D1374"/>
+    <w:multiLevelType w:val="multilevel"/>
+    <w:tmpl w:val="E018BD2E"/>
+    <w:lvl w:ilvl="0">
+      <w:start w:val="1"/>
+      <w:numFmt w:val="bullet"/>
+      <w:lvlText w:val=""/>
+      <w:lvlJc w:val="left"/>
+      <w:pPr>
+        <w:tabs>
+          <w:tab w:val="num" w:pos="720"/>
+        </w:tabs>
+        <w:ind w:left="720" w:hanging="360"/>
+      </w:pPr>
+      <w:rPr>
+        <w:rFonts w:ascii="Symbol" w:hAnsi="Symbol" w:hint="default"/>
+        <w:sz w:val="20"/>
+      </w:rPr>
+    </w:lvl>
+    <w:lvl w:ilvl="1" w:tentative="1">
+      <w:start w:val="1"/>
+      <w:numFmt w:val="bullet"/>
+      <w:lvlText w:val=""/>
+      <w:lvlJc w:val="left"/>
+      <w:pPr>
+        <w:tabs>
+          <w:tab w:val="num" w:pos="1440"/>
+        </w:tabs>
+        <w:ind w:left="1440" w:hanging="360"/>
+      </w:pPr>
+      <w:rPr>
+        <w:rFonts w:ascii="Symbol" w:hAnsi="Symbol" w:hint="default"/>
+        <w:sz w:val="20"/>
+      </w:rPr>
+    </w:lvl>
+    <w:lvl w:ilvl="2" w:tentative="1">
+      <w:start w:val="1"/>
+      <w:numFmt w:val="bullet"/>
+      <w:lvlText w:val=""/>
+      <w:lvlJc w:val="left"/>
+      <w:pPr>
+        <w:tabs>
+          <w:tab w:val="num" w:pos="2160"/>
+        </w:tabs>
+        <w:ind w:left="2160" w:hanging="360"/>
+      </w:pPr>
+      <w:rPr>
+        <w:rFonts w:ascii="Symbol" w:hAnsi="Symbol" w:hint="default"/>
+        <w:sz w:val="20"/>
+      </w:rPr>
+    </w:lvl>
+    <w:lvl w:ilvl="3" w:tentative="1">
+      <w:start w:val="1"/>
+      <w:numFmt w:val="bullet"/>
+      <w:lvlText w:val=""/>
+      <w:lvlJc w:val="left"/>
+      <w:pPr>
+        <w:tabs>
+          <w:tab w:val="num" w:pos="2880"/>
+        </w:tabs>
+        <w:ind w:left="2880" w:hanging="360"/>
+      </w:pPr>
+      <w:rPr>
+        <w:rFonts w:ascii="Symbol" w:hAnsi="Symbol" w:hint="default"/>
+        <w:sz w:val="20"/>
+      </w:rPr>
+    </w:lvl>
+    <w:lvl w:ilvl="4" w:tentative="1">
+      <w:start w:val="1"/>
+      <w:numFmt w:val="bullet"/>
+      <w:lvlText w:val=""/>
+      <w:lvlJc w:val="left"/>
+      <w:pPr>
+        <w:tabs>
+          <w:tab w:val="num" w:pos="3600"/>
+        </w:tabs>
+        <w:ind w:left="3600" w:hanging="360"/>
+      </w:pPr>
+      <w:rPr>
+        <w:rFonts w:ascii="Symbol" w:hAnsi="Symbol" w:hint="default"/>
+        <w:sz w:val="20"/>
+      </w:rPr>
+    </w:lvl>
+    <w:lvl w:ilvl="5" w:tentative="1">
+      <w:start w:val="1"/>
+      <w:numFmt w:val="bullet"/>
+      <w:lvlText w:val=""/>
+      <w:lvlJc w:val="left"/>
+      <w:pPr>
+        <w:tabs>
+          <w:tab w:val="num" w:pos="4320"/>
+        </w:tabs>
+        <w:ind w:left="4320" w:hanging="360"/>
+      </w:pPr>
+      <w:rPr>
+        <w:rFonts w:ascii="Symbol" w:hAnsi="Symbol" w:hint="default"/>
+        <w:sz w:val="20"/>
+      </w:rPr>
+    </w:lvl>
+    <w:lvl w:ilvl="6" w:tentative="1">
+      <w:start w:val="1"/>
+      <w:numFmt w:val="bullet"/>
+      <w:lvlText w:val=""/>
+      <w:lvlJc w:val="left"/>
+      <w:pPr>
+        <w:tabs>
+          <w:tab w:val="num" w:pos="5040"/>
+        </w:tabs>
+        <w:ind w:left="5040" w:hanging="360"/>
+      </w:pPr>
+      <w:rPr>
+        <w:rFonts w:ascii="Symbol" w:hAnsi="Symbol" w:hint="default"/>
+        <w:sz w:val="20"/>
+      </w:rPr>
+    </w:lvl>
+    <w:lvl w:ilvl="7" w:tentative="1">
+      <w:start w:val="1"/>
+      <w:numFmt w:val="bullet"/>
+      <w:lvlText w:val=""/>
+      <w:lvlJc w:val="left"/>
+      <w:pPr>
+        <w:tabs>
+          <w:tab w:val="num" w:pos="5760"/>
+        </w:tabs>
+        <w:ind w:left="5760" w:hanging="360"/>
+      </w:pPr>
+      <w:rPr>
+        <w:rFonts w:ascii="Symbol" w:hAnsi="Symbol" w:hint="default"/>
+        <w:sz w:val="20"/>
+      </w:rPr>
+    </w:lvl>
+    <w:lvl w:ilvl="8" w:tentative="1">
+      <w:start w:val="1"/>
+      <w:numFmt w:val="bullet"/>
+      <w:lvlText w:val=""/>
+      <w:lvlJc w:val="left"/>
+      <w:pPr>
+        <w:tabs>
+          <w:tab w:val="num" w:pos="6480"/>
+        </w:tabs>
+        <w:ind w:left="6480" w:hanging="360"/>
+      </w:pPr>
+      <w:rPr>
+        <w:rFonts w:ascii="Symbol" w:hAnsi="Symbol" w:hint="default"/>
+        <w:sz w:val="20"/>
+      </w:rPr>
+    </w:lvl>
+  </w:abstractNum>
+  <w:abstractNum w:abstractNumId="14" w15:restartNumberingAfterBreak="0">
+    <w:nsid w:val="6D981DEC"/>
+    <w:multiLevelType w:val="multilevel"/>
+    <w:tmpl w:val="5E4AB780"/>
+    <w:lvl w:ilvl="0">
+      <w:start w:val="1"/>
+      <w:numFmt w:val="decimal"/>
+      <w:lvlText w:val="%1."/>
+      <w:lvlJc w:val="left"/>
+      <w:pPr>
+        <w:tabs>
+          <w:tab w:val="num" w:pos="720"/>
+        </w:tabs>
+        <w:ind w:left="720" w:hanging="360"/>
+      </w:pPr>
+    </w:lvl>
+    <w:lvl w:ilvl="1" w:tentative="1">
+      <w:start w:val="1"/>
+      <w:numFmt w:val="decimal"/>
+      <w:lvlText w:val="%2."/>
+      <w:lvlJc w:val="left"/>
+      <w:pPr>
+        <w:tabs>
+          <w:tab w:val="num" w:pos="1440"/>
+        </w:tabs>
+        <w:ind w:left="1440" w:hanging="360"/>
+      </w:pPr>
+    </w:lvl>
+    <w:lvl w:ilvl="2" w:tentative="1">
+      <w:start w:val="1"/>
+      <w:numFmt w:val="decimal"/>
+      <w:lvlText w:val="%3."/>
+      <w:lvlJc w:val="left"/>
+      <w:pPr>
+        <w:tabs>
+          <w:tab w:val="num" w:pos="2160"/>
+        </w:tabs>
+        <w:ind w:left="2160" w:hanging="360"/>
+      </w:pPr>
+    </w:lvl>
+    <w:lvl w:ilvl="3" w:tentative="1">
+      <w:start w:val="1"/>
+      <w:numFmt w:val="decimal"/>
+      <w:lvlText w:val="%4."/>
+      <w:lvlJc w:val="left"/>
+      <w:pPr>
+        <w:tabs>
+          <w:tab w:val="num" w:pos="2880"/>
+        </w:tabs>
+        <w:ind w:left="2880" w:hanging="360"/>
+      </w:pPr>
+    </w:lvl>
+    <w:lvl w:ilvl="4" w:tentative="1">
+      <w:start w:val="1"/>
+      <w:numFmt w:val="decimal"/>
+      <w:lvlText w:val="%5."/>
+      <w:lvlJc w:val="left"/>
+      <w:pPr>
+        <w:tabs>
+          <w:tab w:val="num" w:pos="3600"/>
+        </w:tabs>
+        <w:ind w:left="3600" w:hanging="360"/>
+      </w:pPr>
+    </w:lvl>
+    <w:lvl w:ilvl="5" w:tentative="1">
+      <w:start w:val="1"/>
+      <w:numFmt w:val="decimal"/>
+      <w:lvlText w:val="%6."/>
+      <w:lvlJc w:val="left"/>
+      <w:pPr>
+        <w:tabs>
+          <w:tab w:val="num" w:pos="4320"/>
+        </w:tabs>
+        <w:ind w:left="4320" w:hanging="360"/>
+      </w:pPr>
+    </w:lvl>
+    <w:lvl w:ilvl="6" w:tentative="1">
+      <w:start w:val="1"/>
+      <w:numFmt w:val="decimal"/>
+      <w:lvlText w:val="%7."/>
+      <w:lvlJc w:val="left"/>
+      <w:pPr>
+        <w:tabs>
+          <w:tab w:val="num" w:pos="5040"/>
+        </w:tabs>
+        <w:ind w:left="5040" w:hanging="360"/>
+      </w:pPr>
+    </w:lvl>
+    <w:lvl w:ilvl="7" w:tentative="1">
+      <w:start w:val="1"/>
+      <w:numFmt w:val="decimal"/>
+      <w:lvlText w:val="%8."/>
+      <w:lvlJc w:val="left"/>
+      <w:pPr>
+        <w:tabs>
+          <w:tab w:val="num" w:pos="5760"/>
+        </w:tabs>
+        <w:ind w:left="5760" w:hanging="360"/>
+      </w:pPr>
+    </w:lvl>
+    <w:lvl w:ilvl="8" w:tentative="1">
+      <w:start w:val="1"/>
+      <w:numFmt w:val="decimal"/>
+      <w:lvlText w:val="%9."/>
+      <w:lvlJc w:val="left"/>
+      <w:pPr>
+        <w:tabs>
+          <w:tab w:val="num" w:pos="6480"/>
+        </w:tabs>
+        <w:ind w:left="6480" w:hanging="360"/>
+      </w:pPr>
+    </w:lvl>
+  </w:abstractNum>
+  <w:abstractNum w:abstractNumId="15" w15:restartNumberingAfterBreak="0">
+    <w:nsid w:val="6E004B8D"/>
+    <w:multiLevelType w:val="multilevel"/>
+    <w:tmpl w:val="6AEEB80E"/>
+    <w:lvl w:ilvl="0">
+      <w:start w:val="1"/>
+      <w:numFmt w:val="decimal"/>
+      <w:lvlText w:val="%1."/>
+      <w:lvlJc w:val="left"/>
+      <w:pPr>
+        <w:tabs>
+          <w:tab w:val="num" w:pos="720"/>
+        </w:tabs>
+        <w:ind w:left="720" w:hanging="360"/>
+      </w:pPr>
+    </w:lvl>
+    <w:lvl w:ilvl="1" w:tentative="1">
+      <w:start w:val="1"/>
+      <w:numFmt w:val="decimal"/>
+      <w:lvlText w:val="%2."/>
+      <w:lvlJc w:val="left"/>
+      <w:pPr>
+        <w:tabs>
+          <w:tab w:val="num" w:pos="1440"/>
+        </w:tabs>
+        <w:ind w:left="1440" w:hanging="360"/>
+      </w:pPr>
+    </w:lvl>
+    <w:lvl w:ilvl="2" w:tentative="1">
+      <w:start w:val="1"/>
+      <w:numFmt w:val="decimal"/>
+      <w:lvlText w:val="%3."/>
+      <w:lvlJc w:val="left"/>
+      <w:pPr>
+        <w:tabs>
+          <w:tab w:val="num" w:pos="2160"/>
+        </w:tabs>
+        <w:ind w:left="2160" w:hanging="360"/>
+      </w:pPr>
+    </w:lvl>
+    <w:lvl w:ilvl="3" w:tentative="1">
+      <w:start w:val="1"/>
+      <w:numFmt w:val="decimal"/>
+      <w:lvlText w:val="%4."/>
+      <w:lvlJc w:val="left"/>
+      <w:pPr>
+        <w:tabs>
+          <w:tab w:val="num" w:pos="2880"/>
+        </w:tabs>
+        <w:ind w:left="2880" w:hanging="360"/>
+      </w:pPr>
+    </w:lvl>
+    <w:lvl w:ilvl="4" w:tentative="1">
+      <w:start w:val="1"/>
+      <w:numFmt w:val="decimal"/>
+      <w:lvlText w:val="%5."/>
+      <w:lvlJc w:val="left"/>
+      <w:pPr>
+        <w:tabs>
+          <w:tab w:val="num" w:pos="3600"/>
+        </w:tabs>
+        <w:ind w:left="3600" w:hanging="360"/>
+      </w:pPr>
+    </w:lvl>
+    <w:lvl w:ilvl="5" w:tentative="1">
+      <w:start w:val="1"/>
+      <w:numFmt w:val="decimal"/>
+      <w:lvlText w:val="%6."/>
+      <w:lvlJc w:val="left"/>
+      <w:pPr>
+        <w:tabs>
+          <w:tab w:val="num" w:pos="4320"/>
+        </w:tabs>
+        <w:ind w:left="4320" w:hanging="360"/>
+      </w:pPr>
+    </w:lvl>
+    <w:lvl w:ilvl="6" w:tentative="1">
+      <w:start w:val="1"/>
+      <w:numFmt w:val="decimal"/>
+      <w:lvlText w:val="%7."/>
+      <w:lvlJc w:val="left"/>
+      <w:pPr>
+        <w:tabs>
+          <w:tab w:val="num" w:pos="5040"/>
+        </w:tabs>
+        <w:ind w:left="5040" w:hanging="360"/>
+      </w:pPr>
+    </w:lvl>
+    <w:lvl w:ilvl="7" w:tentative="1">
+      <w:start w:val="1"/>
+      <w:numFmt w:val="decimal"/>
+      <w:lvlText w:val="%8."/>
+      <w:lvlJc w:val="left"/>
+      <w:pPr>
+        <w:tabs>
+          <w:tab w:val="num" w:pos="5760"/>
+        </w:tabs>
+        <w:ind w:left="5760" w:hanging="360"/>
+      </w:pPr>
+    </w:lvl>
+    <w:lvl w:ilvl="8" w:tentative="1">
+      <w:start w:val="1"/>
+      <w:numFmt w:val="decimal"/>
+      <w:lvlText w:val="%9."/>
+      <w:lvlJc w:val="left"/>
+      <w:pPr>
+        <w:tabs>
+          <w:tab w:val="num" w:pos="6480"/>
+        </w:tabs>
+        <w:ind w:left="6480" w:hanging="360"/>
+      </w:pPr>
+    </w:lvl>
+  </w:abstractNum>
+  <w:abstractNum w:abstractNumId="16" w15:restartNumberingAfterBreak="0">
     <w:nsid w:val="73997BF4"/>
     <w:multiLevelType w:val="multilevel"/>
     <w:tmpl w:val="01F68D12"/>
@@ -3165,7 +11471,156 @@
       </w:rPr>
     </w:lvl>
   </w:abstractNum>
-  <w:abstractNum w:abstractNumId="6" w15:restartNumberingAfterBreak="0">
+  <w:abstractNum w:abstractNumId="17" w15:restartNumberingAfterBreak="0">
+    <w:nsid w:val="75EE6F4C"/>
+    <w:multiLevelType w:val="multilevel"/>
+    <w:tmpl w:val="0A280164"/>
+    <w:lvl w:ilvl="0">
+      <w:start w:val="1"/>
+      <w:numFmt w:val="bullet"/>
+      <w:lvlText w:val=""/>
+      <w:lvlJc w:val="left"/>
+      <w:pPr>
+        <w:tabs>
+          <w:tab w:val="num" w:pos="720"/>
+        </w:tabs>
+        <w:ind w:left="720" w:hanging="360"/>
+      </w:pPr>
+      <w:rPr>
+        <w:rFonts w:ascii="Symbol" w:hAnsi="Symbol" w:hint="default"/>
+        <w:sz w:val="20"/>
+      </w:rPr>
+    </w:lvl>
+    <w:lvl w:ilvl="1" w:tentative="1">
+      <w:start w:val="1"/>
+      <w:numFmt w:val="bullet"/>
+      <w:lvlText w:val=""/>
+      <w:lvlJc w:val="left"/>
+      <w:pPr>
+        <w:tabs>
+          <w:tab w:val="num" w:pos="1440"/>
+        </w:tabs>
+        <w:ind w:left="1440" w:hanging="360"/>
+      </w:pPr>
+      <w:rPr>
+        <w:rFonts w:ascii="Symbol" w:hAnsi="Symbol" w:hint="default"/>
+        <w:sz w:val="20"/>
+      </w:rPr>
+    </w:lvl>
+    <w:lvl w:ilvl="2" w:tentative="1">
+      <w:start w:val="1"/>
+      <w:numFmt w:val="bullet"/>
+      <w:lvlText w:val=""/>
+      <w:lvlJc w:val="left"/>
+      <w:pPr>
+        <w:tabs>
+          <w:tab w:val="num" w:pos="2160"/>
+        </w:tabs>
+        <w:ind w:left="2160" w:hanging="360"/>
+      </w:pPr>
+      <w:rPr>
+        <w:rFonts w:ascii="Symbol" w:hAnsi="Symbol" w:hint="default"/>
+        <w:sz w:val="20"/>
+      </w:rPr>
+    </w:lvl>
+    <w:lvl w:ilvl="3" w:tentative="1">
+      <w:start w:val="1"/>
+      <w:numFmt w:val="bullet"/>
+      <w:lvlText w:val=""/>
+      <w:lvlJc w:val="left"/>
+      <w:pPr>
+        <w:tabs>
+          <w:tab w:val="num" w:pos="2880"/>
+        </w:tabs>
+        <w:ind w:left="2880" w:hanging="360"/>
+      </w:pPr>
+      <w:rPr>
+        <w:rFonts w:ascii="Symbol" w:hAnsi="Symbol" w:hint="default"/>
+        <w:sz w:val="20"/>
+      </w:rPr>
+    </w:lvl>
+    <w:lvl w:ilvl="4" w:tentative="1">
+      <w:start w:val="1"/>
+      <w:numFmt w:val="bullet"/>
+      <w:lvlText w:val=""/>
+      <w:lvlJc w:val="left"/>
+      <w:pPr>
+        <w:tabs>
+          <w:tab w:val="num" w:pos="3600"/>
+        </w:tabs>
+        <w:ind w:left="3600" w:hanging="360"/>
+      </w:pPr>
+      <w:rPr>
+        <w:rFonts w:ascii="Symbol" w:hAnsi="Symbol" w:hint="default"/>
+        <w:sz w:val="20"/>
+      </w:rPr>
+    </w:lvl>
+    <w:lvl w:ilvl="5" w:tentative="1">
+      <w:start w:val="1"/>
+      <w:numFmt w:val="bullet"/>
+      <w:lvlText w:val=""/>
+      <w:lvlJc w:val="left"/>
+      <w:pPr>
+        <w:tabs>
+          <w:tab w:val="num" w:pos="4320"/>
+        </w:tabs>
+        <w:ind w:left="4320" w:hanging="360"/>
+      </w:pPr>
+      <w:rPr>
+        <w:rFonts w:ascii="Symbol" w:hAnsi="Symbol" w:hint="default"/>
+        <w:sz w:val="20"/>
+      </w:rPr>
+    </w:lvl>
+    <w:lvl w:ilvl="6" w:tentative="1">
+      <w:start w:val="1"/>
+      <w:numFmt w:val="bullet"/>
+      <w:lvlText w:val=""/>
+      <w:lvlJc w:val="left"/>
+      <w:pPr>
+        <w:tabs>
+          <w:tab w:val="num" w:pos="5040"/>
+        </w:tabs>
+        <w:ind w:left="5040" w:hanging="360"/>
+      </w:pPr>
+      <w:rPr>
+        <w:rFonts w:ascii="Symbol" w:hAnsi="Symbol" w:hint="default"/>
+        <w:sz w:val="20"/>
+      </w:rPr>
+    </w:lvl>
+    <w:lvl w:ilvl="7" w:tentative="1">
+      <w:start w:val="1"/>
+      <w:numFmt w:val="bullet"/>
+      <w:lvlText w:val=""/>
+      <w:lvlJc w:val="left"/>
+      <w:pPr>
+        <w:tabs>
+          <w:tab w:val="num" w:pos="5760"/>
+        </w:tabs>
+        <w:ind w:left="5760" w:hanging="360"/>
+      </w:pPr>
+      <w:rPr>
+        <w:rFonts w:ascii="Symbol" w:hAnsi="Symbol" w:hint="default"/>
+        <w:sz w:val="20"/>
+      </w:rPr>
+    </w:lvl>
+    <w:lvl w:ilvl="8" w:tentative="1">
+      <w:start w:val="1"/>
+      <w:numFmt w:val="bullet"/>
+      <w:lvlText w:val=""/>
+      <w:lvlJc w:val="left"/>
+      <w:pPr>
+        <w:tabs>
+          <w:tab w:val="num" w:pos="6480"/>
+        </w:tabs>
+        <w:ind w:left="6480" w:hanging="360"/>
+      </w:pPr>
+      <w:rPr>
+        <w:rFonts w:ascii="Symbol" w:hAnsi="Symbol" w:hint="default"/>
+        <w:sz w:val="20"/>
+      </w:rPr>
+    </w:lvl>
+  </w:abstractNum>
+  <w:abstractNum w:abstractNumId="18" w15:restartNumberingAfterBreak="0">
     <w:nsid w:val="77B3620F"/>
     <w:multiLevelType w:val="multilevel"/>
     <w:tmpl w:val="3CF2932A"/>
@@ -3278,7 +11733,7 @@
       </w:pPr>
     </w:lvl>
   </w:abstractNum>
-  <w:abstractNum w:abstractNumId="7" w15:restartNumberingAfterBreak="0">
+  <w:abstractNum w:abstractNumId="19" w15:restartNumberingAfterBreak="0">
     <w:nsid w:val="77F54735"/>
     <w:multiLevelType w:val="multilevel"/>
     <w:tmpl w:val="0546AC84"/>
@@ -3427,29 +11882,369 @@
       </w:rPr>
     </w:lvl>
   </w:abstractNum>
+  <w:abstractNum w:abstractNumId="20" w15:restartNumberingAfterBreak="0">
+    <w:nsid w:val="79405728"/>
+    <w:multiLevelType w:val="multilevel"/>
+    <w:tmpl w:val="A3CAEC18"/>
+    <w:lvl w:ilvl="0">
+      <w:start w:val="1"/>
+      <w:numFmt w:val="bullet"/>
+      <w:lvlText w:val=""/>
+      <w:lvlJc w:val="left"/>
+      <w:pPr>
+        <w:tabs>
+          <w:tab w:val="num" w:pos="720"/>
+        </w:tabs>
+        <w:ind w:left="720" w:hanging="360"/>
+      </w:pPr>
+      <w:rPr>
+        <w:rFonts w:ascii="Symbol" w:hAnsi="Symbol" w:hint="default"/>
+        <w:sz w:val="20"/>
+      </w:rPr>
+    </w:lvl>
+    <w:lvl w:ilvl="1" w:tentative="1">
+      <w:start w:val="1"/>
+      <w:numFmt w:val="bullet"/>
+      <w:lvlText w:val=""/>
+      <w:lvlJc w:val="left"/>
+      <w:pPr>
+        <w:tabs>
+          <w:tab w:val="num" w:pos="1440"/>
+        </w:tabs>
+        <w:ind w:left="1440" w:hanging="360"/>
+      </w:pPr>
+      <w:rPr>
+        <w:rFonts w:ascii="Symbol" w:hAnsi="Symbol" w:hint="default"/>
+        <w:sz w:val="20"/>
+      </w:rPr>
+    </w:lvl>
+    <w:lvl w:ilvl="2" w:tentative="1">
+      <w:start w:val="1"/>
+      <w:numFmt w:val="bullet"/>
+      <w:lvlText w:val=""/>
+      <w:lvlJc w:val="left"/>
+      <w:pPr>
+        <w:tabs>
+          <w:tab w:val="num" w:pos="2160"/>
+        </w:tabs>
+        <w:ind w:left="2160" w:hanging="360"/>
+      </w:pPr>
+      <w:rPr>
+        <w:rFonts w:ascii="Symbol" w:hAnsi="Symbol" w:hint="default"/>
+        <w:sz w:val="20"/>
+      </w:rPr>
+    </w:lvl>
+    <w:lvl w:ilvl="3" w:tentative="1">
+      <w:start w:val="1"/>
+      <w:numFmt w:val="bullet"/>
+      <w:lvlText w:val=""/>
+      <w:lvlJc w:val="left"/>
+      <w:pPr>
+        <w:tabs>
+          <w:tab w:val="num" w:pos="2880"/>
+        </w:tabs>
+        <w:ind w:left="2880" w:hanging="360"/>
+      </w:pPr>
+      <w:rPr>
+        <w:rFonts w:ascii="Symbol" w:hAnsi="Symbol" w:hint="default"/>
+        <w:sz w:val="20"/>
+      </w:rPr>
+    </w:lvl>
+    <w:lvl w:ilvl="4" w:tentative="1">
+      <w:start w:val="1"/>
+      <w:numFmt w:val="bullet"/>
+      <w:lvlText w:val=""/>
+      <w:lvlJc w:val="left"/>
+      <w:pPr>
+        <w:tabs>
+          <w:tab w:val="num" w:pos="3600"/>
+        </w:tabs>
+        <w:ind w:left="3600" w:hanging="360"/>
+      </w:pPr>
+      <w:rPr>
+        <w:rFonts w:ascii="Symbol" w:hAnsi="Symbol" w:hint="default"/>
+        <w:sz w:val="20"/>
+      </w:rPr>
+    </w:lvl>
+    <w:lvl w:ilvl="5" w:tentative="1">
+      <w:start w:val="1"/>
+      <w:numFmt w:val="bullet"/>
+      <w:lvlText w:val=""/>
+      <w:lvlJc w:val="left"/>
+      <w:pPr>
+        <w:tabs>
+          <w:tab w:val="num" w:pos="4320"/>
+        </w:tabs>
+        <w:ind w:left="4320" w:hanging="360"/>
+      </w:pPr>
+      <w:rPr>
+        <w:rFonts w:ascii="Symbol" w:hAnsi="Symbol" w:hint="default"/>
+        <w:sz w:val="20"/>
+      </w:rPr>
+    </w:lvl>
+    <w:lvl w:ilvl="6" w:tentative="1">
+      <w:start w:val="1"/>
+      <w:numFmt w:val="bullet"/>
+      <w:lvlText w:val=""/>
+      <w:lvlJc w:val="left"/>
+      <w:pPr>
+        <w:tabs>
+          <w:tab w:val="num" w:pos="5040"/>
+        </w:tabs>
+        <w:ind w:left="5040" w:hanging="360"/>
+      </w:pPr>
+      <w:rPr>
+        <w:rFonts w:ascii="Symbol" w:hAnsi="Symbol" w:hint="default"/>
+        <w:sz w:val="20"/>
+      </w:rPr>
+    </w:lvl>
+    <w:lvl w:ilvl="7" w:tentative="1">
+      <w:start w:val="1"/>
+      <w:numFmt w:val="bullet"/>
+      <w:lvlText w:val=""/>
+      <w:lvlJc w:val="left"/>
+      <w:pPr>
+        <w:tabs>
+          <w:tab w:val="num" w:pos="5760"/>
+        </w:tabs>
+        <w:ind w:left="5760" w:hanging="360"/>
+      </w:pPr>
+      <w:rPr>
+        <w:rFonts w:ascii="Symbol" w:hAnsi="Symbol" w:hint="default"/>
+        <w:sz w:val="20"/>
+      </w:rPr>
+    </w:lvl>
+    <w:lvl w:ilvl="8" w:tentative="1">
+      <w:start w:val="1"/>
+      <w:numFmt w:val="bullet"/>
+      <w:lvlText w:val=""/>
+      <w:lvlJc w:val="left"/>
+      <w:pPr>
+        <w:tabs>
+          <w:tab w:val="num" w:pos="6480"/>
+        </w:tabs>
+        <w:ind w:left="6480" w:hanging="360"/>
+      </w:pPr>
+      <w:rPr>
+        <w:rFonts w:ascii="Symbol" w:hAnsi="Symbol" w:hint="default"/>
+        <w:sz w:val="20"/>
+      </w:rPr>
+    </w:lvl>
+  </w:abstractNum>
+  <w:abstractNum w:abstractNumId="21" w15:restartNumberingAfterBreak="0">
+    <w:nsid w:val="7BD741F5"/>
+    <w:multiLevelType w:val="multilevel"/>
+    <w:tmpl w:val="1D7694D2"/>
+    <w:lvl w:ilvl="0">
+      <w:start w:val="1"/>
+      <w:numFmt w:val="bullet"/>
+      <w:lvlText w:val=""/>
+      <w:lvlJc w:val="left"/>
+      <w:pPr>
+        <w:tabs>
+          <w:tab w:val="num" w:pos="720"/>
+        </w:tabs>
+        <w:ind w:left="720" w:hanging="360"/>
+      </w:pPr>
+      <w:rPr>
+        <w:rFonts w:ascii="Symbol" w:hAnsi="Symbol" w:hint="default"/>
+        <w:sz w:val="20"/>
+      </w:rPr>
+    </w:lvl>
+    <w:lvl w:ilvl="1" w:tentative="1">
+      <w:start w:val="1"/>
+      <w:numFmt w:val="bullet"/>
+      <w:lvlText w:val="o"/>
+      <w:lvlJc w:val="left"/>
+      <w:pPr>
+        <w:tabs>
+          <w:tab w:val="num" w:pos="1440"/>
+        </w:tabs>
+        <w:ind w:left="1440" w:hanging="360"/>
+      </w:pPr>
+      <w:rPr>
+        <w:rFonts w:ascii="Courier New" w:hAnsi="Courier New" w:hint="default"/>
+        <w:sz w:val="20"/>
+      </w:rPr>
+    </w:lvl>
+    <w:lvl w:ilvl="2" w:tentative="1">
+      <w:start w:val="1"/>
+      <w:numFmt w:val="bullet"/>
+      <w:lvlText w:val=""/>
+      <w:lvlJc w:val="left"/>
+      <w:pPr>
+        <w:tabs>
+          <w:tab w:val="num" w:pos="2160"/>
+        </w:tabs>
+        <w:ind w:left="2160" w:hanging="360"/>
+      </w:pPr>
+      <w:rPr>
+        <w:rFonts w:ascii="Wingdings" w:hAnsi="Wingdings" w:hint="default"/>
+        <w:sz w:val="20"/>
+      </w:rPr>
+    </w:lvl>
+    <w:lvl w:ilvl="3" w:tentative="1">
+      <w:start w:val="1"/>
+      <w:numFmt w:val="bullet"/>
+      <w:lvlText w:val=""/>
+      <w:lvlJc w:val="left"/>
+      <w:pPr>
+        <w:tabs>
+          <w:tab w:val="num" w:pos="2880"/>
+        </w:tabs>
+        <w:ind w:left="2880" w:hanging="360"/>
+      </w:pPr>
+      <w:rPr>
+        <w:rFonts w:ascii="Wingdings" w:hAnsi="Wingdings" w:hint="default"/>
+        <w:sz w:val="20"/>
+      </w:rPr>
+    </w:lvl>
+    <w:lvl w:ilvl="4" w:tentative="1">
+      <w:start w:val="1"/>
+      <w:numFmt w:val="bullet"/>
+      <w:lvlText w:val=""/>
+      <w:lvlJc w:val="left"/>
+      <w:pPr>
+        <w:tabs>
+          <w:tab w:val="num" w:pos="3600"/>
+        </w:tabs>
+        <w:ind w:left="3600" w:hanging="360"/>
+      </w:pPr>
+      <w:rPr>
+        <w:rFonts w:ascii="Wingdings" w:hAnsi="Wingdings" w:hint="default"/>
+        <w:sz w:val="20"/>
+      </w:rPr>
+    </w:lvl>
+    <w:lvl w:ilvl="5" w:tentative="1">
+      <w:start w:val="1"/>
+      <w:numFmt w:val="bullet"/>
+      <w:lvlText w:val=""/>
+      <w:lvlJc w:val="left"/>
+      <w:pPr>
+        <w:tabs>
+          <w:tab w:val="num" w:pos="4320"/>
+        </w:tabs>
+        <w:ind w:left="4320" w:hanging="360"/>
+      </w:pPr>
+      <w:rPr>
+        <w:rFonts w:ascii="Wingdings" w:hAnsi="Wingdings" w:hint="default"/>
+        <w:sz w:val="20"/>
+      </w:rPr>
+    </w:lvl>
+    <w:lvl w:ilvl="6" w:tentative="1">
+      <w:start w:val="1"/>
+      <w:numFmt w:val="bullet"/>
+      <w:lvlText w:val=""/>
+      <w:lvlJc w:val="left"/>
+      <w:pPr>
+        <w:tabs>
+          <w:tab w:val="num" w:pos="5040"/>
+        </w:tabs>
+        <w:ind w:left="5040" w:hanging="360"/>
+      </w:pPr>
+      <w:rPr>
+        <w:rFonts w:ascii="Wingdings" w:hAnsi="Wingdings" w:hint="default"/>
+        <w:sz w:val="20"/>
+      </w:rPr>
+    </w:lvl>
+    <w:lvl w:ilvl="7" w:tentative="1">
+      <w:start w:val="1"/>
+      <w:numFmt w:val="bullet"/>
+      <w:lvlText w:val=""/>
+      <w:lvlJc w:val="left"/>
+      <w:pPr>
+        <w:tabs>
+          <w:tab w:val="num" w:pos="5760"/>
+        </w:tabs>
+        <w:ind w:left="5760" w:hanging="360"/>
+      </w:pPr>
+      <w:rPr>
+        <w:rFonts w:ascii="Wingdings" w:hAnsi="Wingdings" w:hint="default"/>
+        <w:sz w:val="20"/>
+      </w:rPr>
+    </w:lvl>
+    <w:lvl w:ilvl="8" w:tentative="1">
+      <w:start w:val="1"/>
+      <w:numFmt w:val="bullet"/>
+      <w:lvlText w:val=""/>
+      <w:lvlJc w:val="left"/>
+      <w:pPr>
+        <w:tabs>
+          <w:tab w:val="num" w:pos="6480"/>
+        </w:tabs>
+        <w:ind w:left="6480" w:hanging="360"/>
+      </w:pPr>
+      <w:rPr>
+        <w:rFonts w:ascii="Wingdings" w:hAnsi="Wingdings" w:hint="default"/>
+        <w:sz w:val="20"/>
+      </w:rPr>
+    </w:lvl>
+  </w:abstractNum>
   <w:num w:numId="1" w16cid:durableId="2126732161">
-    <w:abstractNumId w:val="4"/>
+    <w:abstractNumId w:val="10"/>
   </w:num>
   <w:num w:numId="2" w16cid:durableId="346372139">
-    <w:abstractNumId w:val="1"/>
+    <w:abstractNumId w:val="5"/>
   </w:num>
   <w:num w:numId="3" w16cid:durableId="158236086">
     <w:abstractNumId w:val="0"/>
   </w:num>
   <w:num w:numId="4" w16cid:durableId="1987391970">
+    <w:abstractNumId w:val="19"/>
+  </w:num>
+  <w:num w:numId="5" w16cid:durableId="1095394442">
+    <w:abstractNumId w:val="16"/>
+  </w:num>
+  <w:num w:numId="6" w16cid:durableId="2131435276">
+    <w:abstractNumId w:val="9"/>
+  </w:num>
+  <w:num w:numId="7" w16cid:durableId="1701780314">
+    <w:abstractNumId w:val="6"/>
+  </w:num>
+  <w:num w:numId="8" w16cid:durableId="804082329">
+    <w:abstractNumId w:val="18"/>
+  </w:num>
+  <w:num w:numId="9" w16cid:durableId="1766152577">
+    <w:abstractNumId w:val="17"/>
+  </w:num>
+  <w:num w:numId="10" w16cid:durableId="228466819">
+    <w:abstractNumId w:val="13"/>
+  </w:num>
+  <w:num w:numId="11" w16cid:durableId="996306590">
+    <w:abstractNumId w:val="15"/>
+  </w:num>
+  <w:num w:numId="12" w16cid:durableId="1774519160">
+    <w:abstractNumId w:val="20"/>
+  </w:num>
+  <w:num w:numId="13" w16cid:durableId="1611620351">
+    <w:abstractNumId w:val="8"/>
+  </w:num>
+  <w:num w:numId="14" w16cid:durableId="1077286790">
+    <w:abstractNumId w:val="1"/>
+  </w:num>
+  <w:num w:numId="15" w16cid:durableId="939529392">
+    <w:abstractNumId w:val="3"/>
+  </w:num>
+  <w:num w:numId="16" w16cid:durableId="1274829217">
+    <w:abstractNumId w:val="12"/>
+  </w:num>
+  <w:num w:numId="17" w16cid:durableId="515535847">
     <w:abstractNumId w:val="7"/>
   </w:num>
-  <w:num w:numId="5" w16cid:durableId="1095394442">
-    <w:abstractNumId w:val="5"/>
+  <w:num w:numId="18" w16cid:durableId="115568987">
+    <w:abstractNumId w:val="4"/>
   </w:num>
-  <w:num w:numId="6" w16cid:durableId="2131435276">
-    <w:abstractNumId w:val="3"/>
+  <w:num w:numId="19" w16cid:durableId="1694961139">
+    <w:abstractNumId w:val="21"/>
   </w:num>
-  <w:num w:numId="7" w16cid:durableId="1701780314">
+  <w:num w:numId="20" w16cid:durableId="573779053">
+    <w:abstractNumId w:val="14"/>
+  </w:num>
+  <w:num w:numId="21" w16cid:durableId="1209613520">
+    <w:abstractNumId w:val="11"/>
+  </w:num>
+  <w:num w:numId="22" w16cid:durableId="300117895">
     <w:abstractNumId w:val="2"/>
-  </w:num>
-  <w:num w:numId="8" w16cid:durableId="804082329">
-    <w:abstractNumId w:val="6"/>
   </w:num>
 </w:numbering>
 </file>
@@ -4389,6 +13184,29 @@
       </w:tblBorders>
     </w:tblPr>
   </w:style>
+  <w:style w:type="character" w:styleId="Hyperlink">
+    <w:name w:val="Hyperlink"/>
+    <w:basedOn w:val="DefaultParagraphFont"/>
+    <w:uiPriority w:val="99"/>
+    <w:unhideWhenUsed/>
+    <w:rsid w:val="000E1D43"/>
+    <w:rPr>
+      <w:color w:val="467886" w:themeColor="hyperlink"/>
+      <w:u w:val="single"/>
+    </w:rPr>
+  </w:style>
+  <w:style w:type="character" w:styleId="UnresolvedMention">
+    <w:name w:val="Unresolved Mention"/>
+    <w:basedOn w:val="DefaultParagraphFont"/>
+    <w:uiPriority w:val="99"/>
+    <w:semiHidden/>
+    <w:unhideWhenUsed/>
+    <w:rsid w:val="000E1D43"/>
+    <w:rPr>
+      <w:color w:val="605E5C"/>
+      <w:shd w:val="clear" w:color="auto" w:fill="E1DFDD"/>
+    </w:rPr>
+  </w:style>
 </w:styles>
 </file>
 
